--- a/PR_01.1/PR_01.1_Pablo_Fernández.docx
+++ b/PR_01.1/PR_01.1_Pablo_Fernández.docx
@@ -4,15 +4,18 @@
   <w:body>
     <w:p>
       <w:pPr>
-        <w:rPr>
-          <w:b/>
-          <w:bCs/>
-        </w:rPr>
-      </w:pPr>
-      <w:r>
-        <w:rPr>
-          <w:b/>
-          <w:bCs/>
+        <w:jc w:val="both"/>
+        <w:rPr>
+          <w:b/>
+          <w:bCs/>
+          <w:u w:val="single"/>
+        </w:rPr>
+      </w:pPr>
+      <w:r>
+        <w:rPr>
+          <w:b/>
+          <w:bCs/>
+          <w:u w:val="single"/>
         </w:rPr>
         <w:t>1.- Conceptos Básicos y Variables</w:t>
       </w:r>
@@ -21,23 +24,24 @@
       <w:pPr>
         <w:ind w:left="708"/>
         <w:jc w:val="both"/>
-      </w:pPr>
-      <w:r>
+        <w:rPr>
+          <w:b/>
+          <w:bCs/>
+        </w:rPr>
+      </w:pPr>
+      <w:r>
+        <w:rPr>
+          <w:b/>
+          <w:bCs/>
+        </w:rPr>
         <w:t>1.</w:t>
       </w:r>
       <w:r>
-        <w:t xml:space="preserve"> </w:t>
-      </w:r>
-      <w:r>
-        <w:t xml:space="preserve">Muestra el contenido de tu variable de entorno cd junto con esa variable para navegar a dicho directorio y verifica con </w:t>
-      </w:r>
-      <w:proofErr w:type="gramStart"/>
-      <w:r>
-        <w:t>HOME .</w:t>
-      </w:r>
-      <w:proofErr w:type="gramEnd"/>
-      <w:r>
-        <w:t xml:space="preserve"> Luego, usa encuentras en la ubicación correcta.</w:t>
+        <w:rPr>
+          <w:b/>
+          <w:bCs/>
+        </w:rPr>
+        <w:t xml:space="preserve"> Muestra el contenido de tu variable de entorno cd junto con esa variable para navegar a dicho directorio y verifica con HOME . Luego, usa encuentras en la ubicación correcta.</w:t>
       </w:r>
     </w:p>
     <w:p>
@@ -95,26 +99,30 @@
       <w:pPr>
         <w:ind w:left="708"/>
         <w:jc w:val="both"/>
-      </w:pPr>
-      <w:r>
+        <w:rPr>
+          <w:b/>
+          <w:bCs/>
+        </w:rPr>
+      </w:pPr>
+      <w:r>
+        <w:rPr>
+          <w:b/>
+          <w:bCs/>
+        </w:rPr>
         <w:t>2.</w:t>
       </w:r>
       <w:r>
-        <w:t xml:space="preserve"> </w:t>
-      </w:r>
-      <w:r>
-        <w:t xml:space="preserve">Ejecuta el comando pwd que te </w:t>
-      </w:r>
-      <w:proofErr w:type="gramStart"/>
-      <w:r>
-        <w:t>whoami .</w:t>
-      </w:r>
-      <w:proofErr w:type="gramEnd"/>
-      <w:r>
-        <w:t xml:space="preserve"> Ahora, crea una variable local llamada USUARIO_ACTUAL que contenga el resultado del comando anterior y muéstrala en la terminal.</w:t>
-      </w:r>
-    </w:p>
-    <w:p>
+        <w:rPr>
+          <w:b/>
+          <w:bCs/>
+        </w:rPr>
+        <w:t xml:space="preserve"> Ejecuta el comando pwd que te whoami . Ahora, crea una variable local llamada USUARIO_ACTUAL que contenga el resultado del comando anterior y muéstrala en la terminal.</w:t>
+      </w:r>
+    </w:p>
+    <w:p>
+      <w:pPr>
+        <w:jc w:val="both"/>
+      </w:pPr>
       <w:r>
         <w:tab/>
       </w:r>
@@ -166,26 +174,30 @@
       <w:pPr>
         <w:ind w:left="708"/>
         <w:jc w:val="both"/>
-      </w:pPr>
-      <w:r>
+        <w:rPr>
+          <w:b/>
+          <w:bCs/>
+        </w:rPr>
+      </w:pPr>
+      <w:r>
+        <w:rPr>
+          <w:b/>
+          <w:bCs/>
+        </w:rPr>
         <w:t>3.</w:t>
       </w:r>
       <w:r>
-        <w:t xml:space="preserve"> </w:t>
-      </w:r>
-      <w:r>
-        <w:t xml:space="preserve">Intenta crear un archivo llamado dos palabras.txt sin usar comillas. Observa el resultado con </w:t>
-      </w:r>
-      <w:proofErr w:type="gramStart"/>
-      <w:r>
-        <w:t>ls .</w:t>
-      </w:r>
-      <w:proofErr w:type="gramEnd"/>
-      <w:r>
-        <w:t xml:space="preserve"> ¿Qué ha ocurrido y por qué? Ahora, bórralo(s) y créalo correctamente.</w:t>
-      </w:r>
-    </w:p>
-    <w:p>
+        <w:rPr>
+          <w:b/>
+          <w:bCs/>
+        </w:rPr>
+        <w:t xml:space="preserve"> Intenta crear un archivo llamado dos palabras.txt sin usar comillas. Observa el resultado con ls . ¿Qué ha ocurrido y por qué? Ahora, bórralo(s) y créalo correctamente.</w:t>
+      </w:r>
+    </w:p>
+    <w:p>
+      <w:pPr>
+        <w:jc w:val="both"/>
+      </w:pPr>
       <w:r>
         <w:tab/>
       </w:r>
@@ -236,6 +248,7 @@
     <w:p>
       <w:pPr>
         <w:ind w:left="705"/>
+        <w:jc w:val="both"/>
       </w:pPr>
       <w:r>
         <w:t>Se han creado dos archivos, uno llamado dos y otro llamado palabras.txt, porque al haber un espacio entre los dos Linux los ha interpretado como dos archivos diferentes.</w:t>
@@ -244,6 +257,7 @@
     <w:p>
       <w:pPr>
         <w:ind w:left="705"/>
+        <w:jc w:val="both"/>
       </w:pPr>
       <w:r>
         <w:rPr>
@@ -289,36 +303,50 @@
     <w:p>
       <w:pPr>
         <w:ind w:left="705"/>
+        <w:jc w:val="both"/>
       </w:pPr>
     </w:p>
     <w:p>
       <w:pPr>
         <w:ind w:left="705"/>
+        <w:jc w:val="both"/>
       </w:pPr>
     </w:p>
     <w:p>
       <w:pPr>
         <w:ind w:left="705"/>
+        <w:jc w:val="both"/>
       </w:pPr>
     </w:p>
     <w:p>
       <w:pPr>
         <w:ind w:left="705"/>
-      </w:pPr>
-      <w:r>
+        <w:jc w:val="both"/>
+        <w:rPr>
+          <w:b/>
+          <w:bCs/>
+        </w:rPr>
+      </w:pPr>
+      <w:r>
+        <w:rPr>
+          <w:b/>
+          <w:bCs/>
+        </w:rPr>
         <w:lastRenderedPageBreak/>
         <w:t>4.</w:t>
       </w:r>
       <w:r>
-        <w:t xml:space="preserve"> </w:t>
-      </w:r>
-      <w:r>
-        <w:t>Usa el comando type para averiguar si ls y cd son internos o externos al shell. ¿Qué diferencia práctica crees que implica esto?</w:t>
+        <w:rPr>
+          <w:b/>
+          <w:bCs/>
+        </w:rPr>
+        <w:t xml:space="preserve"> Usa el comando type para averiguar si ls y cd son internos o externos al shell. ¿Qué diferencia práctica crees que implica esto?</w:t>
       </w:r>
     </w:p>
     <w:p>
       <w:pPr>
         <w:ind w:left="705"/>
+        <w:jc w:val="both"/>
       </w:pPr>
       <w:r>
         <w:tab/>
@@ -389,18 +417,31 @@
     <w:p>
       <w:pPr>
         <w:ind w:left="708"/>
-      </w:pPr>
-      <w:r>
+        <w:jc w:val="both"/>
+        <w:rPr>
+          <w:b/>
+          <w:bCs/>
+        </w:rPr>
+      </w:pPr>
+      <w:r>
+        <w:rPr>
+          <w:b/>
+          <w:bCs/>
+        </w:rPr>
         <w:t>5.</w:t>
       </w:r>
       <w:r>
-        <w:t xml:space="preserve"> </w:t>
-      </w:r>
-      <w:r>
-        <w:t>Muestra tu PATH actual. Crea un directorio ~/mi_bin y añádelo temporalmente al principio de tu PATH. Verifica que el cambio se ha realizado correctamente.</w:t>
-      </w:r>
-    </w:p>
-    <w:p>
+        <w:rPr>
+          <w:b/>
+          <w:bCs/>
+        </w:rPr>
+        <w:t xml:space="preserve"> Muestra tu PATH actual. Crea un directorio ~/mi_bin y añádelo temporalmente al principio de tu PATH. Verifica que el cambio se ha realizado correctamente.</w:t>
+      </w:r>
+    </w:p>
+    <w:p>
+      <w:pPr>
+        <w:jc w:val="both"/>
+      </w:pPr>
       <w:r>
         <w:tab/>
       </w:r>
@@ -445,7 +486,5826 @@
         </w:drawing>
       </w:r>
     </w:p>
-    <w:p/>
+    <w:p>
+      <w:pPr>
+        <w:jc w:val="both"/>
+        <w:rPr>
+          <w:b/>
+          <w:bCs/>
+        </w:rPr>
+      </w:pPr>
+      <w:r>
+        <w:rPr>
+          <w:b/>
+          <w:bCs/>
+        </w:rPr>
+        <w:br w:type="page"/>
+      </w:r>
+    </w:p>
+    <w:p>
+      <w:pPr>
+        <w:jc w:val="both"/>
+        <w:rPr>
+          <w:b/>
+          <w:bCs/>
+          <w:u w:val="single"/>
+        </w:rPr>
+      </w:pPr>
+      <w:r>
+        <w:rPr>
+          <w:b/>
+          <w:bCs/>
+          <w:u w:val="single"/>
+        </w:rPr>
+        <w:lastRenderedPageBreak/>
+        <w:t>2.- Obtener Ayuda y Localizar Archivos</w:t>
+      </w:r>
+    </w:p>
+    <w:p>
+      <w:pPr>
+        <w:ind w:left="705"/>
+        <w:jc w:val="both"/>
+        <w:rPr>
+          <w:b/>
+          <w:bCs/>
+        </w:rPr>
+      </w:pPr>
+      <w:r>
+        <w:rPr>
+          <w:b/>
+          <w:bCs/>
+        </w:rPr>
+        <w:t>1. Abre la página del manual para el comando chmod . ¿En qué sección del manual se encuentra? ¿Qué indica ese número de sección sobre el tipo de comando?</w:t>
+      </w:r>
+    </w:p>
+    <w:p>
+      <w:pPr>
+        <w:ind w:left="705"/>
+        <w:jc w:val="both"/>
+      </w:pPr>
+      <w:r>
+        <w:tab/>
+      </w:r>
+      <w:r>
+        <w:tab/>
+      </w:r>
+      <w:r>
+        <w:rPr>
+          <w:noProof/>
+        </w:rPr>
+        <w:drawing>
+          <wp:inline distT="0" distB="0" distL="0" distR="0" wp14:anchorId="0807F740" wp14:editId="34A50CB2">
+            <wp:extent cx="2562583" cy="209579"/>
+            <wp:effectExtent l="0" t="0" r="9525" b="0"/>
+            <wp:docPr id="2016326340" name="Imagen 1"/>
+            <wp:cNvGraphicFramePr>
+              <a:graphicFrameLocks xmlns:a="http://schemas.openxmlformats.org/drawingml/2006/main" noChangeAspect="1"/>
+            </wp:cNvGraphicFramePr>
+            <a:graphic xmlns:a="http://schemas.openxmlformats.org/drawingml/2006/main">
+              <a:graphicData uri="http://schemas.openxmlformats.org/drawingml/2006/picture">
+                <pic:pic xmlns:pic="http://schemas.openxmlformats.org/drawingml/2006/picture">
+                  <pic:nvPicPr>
+                    <pic:cNvPr id="2016326340" name=""/>
+                    <pic:cNvPicPr/>
+                  </pic:nvPicPr>
+                  <pic:blipFill>
+                    <a:blip r:embed="rId10"/>
+                    <a:stretch>
+                      <a:fillRect/>
+                    </a:stretch>
+                  </pic:blipFill>
+                  <pic:spPr>
+                    <a:xfrm>
+                      <a:off x="0" y="0"/>
+                      <a:ext cx="2562583" cy="209579"/>
+                    </a:xfrm>
+                    <a:prstGeom prst="rect">
+                      <a:avLst/>
+                    </a:prstGeom>
+                  </pic:spPr>
+                </pic:pic>
+              </a:graphicData>
+            </a:graphic>
+          </wp:inline>
+        </w:drawing>
+      </w:r>
+    </w:p>
+    <w:p>
+      <w:pPr>
+        <w:ind w:left="705"/>
+        <w:jc w:val="both"/>
+      </w:pPr>
+      <w:r>
+        <w:tab/>
+      </w:r>
+      <w:r>
+        <w:tab/>
+      </w:r>
+    </w:p>
+    <w:p>
+      <w:pPr>
+        <w:ind w:left="705"/>
+        <w:jc w:val="both"/>
+      </w:pPr>
+      <w:r>
+        <w:rPr>
+          <w:noProof/>
+        </w:rPr>
+        <w:drawing>
+          <wp:inline distT="0" distB="0" distL="0" distR="0" wp14:anchorId="7656E30D" wp14:editId="32419CDC">
+            <wp:extent cx="5921953" cy="3685900"/>
+            <wp:effectExtent l="0" t="0" r="3175" b="0"/>
+            <wp:docPr id="1769075682" name="Imagen 1" descr="Texto&#10;&#10;El contenido generado por IA puede ser incorrecto."/>
+            <wp:cNvGraphicFramePr>
+              <a:graphicFrameLocks xmlns:a="http://schemas.openxmlformats.org/drawingml/2006/main" noChangeAspect="1"/>
+            </wp:cNvGraphicFramePr>
+            <a:graphic xmlns:a="http://schemas.openxmlformats.org/drawingml/2006/main">
+              <a:graphicData uri="http://schemas.openxmlformats.org/drawingml/2006/picture">
+                <pic:pic xmlns:pic="http://schemas.openxmlformats.org/drawingml/2006/picture">
+                  <pic:nvPicPr>
+                    <pic:cNvPr id="1769075682" name="Imagen 1" descr="Texto&#10;&#10;El contenido generado por IA puede ser incorrecto."/>
+                    <pic:cNvPicPr/>
+                  </pic:nvPicPr>
+                  <pic:blipFill>
+                    <a:blip r:embed="rId11"/>
+                    <a:stretch>
+                      <a:fillRect/>
+                    </a:stretch>
+                  </pic:blipFill>
+                  <pic:spPr>
+                    <a:xfrm>
+                      <a:off x="0" y="0"/>
+                      <a:ext cx="5953072" cy="3705269"/>
+                    </a:xfrm>
+                    <a:prstGeom prst="rect">
+                      <a:avLst/>
+                    </a:prstGeom>
+                  </pic:spPr>
+                </pic:pic>
+              </a:graphicData>
+            </a:graphic>
+          </wp:inline>
+        </w:drawing>
+      </w:r>
+    </w:p>
+    <w:p>
+      <w:pPr>
+        <w:ind w:left="705"/>
+        <w:jc w:val="both"/>
+      </w:pPr>
+      <w:r>
+        <w:t>Está en la sección 1 del manual, lo cual indica que chmod es un comando del usuario.</w:t>
+      </w:r>
+    </w:p>
+    <w:p>
+      <w:pPr>
+        <w:ind w:left="708" w:hanging="3"/>
+        <w:jc w:val="both"/>
+        <w:rPr>
+          <w:b/>
+          <w:bCs/>
+        </w:rPr>
+      </w:pPr>
+      <w:r>
+        <w:rPr>
+          <w:b/>
+          <w:bCs/>
+        </w:rPr>
+        <w:t>2. Usando la función de búsqueda dentro de la página del manual de encuentra la opción que ordena los archivos por tamaño.</w:t>
+      </w:r>
+    </w:p>
+    <w:p>
+      <w:pPr>
+        <w:ind w:firstLine="705"/>
+        <w:jc w:val="both"/>
+      </w:pPr>
+      <w:r>
+        <w:rPr>
+          <w:noProof/>
+        </w:rPr>
+        <w:drawing>
+          <wp:inline distT="0" distB="0" distL="0" distR="0" wp14:anchorId="4A35DF25" wp14:editId="0FBE6D87">
+            <wp:extent cx="2362530" cy="371527"/>
+            <wp:effectExtent l="0" t="0" r="0" b="9525"/>
+            <wp:docPr id="1854479358" name="Imagen 1"/>
+            <wp:cNvGraphicFramePr>
+              <a:graphicFrameLocks xmlns:a="http://schemas.openxmlformats.org/drawingml/2006/main" noChangeAspect="1"/>
+            </wp:cNvGraphicFramePr>
+            <a:graphic xmlns:a="http://schemas.openxmlformats.org/drawingml/2006/main">
+              <a:graphicData uri="http://schemas.openxmlformats.org/drawingml/2006/picture">
+                <pic:pic xmlns:pic="http://schemas.openxmlformats.org/drawingml/2006/picture">
+                  <pic:nvPicPr>
+                    <pic:cNvPr id="1854479358" name=""/>
+                    <pic:cNvPicPr/>
+                  </pic:nvPicPr>
+                  <pic:blipFill>
+                    <a:blip r:embed="rId12"/>
+                    <a:stretch>
+                      <a:fillRect/>
+                    </a:stretch>
+                  </pic:blipFill>
+                  <pic:spPr>
+                    <a:xfrm>
+                      <a:off x="0" y="0"/>
+                      <a:ext cx="2362530" cy="371527"/>
+                    </a:xfrm>
+                    <a:prstGeom prst="rect">
+                      <a:avLst/>
+                    </a:prstGeom>
+                  </pic:spPr>
+                </pic:pic>
+              </a:graphicData>
+            </a:graphic>
+          </wp:inline>
+        </w:drawing>
+      </w:r>
+    </w:p>
+    <w:p>
+      <w:pPr>
+        <w:ind w:firstLine="705"/>
+        <w:jc w:val="both"/>
+      </w:pPr>
+      <w:r>
+        <w:rPr>
+          <w:noProof/>
+        </w:rPr>
+        <w:drawing>
+          <wp:inline distT="0" distB="0" distL="0" distR="0" wp14:anchorId="2F8879F8" wp14:editId="21BBDAE4">
+            <wp:extent cx="2705478" cy="209579"/>
+            <wp:effectExtent l="0" t="0" r="0" b="0"/>
+            <wp:docPr id="1613817816" name="Imagen 1"/>
+            <wp:cNvGraphicFramePr>
+              <a:graphicFrameLocks xmlns:a="http://schemas.openxmlformats.org/drawingml/2006/main" noChangeAspect="1"/>
+            </wp:cNvGraphicFramePr>
+            <a:graphic xmlns:a="http://schemas.openxmlformats.org/drawingml/2006/main">
+              <a:graphicData uri="http://schemas.openxmlformats.org/drawingml/2006/picture">
+                <pic:pic xmlns:pic="http://schemas.openxmlformats.org/drawingml/2006/picture">
+                  <pic:nvPicPr>
+                    <pic:cNvPr id="1613817816" name=""/>
+                    <pic:cNvPicPr/>
+                  </pic:nvPicPr>
+                  <pic:blipFill>
+                    <a:blip r:embed="rId13"/>
+                    <a:stretch>
+                      <a:fillRect/>
+                    </a:stretch>
+                  </pic:blipFill>
+                  <pic:spPr>
+                    <a:xfrm>
+                      <a:off x="0" y="0"/>
+                      <a:ext cx="2705478" cy="209579"/>
+                    </a:xfrm>
+                    <a:prstGeom prst="rect">
+                      <a:avLst/>
+                    </a:prstGeom>
+                  </pic:spPr>
+                </pic:pic>
+              </a:graphicData>
+            </a:graphic>
+          </wp:inline>
+        </w:drawing>
+      </w:r>
+    </w:p>
+    <w:p>
+      <w:pPr>
+        <w:ind w:firstLine="705"/>
+        <w:jc w:val="both"/>
+      </w:pPr>
+      <w:r>
+        <w:rPr>
+          <w:noProof/>
+        </w:rPr>
+        <w:drawing>
+          <wp:inline distT="0" distB="0" distL="0" distR="0" wp14:anchorId="6CADFAAB" wp14:editId="6976565F">
+            <wp:extent cx="3124636" cy="466790"/>
+            <wp:effectExtent l="0" t="0" r="0" b="9525"/>
+            <wp:docPr id="2112141516" name="Imagen 1"/>
+            <wp:cNvGraphicFramePr>
+              <a:graphicFrameLocks xmlns:a="http://schemas.openxmlformats.org/drawingml/2006/main" noChangeAspect="1"/>
+            </wp:cNvGraphicFramePr>
+            <a:graphic xmlns:a="http://schemas.openxmlformats.org/drawingml/2006/main">
+              <a:graphicData uri="http://schemas.openxmlformats.org/drawingml/2006/picture">
+                <pic:pic xmlns:pic="http://schemas.openxmlformats.org/drawingml/2006/picture">
+                  <pic:nvPicPr>
+                    <pic:cNvPr id="2112141516" name=""/>
+                    <pic:cNvPicPr/>
+                  </pic:nvPicPr>
+                  <pic:blipFill>
+                    <a:blip r:embed="rId14"/>
+                    <a:stretch>
+                      <a:fillRect/>
+                    </a:stretch>
+                  </pic:blipFill>
+                  <pic:spPr>
+                    <a:xfrm>
+                      <a:off x="0" y="0"/>
+                      <a:ext cx="3124636" cy="466790"/>
+                    </a:xfrm>
+                    <a:prstGeom prst="rect">
+                      <a:avLst/>
+                    </a:prstGeom>
+                  </pic:spPr>
+                </pic:pic>
+              </a:graphicData>
+            </a:graphic>
+          </wp:inline>
+        </w:drawing>
+      </w:r>
+    </w:p>
+    <w:p>
+      <w:pPr>
+        <w:jc w:val="both"/>
+      </w:pPr>
+      <w:r>
+        <w:br w:type="page"/>
+      </w:r>
+    </w:p>
+    <w:p>
+      <w:pPr>
+        <w:ind w:firstLine="705"/>
+        <w:jc w:val="both"/>
+      </w:pPr>
+    </w:p>
+    <w:p>
+      <w:pPr>
+        <w:ind w:left="705"/>
+        <w:jc w:val="both"/>
+        <w:rPr>
+          <w:b/>
+          <w:bCs/>
+        </w:rPr>
+      </w:pPr>
+      <w:r>
+        <w:rPr>
+          <w:b/>
+          <w:bCs/>
+        </w:rPr>
+        <w:t>3. Imagina que has olvidado dónde se guarda el archivo de configuración de usuarios. Sabiendo que se llama passwd , usa find para buscarlo desde el directorio raíz (/). Anota la ruta completa que has encontrado.</w:t>
+      </w:r>
+    </w:p>
+    <w:p>
+      <w:pPr>
+        <w:ind w:left="705"/>
+        <w:jc w:val="both"/>
+      </w:pPr>
+      <w:r>
+        <w:rPr>
+          <w:noProof/>
+        </w:rPr>
+        <w:drawing>
+          <wp:inline distT="0" distB="0" distL="0" distR="0" wp14:anchorId="07693115" wp14:editId="55CCD476">
+            <wp:extent cx="4096322" cy="1428949"/>
+            <wp:effectExtent l="0" t="0" r="0" b="0"/>
+            <wp:docPr id="621716630" name="Imagen 1" descr="Texto&#10;&#10;El contenido generado por IA puede ser incorrecto."/>
+            <wp:cNvGraphicFramePr>
+              <a:graphicFrameLocks xmlns:a="http://schemas.openxmlformats.org/drawingml/2006/main" noChangeAspect="1"/>
+            </wp:cNvGraphicFramePr>
+            <a:graphic xmlns:a="http://schemas.openxmlformats.org/drawingml/2006/main">
+              <a:graphicData uri="http://schemas.openxmlformats.org/drawingml/2006/picture">
+                <pic:pic xmlns:pic="http://schemas.openxmlformats.org/drawingml/2006/picture">
+                  <pic:nvPicPr>
+                    <pic:cNvPr id="621716630" name="Imagen 1" descr="Texto&#10;&#10;El contenido generado por IA puede ser incorrecto."/>
+                    <pic:cNvPicPr/>
+                  </pic:nvPicPr>
+                  <pic:blipFill>
+                    <a:blip r:embed="rId15"/>
+                    <a:stretch>
+                      <a:fillRect/>
+                    </a:stretch>
+                  </pic:blipFill>
+                  <pic:spPr>
+                    <a:xfrm>
+                      <a:off x="0" y="0"/>
+                      <a:ext cx="4096322" cy="1428949"/>
+                    </a:xfrm>
+                    <a:prstGeom prst="rect">
+                      <a:avLst/>
+                    </a:prstGeom>
+                  </pic:spPr>
+                </pic:pic>
+              </a:graphicData>
+            </a:graphic>
+          </wp:inline>
+        </w:drawing>
+      </w:r>
+    </w:p>
+    <w:p>
+      <w:pPr>
+        <w:ind w:left="705"/>
+        <w:jc w:val="both"/>
+      </w:pPr>
+    </w:p>
+    <w:p>
+      <w:pPr>
+        <w:ind w:left="705"/>
+        <w:jc w:val="both"/>
+        <w:rPr>
+          <w:b/>
+          <w:bCs/>
+        </w:rPr>
+      </w:pPr>
+      <w:r>
+        <w:rPr>
+          <w:b/>
+          <w:bCs/>
+        </w:rPr>
+        <w:t>4. Crea un archivo vacío llamado test_locate.txt en tu directorio home. Inmediatamente después, búscalo con locate. ¿Aparece en los resultados? ¿Por qué sí o por qué no?</w:t>
+      </w:r>
+    </w:p>
+    <w:p>
+      <w:pPr>
+        <w:ind w:left="705"/>
+        <w:jc w:val="both"/>
+      </w:pPr>
+      <w:r>
+        <w:rPr>
+          <w:noProof/>
+        </w:rPr>
+        <w:drawing>
+          <wp:inline distT="0" distB="0" distL="0" distR="0" wp14:anchorId="18AE7C70" wp14:editId="54029F71">
+            <wp:extent cx="3820058" cy="885949"/>
+            <wp:effectExtent l="0" t="0" r="0" b="9525"/>
+            <wp:docPr id="761658104" name="Imagen 1" descr="Texto&#10;&#10;El contenido generado por IA puede ser incorrecto."/>
+            <wp:cNvGraphicFramePr>
+              <a:graphicFrameLocks xmlns:a="http://schemas.openxmlformats.org/drawingml/2006/main" noChangeAspect="1"/>
+            </wp:cNvGraphicFramePr>
+            <a:graphic xmlns:a="http://schemas.openxmlformats.org/drawingml/2006/main">
+              <a:graphicData uri="http://schemas.openxmlformats.org/drawingml/2006/picture">
+                <pic:pic xmlns:pic="http://schemas.openxmlformats.org/drawingml/2006/picture">
+                  <pic:nvPicPr>
+                    <pic:cNvPr id="761658104" name="Imagen 1" descr="Texto&#10;&#10;El contenido generado por IA puede ser incorrecto."/>
+                    <pic:cNvPicPr/>
+                  </pic:nvPicPr>
+                  <pic:blipFill>
+                    <a:blip r:embed="rId16"/>
+                    <a:stretch>
+                      <a:fillRect/>
+                    </a:stretch>
+                  </pic:blipFill>
+                  <pic:spPr>
+                    <a:xfrm>
+                      <a:off x="0" y="0"/>
+                      <a:ext cx="3820058" cy="885949"/>
+                    </a:xfrm>
+                    <a:prstGeom prst="rect">
+                      <a:avLst/>
+                    </a:prstGeom>
+                  </pic:spPr>
+                </pic:pic>
+              </a:graphicData>
+            </a:graphic>
+          </wp:inline>
+        </w:drawing>
+      </w:r>
+    </w:p>
+    <w:p>
+      <w:pPr>
+        <w:ind w:left="705"/>
+        <w:jc w:val="both"/>
+      </w:pPr>
+      <w:r>
+        <w:t>No aparece en los resultados porque locate lee desde una base de datos, y al no haber sido actualizada, no encuentra el archivo que se acaba de crear.</w:t>
+      </w:r>
+    </w:p>
+    <w:p>
+      <w:pPr>
+        <w:ind w:left="705"/>
+        <w:jc w:val="both"/>
+        <w:rPr>
+          <w:b/>
+          <w:bCs/>
+        </w:rPr>
+      </w:pPr>
+      <w:r>
+        <w:rPr>
+          <w:b/>
+          <w:bCs/>
+        </w:rPr>
+        <w:t>5. Basado en el ejercicio anterior, ¿qué comando (probablemente con sudo) necesitas ejecutar para que locate sí encuentre tu archivo? Ejecútalo y verifica que ahora sí lo encuentras.</w:t>
+      </w:r>
+    </w:p>
+    <w:p>
+      <w:pPr>
+        <w:ind w:left="705"/>
+        <w:jc w:val="both"/>
+      </w:pPr>
+      <w:r>
+        <w:t>Se necesita ejecutar updatedb para actualizar la base de datos desde la que locate lee</w:t>
+      </w:r>
+    </w:p>
+    <w:p>
+      <w:pPr>
+        <w:ind w:left="705"/>
+      </w:pPr>
+      <w:r>
+        <w:rPr>
+          <w:noProof/>
+        </w:rPr>
+        <w:drawing>
+          <wp:inline distT="0" distB="0" distL="0" distR="0" wp14:anchorId="1023DE1D" wp14:editId="4346758B">
+            <wp:extent cx="3562847" cy="857370"/>
+            <wp:effectExtent l="0" t="0" r="0" b="0"/>
+            <wp:docPr id="509694919" name="Imagen 1" descr="Texto&#10;&#10;El contenido generado por IA puede ser incorrecto."/>
+            <wp:cNvGraphicFramePr>
+              <a:graphicFrameLocks xmlns:a="http://schemas.openxmlformats.org/drawingml/2006/main" noChangeAspect="1"/>
+            </wp:cNvGraphicFramePr>
+            <a:graphic xmlns:a="http://schemas.openxmlformats.org/drawingml/2006/main">
+              <a:graphicData uri="http://schemas.openxmlformats.org/drawingml/2006/picture">
+                <pic:pic xmlns:pic="http://schemas.openxmlformats.org/drawingml/2006/picture">
+                  <pic:nvPicPr>
+                    <pic:cNvPr id="509694919" name="Imagen 1" descr="Texto&#10;&#10;El contenido generado por IA puede ser incorrecto."/>
+                    <pic:cNvPicPr/>
+                  </pic:nvPicPr>
+                  <pic:blipFill>
+                    <a:blip r:embed="rId17"/>
+                    <a:stretch>
+                      <a:fillRect/>
+                    </a:stretch>
+                  </pic:blipFill>
+                  <pic:spPr>
+                    <a:xfrm>
+                      <a:off x="0" y="0"/>
+                      <a:ext cx="3562847" cy="857370"/>
+                    </a:xfrm>
+                    <a:prstGeom prst="rect">
+                      <a:avLst/>
+                    </a:prstGeom>
+                  </pic:spPr>
+                </pic:pic>
+              </a:graphicData>
+            </a:graphic>
+          </wp:inline>
+        </w:drawing>
+      </w:r>
+    </w:p>
+    <w:p>
+      <w:pPr>
+        <w:rPr>
+          <w:b/>
+          <w:bCs/>
+          <w:u w:val="single"/>
+        </w:rPr>
+      </w:pPr>
+      <w:r>
+        <w:br w:type="page"/>
+      </w:r>
+      <w:r>
+        <w:rPr>
+          <w:b/>
+          <w:bCs/>
+          <w:u w:val="single"/>
+        </w:rPr>
+        <w:lastRenderedPageBreak/>
+        <w:t>3.- Navegación y Listado de Archivos</w:t>
+      </w:r>
+    </w:p>
+    <w:p>
+      <w:pPr>
+        <w:ind w:left="705"/>
+        <w:jc w:val="both"/>
+        <w:rPr>
+          <w:b/>
+          <w:bCs/>
+        </w:rPr>
+      </w:pPr>
+      <w:r>
+        <w:rPr>
+          <w:b/>
+          <w:bCs/>
+        </w:rPr>
+        <w:t xml:space="preserve">1. </w:t>
+      </w:r>
+      <w:r>
+        <w:rPr>
+          <w:b/>
+          <w:bCs/>
+        </w:rPr>
+        <w:t>Navega al directorio /etc. Desde ahí, sin usar cd, lista el contenido de tu home usando una ruta con el atajo ~</w:t>
+      </w:r>
+    </w:p>
+    <w:p>
+      <w:pPr>
+        <w:ind w:left="705"/>
+        <w:jc w:val="both"/>
+        <w:rPr>
+          <w:b/>
+          <w:bCs/>
+        </w:rPr>
+      </w:pPr>
+      <w:r>
+        <w:rPr>
+          <w:b/>
+          <w:bCs/>
+          <w:noProof/>
+        </w:rPr>
+        <w:drawing>
+          <wp:inline distT="0" distB="0" distL="0" distR="0" wp14:anchorId="028D3837" wp14:editId="0F195527">
+            <wp:extent cx="5400040" cy="457200"/>
+            <wp:effectExtent l="0" t="0" r="0" b="0"/>
+            <wp:docPr id="711956827" name="Imagen 1" descr="Interfaz de usuario gráfica, Texto&#10;&#10;El contenido generado por IA puede ser incorrecto."/>
+            <wp:cNvGraphicFramePr>
+              <a:graphicFrameLocks xmlns:a="http://schemas.openxmlformats.org/drawingml/2006/main" noChangeAspect="1"/>
+            </wp:cNvGraphicFramePr>
+            <a:graphic xmlns:a="http://schemas.openxmlformats.org/drawingml/2006/main">
+              <a:graphicData uri="http://schemas.openxmlformats.org/drawingml/2006/picture">
+                <pic:pic xmlns:pic="http://schemas.openxmlformats.org/drawingml/2006/picture">
+                  <pic:nvPicPr>
+                    <pic:cNvPr id="711956827" name="Imagen 1" descr="Interfaz de usuario gráfica, Texto&#10;&#10;El contenido generado por IA puede ser incorrecto."/>
+                    <pic:cNvPicPr/>
+                  </pic:nvPicPr>
+                  <pic:blipFill>
+                    <a:blip r:embed="rId18"/>
+                    <a:stretch>
+                      <a:fillRect/>
+                    </a:stretch>
+                  </pic:blipFill>
+                  <pic:spPr>
+                    <a:xfrm>
+                      <a:off x="0" y="0"/>
+                      <a:ext cx="5400040" cy="457200"/>
+                    </a:xfrm>
+                    <a:prstGeom prst="rect">
+                      <a:avLst/>
+                    </a:prstGeom>
+                  </pic:spPr>
+                </pic:pic>
+              </a:graphicData>
+            </a:graphic>
+          </wp:inline>
+        </w:drawing>
+      </w:r>
+    </w:p>
+    <w:p>
+      <w:pPr>
+        <w:ind w:left="705"/>
+        <w:jc w:val="both"/>
+        <w:rPr>
+          <w:b/>
+          <w:bCs/>
+        </w:rPr>
+      </w:pPr>
+      <w:r>
+        <w:rPr>
+          <w:b/>
+          <w:bCs/>
+        </w:rPr>
+        <w:t xml:space="preserve">2. </w:t>
+      </w:r>
+      <w:r>
+        <w:rPr>
+          <w:b/>
+          <w:bCs/>
+        </w:rPr>
+        <w:t>Desde tu directorio home, navega a / y luego a var y finalmente a log usando una sola línea de comando y rutas relativas.</w:t>
+      </w:r>
+    </w:p>
+    <w:p>
+      <w:pPr>
+        <w:ind w:left="705"/>
+        <w:jc w:val="both"/>
+        <w:rPr>
+          <w:b/>
+          <w:bCs/>
+        </w:rPr>
+      </w:pPr>
+      <w:r>
+        <w:rPr>
+          <w:b/>
+          <w:bCs/>
+          <w:noProof/>
+        </w:rPr>
+        <w:drawing>
+          <wp:inline distT="0" distB="0" distL="0" distR="0" wp14:anchorId="7885E5FA" wp14:editId="43D4A1F4">
+            <wp:extent cx="3181794" cy="447737"/>
+            <wp:effectExtent l="0" t="0" r="0" b="9525"/>
+            <wp:docPr id="1217968473" name="Imagen 1"/>
+            <wp:cNvGraphicFramePr>
+              <a:graphicFrameLocks xmlns:a="http://schemas.openxmlformats.org/drawingml/2006/main" noChangeAspect="1"/>
+            </wp:cNvGraphicFramePr>
+            <a:graphic xmlns:a="http://schemas.openxmlformats.org/drawingml/2006/main">
+              <a:graphicData uri="http://schemas.openxmlformats.org/drawingml/2006/picture">
+                <pic:pic xmlns:pic="http://schemas.openxmlformats.org/drawingml/2006/picture">
+                  <pic:nvPicPr>
+                    <pic:cNvPr id="1217968473" name=""/>
+                    <pic:cNvPicPr/>
+                  </pic:nvPicPr>
+                  <pic:blipFill>
+                    <a:blip r:embed="rId19"/>
+                    <a:stretch>
+                      <a:fillRect/>
+                    </a:stretch>
+                  </pic:blipFill>
+                  <pic:spPr>
+                    <a:xfrm>
+                      <a:off x="0" y="0"/>
+                      <a:ext cx="3181794" cy="447737"/>
+                    </a:xfrm>
+                    <a:prstGeom prst="rect">
+                      <a:avLst/>
+                    </a:prstGeom>
+                  </pic:spPr>
+                </pic:pic>
+              </a:graphicData>
+            </a:graphic>
+          </wp:inline>
+        </w:drawing>
+      </w:r>
+    </w:p>
+    <w:p>
+      <w:pPr>
+        <w:rPr>
+          <w:b/>
+          <w:bCs/>
+        </w:rPr>
+      </w:pPr>
+      <w:r>
+        <w:rPr>
+          <w:b/>
+          <w:bCs/>
+        </w:rPr>
+        <w:br w:type="page"/>
+      </w:r>
+    </w:p>
+    <w:p>
+      <w:pPr>
+        <w:ind w:left="705"/>
+        <w:jc w:val="both"/>
+        <w:rPr>
+          <w:b/>
+          <w:bCs/>
+        </w:rPr>
+      </w:pPr>
+      <w:r>
+        <w:rPr>
+          <w:b/>
+          <w:bCs/>
+        </w:rPr>
+        <w:lastRenderedPageBreak/>
+        <w:t xml:space="preserve">3. </w:t>
+      </w:r>
+      <w:r>
+        <w:rPr>
+          <w:b/>
+          <w:bCs/>
+        </w:rPr>
+        <w:t>Lista el contenido de /etc en formato largo. En la salida, identifica el propietario, el grupo y los permisos del archivo passwd .</w:t>
+      </w:r>
+    </w:p>
+    <w:p>
+      <w:pPr>
+        <w:ind w:left="705"/>
+        <w:jc w:val="both"/>
+        <w:rPr>
+          <w:b/>
+          <w:bCs/>
+        </w:rPr>
+      </w:pPr>
+      <w:r>
+        <w:rPr>
+          <w:b/>
+          <w:bCs/>
+          <w:noProof/>
+        </w:rPr>
+        <w:drawing>
+          <wp:inline distT="0" distB="0" distL="0" distR="0" wp14:anchorId="4FAFC8A3" wp14:editId="25B0F859">
+            <wp:extent cx="3191320" cy="438211"/>
+            <wp:effectExtent l="0" t="0" r="9525" b="0"/>
+            <wp:docPr id="1184678605" name="Imagen 1"/>
+            <wp:cNvGraphicFramePr>
+              <a:graphicFrameLocks xmlns:a="http://schemas.openxmlformats.org/drawingml/2006/main" noChangeAspect="1"/>
+            </wp:cNvGraphicFramePr>
+            <a:graphic xmlns:a="http://schemas.openxmlformats.org/drawingml/2006/main">
+              <a:graphicData uri="http://schemas.openxmlformats.org/drawingml/2006/picture">
+                <pic:pic xmlns:pic="http://schemas.openxmlformats.org/drawingml/2006/picture">
+                  <pic:nvPicPr>
+                    <pic:cNvPr id="1184678605" name=""/>
+                    <pic:cNvPicPr/>
+                  </pic:nvPicPr>
+                  <pic:blipFill>
+                    <a:blip r:embed="rId20"/>
+                    <a:stretch>
+                      <a:fillRect/>
+                    </a:stretch>
+                  </pic:blipFill>
+                  <pic:spPr>
+                    <a:xfrm>
+                      <a:off x="0" y="0"/>
+                      <a:ext cx="3191320" cy="438211"/>
+                    </a:xfrm>
+                    <a:prstGeom prst="rect">
+                      <a:avLst/>
+                    </a:prstGeom>
+                  </pic:spPr>
+                </pic:pic>
+              </a:graphicData>
+            </a:graphic>
+          </wp:inline>
+        </w:drawing>
+      </w:r>
+    </w:p>
+    <w:p>
+      <w:pPr>
+        <w:ind w:left="705"/>
+        <w:jc w:val="both"/>
+      </w:pPr>
+      <w:r>
+        <w:tab/>
+      </w:r>
+      <w:r>
+        <w:tab/>
+        <w:t>(utilizo les para poder navegar con el teclado, por que si no el resultado es demasiado grande para la pantalla y no se alcanza a ver el archivo passwd)</w:t>
+      </w:r>
+    </w:p>
+    <w:p>
+      <w:pPr>
+        <w:ind w:left="705"/>
+        <w:jc w:val="both"/>
+      </w:pPr>
+      <w:r>
+        <w:rPr>
+          <w:noProof/>
+        </w:rPr>
+        <w:drawing>
+          <wp:inline distT="0" distB="0" distL="0" distR="0" wp14:anchorId="1EA536DD" wp14:editId="41F85DC7">
+            <wp:extent cx="5400040" cy="5967730"/>
+            <wp:effectExtent l="0" t="0" r="0" b="0"/>
+            <wp:docPr id="1260993023" name="Imagen 1" descr="Texto&#10;&#10;El contenido generado por IA puede ser incorrecto."/>
+            <wp:cNvGraphicFramePr>
+              <a:graphicFrameLocks xmlns:a="http://schemas.openxmlformats.org/drawingml/2006/main" noChangeAspect="1"/>
+            </wp:cNvGraphicFramePr>
+            <a:graphic xmlns:a="http://schemas.openxmlformats.org/drawingml/2006/main">
+              <a:graphicData uri="http://schemas.openxmlformats.org/drawingml/2006/picture">
+                <pic:pic xmlns:pic="http://schemas.openxmlformats.org/drawingml/2006/picture">
+                  <pic:nvPicPr>
+                    <pic:cNvPr id="1260993023" name="Imagen 1" descr="Texto&#10;&#10;El contenido generado por IA puede ser incorrecto."/>
+                    <pic:cNvPicPr/>
+                  </pic:nvPicPr>
+                  <pic:blipFill>
+                    <a:blip r:embed="rId21"/>
+                    <a:stretch>
+                      <a:fillRect/>
+                    </a:stretch>
+                  </pic:blipFill>
+                  <pic:spPr>
+                    <a:xfrm>
+                      <a:off x="0" y="0"/>
+                      <a:ext cx="5400040" cy="5967730"/>
+                    </a:xfrm>
+                    <a:prstGeom prst="rect">
+                      <a:avLst/>
+                    </a:prstGeom>
+                  </pic:spPr>
+                </pic:pic>
+              </a:graphicData>
+            </a:graphic>
+          </wp:inline>
+        </w:drawing>
+      </w:r>
+    </w:p>
+    <w:p>
+      <w:pPr>
+        <w:ind w:left="705"/>
+        <w:jc w:val="both"/>
+      </w:pPr>
+      <w:r>
+        <w:t>Passwd pertenece al grupo y usuario root, y tiene permisos de lectura y escritura</w:t>
+      </w:r>
+    </w:p>
+    <w:p>
+      <w:pPr>
+        <w:ind w:left="705"/>
+        <w:jc w:val="both"/>
+        <w:rPr>
+          <w:b/>
+          <w:bCs/>
+        </w:rPr>
+      </w:pPr>
+    </w:p>
+    <w:p>
+      <w:pPr>
+        <w:ind w:left="705"/>
+        <w:jc w:val="both"/>
+        <w:rPr>
+          <w:b/>
+          <w:bCs/>
+        </w:rPr>
+      </w:pPr>
+      <w:r>
+        <w:rPr>
+          <w:b/>
+          <w:bCs/>
+        </w:rPr>
+        <w:lastRenderedPageBreak/>
+        <w:t xml:space="preserve">4. </w:t>
+      </w:r>
+      <w:r>
+        <w:rPr>
+          <w:b/>
+          <w:bCs/>
+        </w:rPr>
+        <w:t>Compara la salida de ls -l /etc y ls -lh /etc. ¿Qué hace la opción</w:t>
+      </w:r>
+      <w:r>
+        <w:rPr>
+          <w:b/>
+          <w:bCs/>
+        </w:rPr>
+        <w:t xml:space="preserve"> h y por qué es</w:t>
+      </w:r>
+      <w:r>
+        <w:rPr>
+          <w:b/>
+          <w:bCs/>
+        </w:rPr>
+        <w:t xml:space="preserve"> útil para las personas?</w:t>
+      </w:r>
+    </w:p>
+    <w:p>
+      <w:pPr>
+        <w:ind w:left="705"/>
+        <w:jc w:val="both"/>
+        <w:rPr>
+          <w:b/>
+          <w:bCs/>
+        </w:rPr>
+      </w:pPr>
+      <w:r>
+        <w:rPr>
+          <w:b/>
+          <w:bCs/>
+          <w:noProof/>
+        </w:rPr>
+        <w:drawing>
+          <wp:inline distT="0" distB="0" distL="0" distR="0" wp14:anchorId="51D4B750" wp14:editId="76CD1FF3">
+            <wp:extent cx="2791215" cy="676369"/>
+            <wp:effectExtent l="0" t="0" r="9525" b="0"/>
+            <wp:docPr id="1588094405" name="Imagen 1" descr="Texto&#10;&#10;El contenido generado por IA puede ser incorrecto."/>
+            <wp:cNvGraphicFramePr>
+              <a:graphicFrameLocks xmlns:a="http://schemas.openxmlformats.org/drawingml/2006/main" noChangeAspect="1"/>
+            </wp:cNvGraphicFramePr>
+            <a:graphic xmlns:a="http://schemas.openxmlformats.org/drawingml/2006/main">
+              <a:graphicData uri="http://schemas.openxmlformats.org/drawingml/2006/picture">
+                <pic:pic xmlns:pic="http://schemas.openxmlformats.org/drawingml/2006/picture">
+                  <pic:nvPicPr>
+                    <pic:cNvPr id="1588094405" name="Imagen 1" descr="Texto&#10;&#10;El contenido generado por IA puede ser incorrecto."/>
+                    <pic:cNvPicPr/>
+                  </pic:nvPicPr>
+                  <pic:blipFill>
+                    <a:blip r:embed="rId22"/>
+                    <a:stretch>
+                      <a:fillRect/>
+                    </a:stretch>
+                  </pic:blipFill>
+                  <pic:spPr>
+                    <a:xfrm>
+                      <a:off x="0" y="0"/>
+                      <a:ext cx="2791215" cy="676369"/>
+                    </a:xfrm>
+                    <a:prstGeom prst="rect">
+                      <a:avLst/>
+                    </a:prstGeom>
+                  </pic:spPr>
+                </pic:pic>
+              </a:graphicData>
+            </a:graphic>
+          </wp:inline>
+        </w:drawing>
+      </w:r>
+    </w:p>
+    <w:p>
+      <w:pPr>
+        <w:ind w:left="705"/>
+        <w:jc w:val="both"/>
+        <w:rPr>
+          <w:b/>
+          <w:bCs/>
+        </w:rPr>
+      </w:pPr>
+      <w:r>
+        <w:rPr>
+          <w:b/>
+          <w:bCs/>
+          <w:noProof/>
+        </w:rPr>
+        <w:drawing>
+          <wp:inline distT="0" distB="0" distL="0" distR="0" wp14:anchorId="306A0F13" wp14:editId="5E1B8B51">
+            <wp:extent cx="5400040" cy="6536055"/>
+            <wp:effectExtent l="0" t="0" r="0" b="0"/>
+            <wp:docPr id="178546247" name="Imagen 1" descr="Texto&#10;&#10;El contenido generado por IA puede ser incorrecto."/>
+            <wp:cNvGraphicFramePr>
+              <a:graphicFrameLocks xmlns:a="http://schemas.openxmlformats.org/drawingml/2006/main" noChangeAspect="1"/>
+            </wp:cNvGraphicFramePr>
+            <a:graphic xmlns:a="http://schemas.openxmlformats.org/drawingml/2006/main">
+              <a:graphicData uri="http://schemas.openxmlformats.org/drawingml/2006/picture">
+                <pic:pic xmlns:pic="http://schemas.openxmlformats.org/drawingml/2006/picture">
+                  <pic:nvPicPr>
+                    <pic:cNvPr id="178546247" name="Imagen 1" descr="Texto&#10;&#10;El contenido generado por IA puede ser incorrecto."/>
+                    <pic:cNvPicPr/>
+                  </pic:nvPicPr>
+                  <pic:blipFill>
+                    <a:blip r:embed="rId23"/>
+                    <a:stretch>
+                      <a:fillRect/>
+                    </a:stretch>
+                  </pic:blipFill>
+                  <pic:spPr>
+                    <a:xfrm>
+                      <a:off x="0" y="0"/>
+                      <a:ext cx="5400040" cy="6536055"/>
+                    </a:xfrm>
+                    <a:prstGeom prst="rect">
+                      <a:avLst/>
+                    </a:prstGeom>
+                  </pic:spPr>
+                </pic:pic>
+              </a:graphicData>
+            </a:graphic>
+          </wp:inline>
+        </w:drawing>
+      </w:r>
+    </w:p>
+    <w:p>
+      <w:pPr>
+        <w:ind w:left="705"/>
+        <w:jc w:val="both"/>
+        <w:rPr>
+          <w:b/>
+          <w:bCs/>
+        </w:rPr>
+      </w:pPr>
+      <w:r>
+        <w:rPr>
+          <w:b/>
+          <w:bCs/>
+          <w:noProof/>
+        </w:rPr>
+        <w:drawing>
+          <wp:inline distT="0" distB="0" distL="0" distR="0" wp14:anchorId="72745E1B" wp14:editId="5D15D983">
+            <wp:extent cx="2724530" cy="514422"/>
+            <wp:effectExtent l="0" t="0" r="0" b="0"/>
+            <wp:docPr id="1505666609" name="Imagen 1" descr="Texto&#10;&#10;El contenido generado por IA puede ser incorrecto."/>
+            <wp:cNvGraphicFramePr>
+              <a:graphicFrameLocks xmlns:a="http://schemas.openxmlformats.org/drawingml/2006/main" noChangeAspect="1"/>
+            </wp:cNvGraphicFramePr>
+            <a:graphic xmlns:a="http://schemas.openxmlformats.org/drawingml/2006/main">
+              <a:graphicData uri="http://schemas.openxmlformats.org/drawingml/2006/picture">
+                <pic:pic xmlns:pic="http://schemas.openxmlformats.org/drawingml/2006/picture">
+                  <pic:nvPicPr>
+                    <pic:cNvPr id="1505666609" name="Imagen 1" descr="Texto&#10;&#10;El contenido generado por IA puede ser incorrecto."/>
+                    <pic:cNvPicPr/>
+                  </pic:nvPicPr>
+                  <pic:blipFill>
+                    <a:blip r:embed="rId24"/>
+                    <a:stretch>
+                      <a:fillRect/>
+                    </a:stretch>
+                  </pic:blipFill>
+                  <pic:spPr>
+                    <a:xfrm>
+                      <a:off x="0" y="0"/>
+                      <a:ext cx="2724530" cy="514422"/>
+                    </a:xfrm>
+                    <a:prstGeom prst="rect">
+                      <a:avLst/>
+                    </a:prstGeom>
+                  </pic:spPr>
+                </pic:pic>
+              </a:graphicData>
+            </a:graphic>
+          </wp:inline>
+        </w:drawing>
+      </w:r>
+    </w:p>
+    <w:p>
+      <w:pPr>
+        <w:ind w:left="705"/>
+        <w:jc w:val="both"/>
+        <w:rPr>
+          <w:b/>
+          <w:bCs/>
+        </w:rPr>
+      </w:pPr>
+      <w:r>
+        <w:rPr>
+          <w:b/>
+          <w:bCs/>
+          <w:noProof/>
+        </w:rPr>
+        <w:lastRenderedPageBreak/>
+        <w:drawing>
+          <wp:inline distT="0" distB="0" distL="0" distR="0" wp14:anchorId="048B2372" wp14:editId="5BFC5471">
+            <wp:extent cx="5400040" cy="6657340"/>
+            <wp:effectExtent l="0" t="0" r="0" b="0"/>
+            <wp:docPr id="373526947" name="Imagen 1" descr="Texto&#10;&#10;El contenido generado por IA puede ser incorrecto."/>
+            <wp:cNvGraphicFramePr>
+              <a:graphicFrameLocks xmlns:a="http://schemas.openxmlformats.org/drawingml/2006/main" noChangeAspect="1"/>
+            </wp:cNvGraphicFramePr>
+            <a:graphic xmlns:a="http://schemas.openxmlformats.org/drawingml/2006/main">
+              <a:graphicData uri="http://schemas.openxmlformats.org/drawingml/2006/picture">
+                <pic:pic xmlns:pic="http://schemas.openxmlformats.org/drawingml/2006/picture">
+                  <pic:nvPicPr>
+                    <pic:cNvPr id="373526947" name="Imagen 1" descr="Texto&#10;&#10;El contenido generado por IA puede ser incorrecto."/>
+                    <pic:cNvPicPr/>
+                  </pic:nvPicPr>
+                  <pic:blipFill>
+                    <a:blip r:embed="rId25"/>
+                    <a:stretch>
+                      <a:fillRect/>
+                    </a:stretch>
+                  </pic:blipFill>
+                  <pic:spPr>
+                    <a:xfrm>
+                      <a:off x="0" y="0"/>
+                      <a:ext cx="5400040" cy="6657340"/>
+                    </a:xfrm>
+                    <a:prstGeom prst="rect">
+                      <a:avLst/>
+                    </a:prstGeom>
+                  </pic:spPr>
+                </pic:pic>
+              </a:graphicData>
+            </a:graphic>
+          </wp:inline>
+        </w:drawing>
+      </w:r>
+    </w:p>
+    <w:p>
+      <w:pPr>
+        <w:ind w:left="708" w:firstLine="3"/>
+        <w:jc w:val="both"/>
+      </w:pPr>
+      <w:r>
+        <w:t>Cambia el formato del peso de los archivos, haciendo que sean más fáciles de leer para las personas.</w:t>
+      </w:r>
+    </w:p>
+    <w:p>
+      <w:pPr>
+        <w:ind w:left="708" w:firstLine="3"/>
+        <w:jc w:val="both"/>
+        <w:rPr>
+          <w:b/>
+          <w:bCs/>
+        </w:rPr>
+      </w:pPr>
+      <w:r>
+        <w:rPr>
+          <w:b/>
+          <w:bCs/>
+        </w:rPr>
+        <w:t xml:space="preserve">5. Ejecuta ls </w:t>
+      </w:r>
+      <w:r>
+        <w:rPr>
+          <w:b/>
+          <w:bCs/>
+        </w:rPr>
+        <w:t>-</w:t>
+      </w:r>
+      <w:r>
+        <w:rPr>
+          <w:b/>
+          <w:bCs/>
+        </w:rPr>
+        <w:t xml:space="preserve">R </w:t>
+      </w:r>
+      <w:r>
+        <w:rPr>
+          <w:b/>
+          <w:bCs/>
+        </w:rPr>
+        <w:t>~</w:t>
+      </w:r>
+      <w:r>
+        <w:rPr>
+          <w:b/>
+          <w:bCs/>
+        </w:rPr>
+        <w:t xml:space="preserve">. ¿Qué hace la opción </w:t>
+      </w:r>
+      <w:r>
+        <w:rPr>
+          <w:b/>
+          <w:bCs/>
+        </w:rPr>
+        <w:t>R</w:t>
+      </w:r>
+      <w:r>
+        <w:rPr>
+          <w:b/>
+          <w:bCs/>
+        </w:rPr>
+        <w:t>? ¿Por qué podría ser peligroso usarla en el directorio raíz (/)?</w:t>
+      </w:r>
+    </w:p>
+    <w:p>
+      <w:pPr>
+        <w:ind w:left="708" w:firstLine="3"/>
+        <w:jc w:val="both"/>
+        <w:rPr>
+          <w:b/>
+          <w:bCs/>
+        </w:rPr>
+      </w:pPr>
+      <w:r>
+        <w:rPr>
+          <w:b/>
+          <w:bCs/>
+        </w:rPr>
+        <w:tab/>
+      </w:r>
+      <w:r>
+        <w:rPr>
+          <w:b/>
+          <w:bCs/>
+          <w:noProof/>
+        </w:rPr>
+        <w:drawing>
+          <wp:inline distT="0" distB="0" distL="0" distR="0" wp14:anchorId="3A6CE498" wp14:editId="73C2FD41">
+            <wp:extent cx="5400040" cy="676275"/>
+            <wp:effectExtent l="0" t="0" r="0" b="9525"/>
+            <wp:docPr id="1063940564" name="Imagen 1" descr="Interfaz de usuario gráfica&#10;&#10;El contenido generado por IA puede ser incorrecto."/>
+            <wp:cNvGraphicFramePr>
+              <a:graphicFrameLocks xmlns:a="http://schemas.openxmlformats.org/drawingml/2006/main" noChangeAspect="1"/>
+            </wp:cNvGraphicFramePr>
+            <a:graphic xmlns:a="http://schemas.openxmlformats.org/drawingml/2006/main">
+              <a:graphicData uri="http://schemas.openxmlformats.org/drawingml/2006/picture">
+                <pic:pic xmlns:pic="http://schemas.openxmlformats.org/drawingml/2006/picture">
+                  <pic:nvPicPr>
+                    <pic:cNvPr id="1063940564" name="Imagen 1" descr="Interfaz de usuario gráfica&#10;&#10;El contenido generado por IA puede ser incorrecto."/>
+                    <pic:cNvPicPr/>
+                  </pic:nvPicPr>
+                  <pic:blipFill>
+                    <a:blip r:embed="rId26"/>
+                    <a:stretch>
+                      <a:fillRect/>
+                    </a:stretch>
+                  </pic:blipFill>
+                  <pic:spPr>
+                    <a:xfrm>
+                      <a:off x="0" y="0"/>
+                      <a:ext cx="5400040" cy="676275"/>
+                    </a:xfrm>
+                    <a:prstGeom prst="rect">
+                      <a:avLst/>
+                    </a:prstGeom>
+                  </pic:spPr>
+                </pic:pic>
+              </a:graphicData>
+            </a:graphic>
+          </wp:inline>
+        </w:drawing>
+      </w:r>
+    </w:p>
+    <w:p>
+      <w:pPr>
+        <w:ind w:left="708" w:firstLine="3"/>
+        <w:jc w:val="both"/>
+      </w:pPr>
+      <w:r>
+        <w:lastRenderedPageBreak/>
+        <w:t>Enseña los contenidos de todas las subcarpetas. Utilizarla en / daría una lista mucho más larga de lo que se puede leer por que enseñaría todas las subcarpetas y archivos de la máquina.</w:t>
+      </w:r>
+    </w:p>
+    <w:p>
+      <w:pPr>
+        <w:jc w:val="both"/>
+      </w:pPr>
+      <w:r>
+        <w:rPr>
+          <w:b/>
+          <w:bCs/>
+          <w:u w:val="single"/>
+        </w:rPr>
+        <w:t>4.- Manipulación de Archivos y Directorios</w:t>
+      </w:r>
+    </w:p>
+    <w:p>
+      <w:pPr>
+        <w:ind w:left="750"/>
+        <w:jc w:val="both"/>
+        <w:rPr>
+          <w:b/>
+          <w:bCs/>
+        </w:rPr>
+      </w:pPr>
+      <w:r>
+        <w:rPr>
+          <w:b/>
+          <w:bCs/>
+        </w:rPr>
+        <w:t xml:space="preserve">1. </w:t>
+      </w:r>
+      <w:r>
+        <w:rPr>
+          <w:b/>
+          <w:bCs/>
+        </w:rPr>
+        <w:t>Crea la estructura de directorios proyecto/src , proyecto/doc y un único comando mkdir.</w:t>
+      </w:r>
+    </w:p>
+    <w:p>
+      <w:pPr>
+        <w:ind w:left="750"/>
+        <w:jc w:val="both"/>
+        <w:rPr>
+          <w:b/>
+          <w:bCs/>
+        </w:rPr>
+      </w:pPr>
+      <w:r>
+        <w:rPr>
+          <w:b/>
+          <w:bCs/>
+        </w:rPr>
+        <w:tab/>
+      </w:r>
+      <w:r>
+        <w:rPr>
+          <w:b/>
+          <w:bCs/>
+          <w:noProof/>
+        </w:rPr>
+        <w:drawing>
+          <wp:inline distT="0" distB="0" distL="0" distR="0" wp14:anchorId="7E1F27F1" wp14:editId="24197404">
+            <wp:extent cx="5400040" cy="174625"/>
+            <wp:effectExtent l="0" t="0" r="0" b="0"/>
+            <wp:docPr id="1218524180" name="Imagen 1"/>
+            <wp:cNvGraphicFramePr>
+              <a:graphicFrameLocks xmlns:a="http://schemas.openxmlformats.org/drawingml/2006/main" noChangeAspect="1"/>
+            </wp:cNvGraphicFramePr>
+            <a:graphic xmlns:a="http://schemas.openxmlformats.org/drawingml/2006/main">
+              <a:graphicData uri="http://schemas.openxmlformats.org/drawingml/2006/picture">
+                <pic:pic xmlns:pic="http://schemas.openxmlformats.org/drawingml/2006/picture">
+                  <pic:nvPicPr>
+                    <pic:cNvPr id="1218524180" name=""/>
+                    <pic:cNvPicPr/>
+                  </pic:nvPicPr>
+                  <pic:blipFill>
+                    <a:blip r:embed="rId27"/>
+                    <a:stretch>
+                      <a:fillRect/>
+                    </a:stretch>
+                  </pic:blipFill>
+                  <pic:spPr>
+                    <a:xfrm>
+                      <a:off x="0" y="0"/>
+                      <a:ext cx="5400040" cy="174625"/>
+                    </a:xfrm>
+                    <a:prstGeom prst="rect">
+                      <a:avLst/>
+                    </a:prstGeom>
+                  </pic:spPr>
+                </pic:pic>
+              </a:graphicData>
+            </a:graphic>
+          </wp:inline>
+        </w:drawing>
+      </w:r>
+      <w:r>
+        <w:rPr>
+          <w:b/>
+          <w:bCs/>
+        </w:rPr>
+        <w:t xml:space="preserve"> </w:t>
+      </w:r>
+    </w:p>
+    <w:p>
+      <w:pPr>
+        <w:ind w:left="750"/>
+        <w:jc w:val="both"/>
+        <w:rPr>
+          <w:b/>
+          <w:bCs/>
+        </w:rPr>
+      </w:pPr>
+      <w:r>
+        <w:rPr>
+          <w:b/>
+          <w:bCs/>
+        </w:rPr>
+        <w:t xml:space="preserve">2. </w:t>
+      </w:r>
+      <w:r>
+        <w:rPr>
+          <w:b/>
+          <w:bCs/>
+        </w:rPr>
+        <w:t>Crea un archivo ~/notas.txt. Muévelo a proyecto/bin usando ~/proyecto/doc y, en el mismo comando, renómbralo a README.md.</w:t>
+      </w:r>
+    </w:p>
+    <w:p>
+      <w:pPr>
+        <w:ind w:left="750"/>
+        <w:jc w:val="both"/>
+        <w:rPr>
+          <w:b/>
+          <w:bCs/>
+        </w:rPr>
+      </w:pPr>
+      <w:r>
+        <w:rPr>
+          <w:b/>
+          <w:bCs/>
+          <w:noProof/>
+        </w:rPr>
+        <w:drawing>
+          <wp:inline distT="0" distB="0" distL="0" distR="0" wp14:anchorId="336C5C78" wp14:editId="5F242509">
+            <wp:extent cx="3067478" cy="190527"/>
+            <wp:effectExtent l="0" t="0" r="0" b="0"/>
+            <wp:docPr id="1055885789" name="Imagen 1"/>
+            <wp:cNvGraphicFramePr>
+              <a:graphicFrameLocks xmlns:a="http://schemas.openxmlformats.org/drawingml/2006/main" noChangeAspect="1"/>
+            </wp:cNvGraphicFramePr>
+            <a:graphic xmlns:a="http://schemas.openxmlformats.org/drawingml/2006/main">
+              <a:graphicData uri="http://schemas.openxmlformats.org/drawingml/2006/picture">
+                <pic:pic xmlns:pic="http://schemas.openxmlformats.org/drawingml/2006/picture">
+                  <pic:nvPicPr>
+                    <pic:cNvPr id="1055885789" name=""/>
+                    <pic:cNvPicPr/>
+                  </pic:nvPicPr>
+                  <pic:blipFill>
+                    <a:blip r:embed="rId28"/>
+                    <a:stretch>
+                      <a:fillRect/>
+                    </a:stretch>
+                  </pic:blipFill>
+                  <pic:spPr>
+                    <a:xfrm>
+                      <a:off x="0" y="0"/>
+                      <a:ext cx="3067478" cy="190527"/>
+                    </a:xfrm>
+                    <a:prstGeom prst="rect">
+                      <a:avLst/>
+                    </a:prstGeom>
+                  </pic:spPr>
+                </pic:pic>
+              </a:graphicData>
+            </a:graphic>
+          </wp:inline>
+        </w:drawing>
+      </w:r>
+    </w:p>
+    <w:p>
+      <w:pPr>
+        <w:ind w:left="750"/>
+        <w:jc w:val="both"/>
+        <w:rPr>
+          <w:b/>
+          <w:bCs/>
+        </w:rPr>
+      </w:pPr>
+      <w:r>
+        <w:rPr>
+          <w:b/>
+          <w:bCs/>
+          <w:noProof/>
+        </w:rPr>
+        <w:drawing>
+          <wp:inline distT="0" distB="0" distL="0" distR="0" wp14:anchorId="4BB046DB" wp14:editId="449B2AC8">
+            <wp:extent cx="4544059" cy="200053"/>
+            <wp:effectExtent l="0" t="0" r="0" b="9525"/>
+            <wp:docPr id="707765933" name="Imagen 1"/>
+            <wp:cNvGraphicFramePr>
+              <a:graphicFrameLocks xmlns:a="http://schemas.openxmlformats.org/drawingml/2006/main" noChangeAspect="1"/>
+            </wp:cNvGraphicFramePr>
+            <a:graphic xmlns:a="http://schemas.openxmlformats.org/drawingml/2006/main">
+              <a:graphicData uri="http://schemas.openxmlformats.org/drawingml/2006/picture">
+                <pic:pic xmlns:pic="http://schemas.openxmlformats.org/drawingml/2006/picture">
+                  <pic:nvPicPr>
+                    <pic:cNvPr id="707765933" name=""/>
+                    <pic:cNvPicPr/>
+                  </pic:nvPicPr>
+                  <pic:blipFill>
+                    <a:blip r:embed="rId29"/>
+                    <a:stretch>
+                      <a:fillRect/>
+                    </a:stretch>
+                  </pic:blipFill>
+                  <pic:spPr>
+                    <a:xfrm>
+                      <a:off x="0" y="0"/>
+                      <a:ext cx="4544059" cy="200053"/>
+                    </a:xfrm>
+                    <a:prstGeom prst="rect">
+                      <a:avLst/>
+                    </a:prstGeom>
+                  </pic:spPr>
+                </pic:pic>
+              </a:graphicData>
+            </a:graphic>
+          </wp:inline>
+        </w:drawing>
+      </w:r>
+    </w:p>
+    <w:p>
+      <w:pPr>
+        <w:ind w:left="750"/>
+        <w:jc w:val="both"/>
+        <w:rPr>
+          <w:b/>
+          <w:bCs/>
+        </w:rPr>
+      </w:pPr>
+      <w:r>
+        <w:rPr>
+          <w:b/>
+          <w:bCs/>
+          <w:noProof/>
+        </w:rPr>
+        <w:drawing>
+          <wp:inline distT="0" distB="0" distL="0" distR="0" wp14:anchorId="41B5E883" wp14:editId="7AA5C646">
+            <wp:extent cx="3219899" cy="333422"/>
+            <wp:effectExtent l="0" t="0" r="0" b="9525"/>
+            <wp:docPr id="1960063335" name="Imagen 1"/>
+            <wp:cNvGraphicFramePr>
+              <a:graphicFrameLocks xmlns:a="http://schemas.openxmlformats.org/drawingml/2006/main" noChangeAspect="1"/>
+            </wp:cNvGraphicFramePr>
+            <a:graphic xmlns:a="http://schemas.openxmlformats.org/drawingml/2006/main">
+              <a:graphicData uri="http://schemas.openxmlformats.org/drawingml/2006/picture">
+                <pic:pic xmlns:pic="http://schemas.openxmlformats.org/drawingml/2006/picture">
+                  <pic:nvPicPr>
+                    <pic:cNvPr id="1960063335" name=""/>
+                    <pic:cNvPicPr/>
+                  </pic:nvPicPr>
+                  <pic:blipFill>
+                    <a:blip r:embed="rId30"/>
+                    <a:stretch>
+                      <a:fillRect/>
+                    </a:stretch>
+                  </pic:blipFill>
+                  <pic:spPr>
+                    <a:xfrm>
+                      <a:off x="0" y="0"/>
+                      <a:ext cx="3219899" cy="333422"/>
+                    </a:xfrm>
+                    <a:prstGeom prst="rect">
+                      <a:avLst/>
+                    </a:prstGeom>
+                  </pic:spPr>
+                </pic:pic>
+              </a:graphicData>
+            </a:graphic>
+          </wp:inline>
+        </w:drawing>
+      </w:r>
+    </w:p>
+    <w:p>
+      <w:pPr>
+        <w:ind w:left="750"/>
+        <w:jc w:val="both"/>
+        <w:rPr>
+          <w:b/>
+          <w:bCs/>
+        </w:rPr>
+      </w:pPr>
+      <w:r>
+        <w:rPr>
+          <w:b/>
+          <w:bCs/>
+        </w:rPr>
+        <w:t>3.</w:t>
+      </w:r>
+      <w:r>
+        <w:t xml:space="preserve"> </w:t>
+      </w:r>
+      <w:r>
+        <w:rPr>
+          <w:b/>
+          <w:bCs/>
+        </w:rPr>
+        <w:t>Copia el archivo README.md de proyecto/doc a proyecto/bin. Luego, borra el archivo original de la carpeta doc.</w:t>
+      </w:r>
+    </w:p>
+    <w:p>
+      <w:pPr>
+        <w:ind w:left="750"/>
+        <w:jc w:val="both"/>
+        <w:rPr>
+          <w:b/>
+          <w:bCs/>
+        </w:rPr>
+      </w:pPr>
+      <w:r>
+        <w:rPr>
+          <w:b/>
+          <w:bCs/>
+          <w:noProof/>
+        </w:rPr>
+        <w:drawing>
+          <wp:inline distT="0" distB="0" distL="0" distR="0" wp14:anchorId="39D951D6" wp14:editId="6D23A792">
+            <wp:extent cx="4867954" cy="533474"/>
+            <wp:effectExtent l="0" t="0" r="8890" b="0"/>
+            <wp:docPr id="1524916590" name="Imagen 1" descr="Texto&#10;&#10;El contenido generado por IA puede ser incorrecto."/>
+            <wp:cNvGraphicFramePr>
+              <a:graphicFrameLocks xmlns:a="http://schemas.openxmlformats.org/drawingml/2006/main" noChangeAspect="1"/>
+            </wp:cNvGraphicFramePr>
+            <a:graphic xmlns:a="http://schemas.openxmlformats.org/drawingml/2006/main">
+              <a:graphicData uri="http://schemas.openxmlformats.org/drawingml/2006/picture">
+                <pic:pic xmlns:pic="http://schemas.openxmlformats.org/drawingml/2006/picture">
+                  <pic:nvPicPr>
+                    <pic:cNvPr id="1524916590" name="Imagen 1" descr="Texto&#10;&#10;El contenido generado por IA puede ser incorrecto."/>
+                    <pic:cNvPicPr/>
+                  </pic:nvPicPr>
+                  <pic:blipFill>
+                    <a:blip r:embed="rId31"/>
+                    <a:stretch>
+                      <a:fillRect/>
+                    </a:stretch>
+                  </pic:blipFill>
+                  <pic:spPr>
+                    <a:xfrm>
+                      <a:off x="0" y="0"/>
+                      <a:ext cx="4867954" cy="533474"/>
+                    </a:xfrm>
+                    <a:prstGeom prst="rect">
+                      <a:avLst/>
+                    </a:prstGeom>
+                  </pic:spPr>
+                </pic:pic>
+              </a:graphicData>
+            </a:graphic>
+          </wp:inline>
+        </w:drawing>
+      </w:r>
+    </w:p>
+    <w:p>
+      <w:pPr>
+        <w:ind w:left="750"/>
+        <w:jc w:val="both"/>
+        <w:rPr>
+          <w:b/>
+          <w:bCs/>
+        </w:rPr>
+      </w:pPr>
+      <w:r>
+        <w:rPr>
+          <w:b/>
+          <w:bCs/>
+          <w:noProof/>
+        </w:rPr>
+        <w:drawing>
+          <wp:inline distT="0" distB="0" distL="0" distR="0" wp14:anchorId="132FE942" wp14:editId="12910921">
+            <wp:extent cx="3743847" cy="724001"/>
+            <wp:effectExtent l="0" t="0" r="9525" b="0"/>
+            <wp:docPr id="1204454846" name="Imagen 1" descr="Texto&#10;&#10;El contenido generado por IA puede ser incorrecto."/>
+            <wp:cNvGraphicFramePr>
+              <a:graphicFrameLocks xmlns:a="http://schemas.openxmlformats.org/drawingml/2006/main" noChangeAspect="1"/>
+            </wp:cNvGraphicFramePr>
+            <a:graphic xmlns:a="http://schemas.openxmlformats.org/drawingml/2006/main">
+              <a:graphicData uri="http://schemas.openxmlformats.org/drawingml/2006/picture">
+                <pic:pic xmlns:pic="http://schemas.openxmlformats.org/drawingml/2006/picture">
+                  <pic:nvPicPr>
+                    <pic:cNvPr id="1204454846" name="Imagen 1" descr="Texto&#10;&#10;El contenido generado por IA puede ser incorrecto."/>
+                    <pic:cNvPicPr/>
+                  </pic:nvPicPr>
+                  <pic:blipFill>
+                    <a:blip r:embed="rId32"/>
+                    <a:stretch>
+                      <a:fillRect/>
+                    </a:stretch>
+                  </pic:blipFill>
+                  <pic:spPr>
+                    <a:xfrm>
+                      <a:off x="0" y="0"/>
+                      <a:ext cx="3743847" cy="724001"/>
+                    </a:xfrm>
+                    <a:prstGeom prst="rect">
+                      <a:avLst/>
+                    </a:prstGeom>
+                  </pic:spPr>
+                </pic:pic>
+              </a:graphicData>
+            </a:graphic>
+          </wp:inline>
+        </w:drawing>
+      </w:r>
+    </w:p>
+    <w:p>
+      <w:pPr>
+        <w:ind w:left="750"/>
+        <w:jc w:val="both"/>
+        <w:rPr>
+          <w:b/>
+          <w:bCs/>
+        </w:rPr>
+      </w:pPr>
+      <w:r>
+        <w:rPr>
+          <w:b/>
+          <w:bCs/>
+        </w:rPr>
+        <w:t xml:space="preserve">4. </w:t>
+      </w:r>
+      <w:r>
+        <w:rPr>
+          <w:b/>
+          <w:bCs/>
+        </w:rPr>
+        <w:t>Intenta borrar el directorio proyecto con usa rmdir. ¿Qué error obtienes? Ahora, rm con la opción correcta para borrar el directorio y todo lo que contiene.</w:t>
+      </w:r>
+    </w:p>
+    <w:p>
+      <w:pPr>
+        <w:ind w:left="750"/>
+        <w:jc w:val="both"/>
+        <w:rPr>
+          <w:b/>
+          <w:bCs/>
+        </w:rPr>
+      </w:pPr>
+      <w:r>
+        <w:rPr>
+          <w:b/>
+          <w:bCs/>
+          <w:noProof/>
+        </w:rPr>
+        <w:drawing>
+          <wp:inline distT="0" distB="0" distL="0" distR="0" wp14:anchorId="4E28364F" wp14:editId="77B850EF">
+            <wp:extent cx="4258269" cy="381053"/>
+            <wp:effectExtent l="0" t="0" r="9525" b="0"/>
+            <wp:docPr id="1365596975" name="Imagen 1"/>
+            <wp:cNvGraphicFramePr>
+              <a:graphicFrameLocks xmlns:a="http://schemas.openxmlformats.org/drawingml/2006/main" noChangeAspect="1"/>
+            </wp:cNvGraphicFramePr>
+            <a:graphic xmlns:a="http://schemas.openxmlformats.org/drawingml/2006/main">
+              <a:graphicData uri="http://schemas.openxmlformats.org/drawingml/2006/picture">
+                <pic:pic xmlns:pic="http://schemas.openxmlformats.org/drawingml/2006/picture">
+                  <pic:nvPicPr>
+                    <pic:cNvPr id="1365596975" name=""/>
+                    <pic:cNvPicPr/>
+                  </pic:nvPicPr>
+                  <pic:blipFill>
+                    <a:blip r:embed="rId33"/>
+                    <a:stretch>
+                      <a:fillRect/>
+                    </a:stretch>
+                  </pic:blipFill>
+                  <pic:spPr>
+                    <a:xfrm>
+                      <a:off x="0" y="0"/>
+                      <a:ext cx="4258269" cy="381053"/>
+                    </a:xfrm>
+                    <a:prstGeom prst="rect">
+                      <a:avLst/>
+                    </a:prstGeom>
+                  </pic:spPr>
+                </pic:pic>
+              </a:graphicData>
+            </a:graphic>
+          </wp:inline>
+        </w:drawing>
+      </w:r>
+    </w:p>
+    <w:p>
+      <w:pPr>
+        <w:ind w:left="750"/>
+        <w:jc w:val="both"/>
+        <w:rPr>
+          <w:b/>
+          <w:bCs/>
+        </w:rPr>
+      </w:pPr>
+      <w:r>
+        <w:rPr>
+          <w:b/>
+          <w:bCs/>
+          <w:noProof/>
+        </w:rPr>
+        <w:drawing>
+          <wp:inline distT="0" distB="0" distL="0" distR="0" wp14:anchorId="316DB784" wp14:editId="7CA7C8BA">
+            <wp:extent cx="5400040" cy="302260"/>
+            <wp:effectExtent l="0" t="0" r="0" b="2540"/>
+            <wp:docPr id="536193297" name="Imagen 1" descr="Imagen que contiene Interfaz de usuario gráfica&#10;&#10;El contenido generado por IA puede ser incorrecto."/>
+            <wp:cNvGraphicFramePr>
+              <a:graphicFrameLocks xmlns:a="http://schemas.openxmlformats.org/drawingml/2006/main" noChangeAspect="1"/>
+            </wp:cNvGraphicFramePr>
+            <a:graphic xmlns:a="http://schemas.openxmlformats.org/drawingml/2006/main">
+              <a:graphicData uri="http://schemas.openxmlformats.org/drawingml/2006/picture">
+                <pic:pic xmlns:pic="http://schemas.openxmlformats.org/drawingml/2006/picture">
+                  <pic:nvPicPr>
+                    <pic:cNvPr id="536193297" name="Imagen 1" descr="Imagen que contiene Interfaz de usuario gráfica&#10;&#10;El contenido generado por IA puede ser incorrecto."/>
+                    <pic:cNvPicPr/>
+                  </pic:nvPicPr>
+                  <pic:blipFill>
+                    <a:blip r:embed="rId34"/>
+                    <a:stretch>
+                      <a:fillRect/>
+                    </a:stretch>
+                  </pic:blipFill>
+                  <pic:spPr>
+                    <a:xfrm>
+                      <a:off x="0" y="0"/>
+                      <a:ext cx="5400040" cy="302260"/>
+                    </a:xfrm>
+                    <a:prstGeom prst="rect">
+                      <a:avLst/>
+                    </a:prstGeom>
+                  </pic:spPr>
+                </pic:pic>
+              </a:graphicData>
+            </a:graphic>
+          </wp:inline>
+        </w:drawing>
+      </w:r>
+    </w:p>
+    <w:p>
+      <w:pPr>
+        <w:ind w:left="750"/>
+        <w:jc w:val="both"/>
+        <w:rPr>
+          <w:b/>
+          <w:bCs/>
+        </w:rPr>
+      </w:pPr>
+      <w:r>
+        <w:rPr>
+          <w:b/>
+          <w:bCs/>
+        </w:rPr>
+        <w:t xml:space="preserve">5. </w:t>
+      </w:r>
+      <w:r>
+        <w:rPr>
+          <w:b/>
+          <w:bCs/>
+        </w:rPr>
+        <w:t>Navega a /etc. Usando un solo comando ls con globbing, lista todos los archivos que empiecen con la letra s y terminen con .conf.</w:t>
+      </w:r>
+    </w:p>
+    <w:p>
+      <w:pPr>
+        <w:ind w:left="750"/>
+        <w:jc w:val="both"/>
+        <w:rPr>
+          <w:b/>
+          <w:bCs/>
+        </w:rPr>
+      </w:pPr>
+      <w:r>
+        <w:rPr>
+          <w:b/>
+          <w:bCs/>
+          <w:noProof/>
+        </w:rPr>
+        <w:drawing>
+          <wp:inline distT="0" distB="0" distL="0" distR="0" wp14:anchorId="20B790C7" wp14:editId="71DE54CD">
+            <wp:extent cx="4744112" cy="504895"/>
+            <wp:effectExtent l="0" t="0" r="0" b="9525"/>
+            <wp:docPr id="1685694042" name="Imagen 1" descr="Texto&#10;&#10;El contenido generado por IA puede ser incorrecto."/>
+            <wp:cNvGraphicFramePr>
+              <a:graphicFrameLocks xmlns:a="http://schemas.openxmlformats.org/drawingml/2006/main" noChangeAspect="1"/>
+            </wp:cNvGraphicFramePr>
+            <a:graphic xmlns:a="http://schemas.openxmlformats.org/drawingml/2006/main">
+              <a:graphicData uri="http://schemas.openxmlformats.org/drawingml/2006/picture">
+                <pic:pic xmlns:pic="http://schemas.openxmlformats.org/drawingml/2006/picture">
+                  <pic:nvPicPr>
+                    <pic:cNvPr id="1685694042" name="Imagen 1" descr="Texto&#10;&#10;El contenido generado por IA puede ser incorrecto."/>
+                    <pic:cNvPicPr/>
+                  </pic:nvPicPr>
+                  <pic:blipFill>
+                    <a:blip r:embed="rId35"/>
+                    <a:stretch>
+                      <a:fillRect/>
+                    </a:stretch>
+                  </pic:blipFill>
+                  <pic:spPr>
+                    <a:xfrm>
+                      <a:off x="0" y="0"/>
+                      <a:ext cx="4744112" cy="504895"/>
+                    </a:xfrm>
+                    <a:prstGeom prst="rect">
+                      <a:avLst/>
+                    </a:prstGeom>
+                  </pic:spPr>
+                </pic:pic>
+              </a:graphicData>
+            </a:graphic>
+          </wp:inline>
+        </w:drawing>
+      </w:r>
+    </w:p>
+    <w:p>
+      <w:pPr>
+        <w:ind w:left="750"/>
+        <w:jc w:val="both"/>
+        <w:rPr>
+          <w:b/>
+          <w:bCs/>
+          <w:u w:val="single"/>
+        </w:rPr>
+      </w:pPr>
+      <w:r>
+        <w:rPr>
+          <w:b/>
+          <w:bCs/>
+          <w:u w:val="single"/>
+        </w:rPr>
+        <w:lastRenderedPageBreak/>
+        <w:t>5.- Archivado y Compresión</w:t>
+      </w:r>
+    </w:p>
+    <w:p>
+      <w:pPr>
+        <w:ind w:left="1410"/>
+        <w:jc w:val="both"/>
+        <w:rPr>
+          <w:b/>
+          <w:bCs/>
+        </w:rPr>
+      </w:pPr>
+      <w:r>
+        <w:rPr>
+          <w:b/>
+          <w:bCs/>
+        </w:rPr>
+        <w:t>1.</w:t>
+      </w:r>
+      <w:r>
+        <w:t xml:space="preserve"> </w:t>
+      </w:r>
+      <w:r>
+        <w:rPr>
+          <w:b/>
+          <w:bCs/>
+        </w:rPr>
+        <w:t>Crea un archivo tar llamado log_backup.tar que contenga todos los archivos del directorio /var/log. ¿Qué advertencias de “permiso denegado</w:t>
+      </w:r>
+      <w:r>
+        <w:rPr>
+          <w:rFonts w:ascii="Arial" w:hAnsi="Arial" w:cs="Arial"/>
+          <w:b/>
+          <w:bCs/>
+        </w:rPr>
+        <w:t>ˮ</w:t>
+      </w:r>
+      <w:r>
+        <w:rPr>
+          <w:b/>
+          <w:bCs/>
+        </w:rPr>
+        <w:t xml:space="preserve"> aparecen y por qu</w:t>
+      </w:r>
+      <w:r>
+        <w:rPr>
+          <w:rFonts w:ascii="Aptos" w:hAnsi="Aptos" w:cs="Aptos"/>
+          <w:b/>
+          <w:bCs/>
+        </w:rPr>
+        <w:t>é</w:t>
+      </w:r>
+      <w:r>
+        <w:rPr>
+          <w:b/>
+          <w:bCs/>
+        </w:rPr>
+        <w:t>?</w:t>
+      </w:r>
+    </w:p>
+    <w:p>
+      <w:pPr>
+        <w:ind w:left="1410"/>
+        <w:jc w:val="both"/>
+        <w:rPr>
+          <w:b/>
+          <w:bCs/>
+        </w:rPr>
+      </w:pPr>
+      <w:r>
+        <w:rPr>
+          <w:b/>
+          <w:bCs/>
+          <w:noProof/>
+        </w:rPr>
+        <w:drawing>
+          <wp:inline distT="0" distB="0" distL="0" distR="0" wp14:anchorId="561B1312" wp14:editId="2492BB96">
+            <wp:extent cx="5400040" cy="2007870"/>
+            <wp:effectExtent l="0" t="0" r="0" b="0"/>
+            <wp:docPr id="563761361" name="Imagen 1" descr="Texto&#10;&#10;El contenido generado por IA puede ser incorrecto."/>
+            <wp:cNvGraphicFramePr>
+              <a:graphicFrameLocks xmlns:a="http://schemas.openxmlformats.org/drawingml/2006/main" noChangeAspect="1"/>
+            </wp:cNvGraphicFramePr>
+            <a:graphic xmlns:a="http://schemas.openxmlformats.org/drawingml/2006/main">
+              <a:graphicData uri="http://schemas.openxmlformats.org/drawingml/2006/picture">
+                <pic:pic xmlns:pic="http://schemas.openxmlformats.org/drawingml/2006/picture">
+                  <pic:nvPicPr>
+                    <pic:cNvPr id="563761361" name="Imagen 1" descr="Texto&#10;&#10;El contenido generado por IA puede ser incorrecto."/>
+                    <pic:cNvPicPr/>
+                  </pic:nvPicPr>
+                  <pic:blipFill>
+                    <a:blip r:embed="rId36"/>
+                    <a:stretch>
+                      <a:fillRect/>
+                    </a:stretch>
+                  </pic:blipFill>
+                  <pic:spPr>
+                    <a:xfrm>
+                      <a:off x="0" y="0"/>
+                      <a:ext cx="5400040" cy="2007870"/>
+                    </a:xfrm>
+                    <a:prstGeom prst="rect">
+                      <a:avLst/>
+                    </a:prstGeom>
+                  </pic:spPr>
+                </pic:pic>
+              </a:graphicData>
+            </a:graphic>
+          </wp:inline>
+        </w:drawing>
+      </w:r>
+    </w:p>
+    <w:p>
+      <w:pPr>
+        <w:ind w:left="1410"/>
+        <w:jc w:val="both"/>
+      </w:pPr>
+      <w:r>
+        <w:t>Apatecen advertencias en todo el diectorio porque se necesitan permisos de administrador para abrirlo.</w:t>
+      </w:r>
+    </w:p>
+    <w:p>
+      <w:pPr>
+        <w:ind w:left="1410"/>
+        <w:jc w:val="both"/>
+        <w:rPr>
+          <w:b/>
+          <w:bCs/>
+        </w:rPr>
+      </w:pPr>
+      <w:r>
+        <w:rPr>
+          <w:b/>
+          <w:bCs/>
+        </w:rPr>
+        <w:t xml:space="preserve">2. </w:t>
+      </w:r>
+      <w:r>
+        <w:rPr>
+          <w:b/>
+          <w:bCs/>
+        </w:rPr>
+        <w:t>Comprime el archivo log_backup.tar usando gzip. Compara el tamaño del archivo</w:t>
+      </w:r>
+      <w:r>
+        <w:rPr>
+          <w:b/>
+          <w:bCs/>
+        </w:rPr>
+        <w:t xml:space="preserve"> </w:t>
+      </w:r>
+      <w:r>
+        <w:rPr>
+          <w:b/>
+          <w:bCs/>
+        </w:rPr>
+        <w:t>original y el comprimido</w:t>
+      </w:r>
+      <w:r>
+        <w:rPr>
+          <w:b/>
+          <w:bCs/>
+        </w:rPr>
+        <w:t xml:space="preserve"> usando</w:t>
+      </w:r>
+      <w:r>
+        <w:rPr>
+          <w:b/>
+          <w:bCs/>
+        </w:rPr>
+        <w:t xml:space="preserve"> ls -lh </w:t>
+      </w:r>
+    </w:p>
+    <w:p>
+      <w:pPr>
+        <w:ind w:left="1410"/>
+        <w:jc w:val="both"/>
+        <w:rPr>
+          <w:b/>
+          <w:bCs/>
+        </w:rPr>
+      </w:pPr>
+      <w:r>
+        <w:rPr>
+          <w:b/>
+          <w:bCs/>
+          <w:noProof/>
+        </w:rPr>
+        <w:drawing>
+          <wp:inline distT="0" distB="0" distL="0" distR="0" wp14:anchorId="5060F2A1" wp14:editId="3248F749">
+            <wp:extent cx="3629532" cy="190527"/>
+            <wp:effectExtent l="0" t="0" r="0" b="0"/>
+            <wp:docPr id="877726225" name="Imagen 1"/>
+            <wp:cNvGraphicFramePr>
+              <a:graphicFrameLocks xmlns:a="http://schemas.openxmlformats.org/drawingml/2006/main" noChangeAspect="1"/>
+            </wp:cNvGraphicFramePr>
+            <a:graphic xmlns:a="http://schemas.openxmlformats.org/drawingml/2006/main">
+              <a:graphicData uri="http://schemas.openxmlformats.org/drawingml/2006/picture">
+                <pic:pic xmlns:pic="http://schemas.openxmlformats.org/drawingml/2006/picture">
+                  <pic:nvPicPr>
+                    <pic:cNvPr id="877726225" name=""/>
+                    <pic:cNvPicPr/>
+                  </pic:nvPicPr>
+                  <pic:blipFill>
+                    <a:blip r:embed="rId37"/>
+                    <a:stretch>
+                      <a:fillRect/>
+                    </a:stretch>
+                  </pic:blipFill>
+                  <pic:spPr>
+                    <a:xfrm>
+                      <a:off x="0" y="0"/>
+                      <a:ext cx="3629532" cy="190527"/>
+                    </a:xfrm>
+                    <a:prstGeom prst="rect">
+                      <a:avLst/>
+                    </a:prstGeom>
+                  </pic:spPr>
+                </pic:pic>
+              </a:graphicData>
+            </a:graphic>
+          </wp:inline>
+        </w:drawing>
+      </w:r>
+    </w:p>
+    <w:p>
+      <w:pPr>
+        <w:ind w:left="1410"/>
+        <w:jc w:val="both"/>
+        <w:rPr>
+          <w:b/>
+          <w:bCs/>
+        </w:rPr>
+      </w:pPr>
+      <w:r>
+        <w:rPr>
+          <w:b/>
+          <w:bCs/>
+          <w:noProof/>
+        </w:rPr>
+        <w:drawing>
+          <wp:inline distT="0" distB="0" distL="0" distR="0" wp14:anchorId="0826B609" wp14:editId="4A69EC13">
+            <wp:extent cx="4963218" cy="1991003"/>
+            <wp:effectExtent l="0" t="0" r="8890" b="9525"/>
+            <wp:docPr id="631920740" name="Imagen 1" descr="Texto&#10;&#10;El contenido generado por IA puede ser incorrecto."/>
+            <wp:cNvGraphicFramePr>
+              <a:graphicFrameLocks xmlns:a="http://schemas.openxmlformats.org/drawingml/2006/main" noChangeAspect="1"/>
+            </wp:cNvGraphicFramePr>
+            <a:graphic xmlns:a="http://schemas.openxmlformats.org/drawingml/2006/main">
+              <a:graphicData uri="http://schemas.openxmlformats.org/drawingml/2006/picture">
+                <pic:pic xmlns:pic="http://schemas.openxmlformats.org/drawingml/2006/picture">
+                  <pic:nvPicPr>
+                    <pic:cNvPr id="631920740" name="Imagen 1" descr="Texto&#10;&#10;El contenido generado por IA puede ser incorrecto."/>
+                    <pic:cNvPicPr/>
+                  </pic:nvPicPr>
+                  <pic:blipFill>
+                    <a:blip r:embed="rId38"/>
+                    <a:stretch>
+                      <a:fillRect/>
+                    </a:stretch>
+                  </pic:blipFill>
+                  <pic:spPr>
+                    <a:xfrm>
+                      <a:off x="0" y="0"/>
+                      <a:ext cx="4963218" cy="1991003"/>
+                    </a:xfrm>
+                    <a:prstGeom prst="rect">
+                      <a:avLst/>
+                    </a:prstGeom>
+                  </pic:spPr>
+                </pic:pic>
+              </a:graphicData>
+            </a:graphic>
+          </wp:inline>
+        </w:drawing>
+      </w:r>
+    </w:p>
+    <w:p>
+      <w:pPr>
+        <w:ind w:left="1410"/>
+        <w:jc w:val="both"/>
+        <w:rPr>
+          <w:b/>
+          <w:bCs/>
+        </w:rPr>
+      </w:pPr>
+      <w:r>
+        <w:rPr>
+          <w:b/>
+          <w:bCs/>
+        </w:rPr>
+        <w:t xml:space="preserve">3. </w:t>
+      </w:r>
+      <w:r>
+        <w:rPr>
+          <w:b/>
+          <w:bCs/>
+        </w:rPr>
+        <w:t>Lista el contenido del archivo log_backup.tar.gz sin extraerlo para verificar que los archivos están dentro.</w:t>
+      </w:r>
+    </w:p>
+    <w:p>
+      <w:pPr>
+        <w:ind w:left="1410"/>
+        <w:jc w:val="both"/>
+        <w:rPr>
+          <w:b/>
+          <w:bCs/>
+        </w:rPr>
+      </w:pPr>
+      <w:r>
+        <w:rPr>
+          <w:b/>
+          <w:bCs/>
+          <w:noProof/>
+        </w:rPr>
+        <w:drawing>
+          <wp:inline distT="0" distB="0" distL="0" distR="0" wp14:anchorId="0EB71F12" wp14:editId="222FAE69">
+            <wp:extent cx="3629532" cy="209579"/>
+            <wp:effectExtent l="0" t="0" r="9525" b="0"/>
+            <wp:docPr id="633795942" name="Imagen 1"/>
+            <wp:cNvGraphicFramePr>
+              <a:graphicFrameLocks xmlns:a="http://schemas.openxmlformats.org/drawingml/2006/main" noChangeAspect="1"/>
+            </wp:cNvGraphicFramePr>
+            <a:graphic xmlns:a="http://schemas.openxmlformats.org/drawingml/2006/main">
+              <a:graphicData uri="http://schemas.openxmlformats.org/drawingml/2006/picture">
+                <pic:pic xmlns:pic="http://schemas.openxmlformats.org/drawingml/2006/picture">
+                  <pic:nvPicPr>
+                    <pic:cNvPr id="633795942" name=""/>
+                    <pic:cNvPicPr/>
+                  </pic:nvPicPr>
+                  <pic:blipFill>
+                    <a:blip r:embed="rId39"/>
+                    <a:stretch>
+                      <a:fillRect/>
+                    </a:stretch>
+                  </pic:blipFill>
+                  <pic:spPr>
+                    <a:xfrm>
+                      <a:off x="0" y="0"/>
+                      <a:ext cx="3629532" cy="209579"/>
+                    </a:xfrm>
+                    <a:prstGeom prst="rect">
+                      <a:avLst/>
+                    </a:prstGeom>
+                  </pic:spPr>
+                </pic:pic>
+              </a:graphicData>
+            </a:graphic>
+          </wp:inline>
+        </w:drawing>
+      </w:r>
+    </w:p>
+    <w:p>
+      <w:pPr>
+        <w:ind w:left="1410"/>
+        <w:jc w:val="both"/>
+      </w:pPr>
+      <w:r>
+        <w:t>Utilizar el comando hace que la terminal de este error</w:t>
+      </w:r>
+    </w:p>
+    <w:p>
+      <w:pPr>
+        <w:ind w:left="1410"/>
+        <w:jc w:val="both"/>
+      </w:pPr>
+      <w:r>
+        <w:rPr>
+          <w:noProof/>
+        </w:rPr>
+        <w:lastRenderedPageBreak/>
+        <w:drawing>
+          <wp:inline distT="0" distB="0" distL="0" distR="0" wp14:anchorId="3BE833D3" wp14:editId="79784199">
+            <wp:extent cx="4867275" cy="3008278"/>
+            <wp:effectExtent l="0" t="0" r="0" b="1905"/>
+            <wp:docPr id="637453370" name="Imagen 1" descr="Texto&#10;&#10;El contenido generado por IA puede ser incorrecto."/>
+            <wp:cNvGraphicFramePr>
+              <a:graphicFrameLocks xmlns:a="http://schemas.openxmlformats.org/drawingml/2006/main" noChangeAspect="1"/>
+            </wp:cNvGraphicFramePr>
+            <a:graphic xmlns:a="http://schemas.openxmlformats.org/drawingml/2006/main">
+              <a:graphicData uri="http://schemas.openxmlformats.org/drawingml/2006/picture">
+                <pic:pic xmlns:pic="http://schemas.openxmlformats.org/drawingml/2006/picture">
+                  <pic:nvPicPr>
+                    <pic:cNvPr id="637453370" name="Imagen 1" descr="Texto&#10;&#10;El contenido generado por IA puede ser incorrecto."/>
+                    <pic:cNvPicPr/>
+                  </pic:nvPicPr>
+                  <pic:blipFill>
+                    <a:blip r:embed="rId40"/>
+                    <a:stretch>
+                      <a:fillRect/>
+                    </a:stretch>
+                  </pic:blipFill>
+                  <pic:spPr>
+                    <a:xfrm>
+                      <a:off x="0" y="0"/>
+                      <a:ext cx="4873421" cy="3012076"/>
+                    </a:xfrm>
+                    <a:prstGeom prst="rect">
+                      <a:avLst/>
+                    </a:prstGeom>
+                  </pic:spPr>
+                </pic:pic>
+              </a:graphicData>
+            </a:graphic>
+          </wp:inline>
+        </w:drawing>
+      </w:r>
+    </w:p>
+    <w:p>
+      <w:pPr>
+        <w:ind w:left="1410"/>
+        <w:jc w:val="both"/>
+        <w:rPr>
+          <w:b/>
+          <w:bCs/>
+        </w:rPr>
+      </w:pPr>
+      <w:r>
+        <w:rPr>
+          <w:b/>
+          <w:bCs/>
+        </w:rPr>
+        <w:t>4</w:t>
+      </w:r>
+      <w:r>
+        <w:rPr>
+          <w:b/>
+          <w:bCs/>
+        </w:rPr>
+        <w:t xml:space="preserve">. </w:t>
+      </w:r>
+      <w:r>
+        <w:rPr>
+          <w:b/>
+          <w:bCs/>
+        </w:rPr>
+        <w:t>Extrae únicamente el archivo syslog (o directorio</w:t>
+      </w:r>
+      <w:r>
+        <w:rPr>
+          <w:b/>
+          <w:bCs/>
+        </w:rPr>
+        <w:t xml:space="preserve"> messages) de tu directorio log_backup.tar.gz a tu directorio</w:t>
+      </w:r>
+      <w:r>
+        <w:rPr>
+          <w:b/>
+          <w:bCs/>
+        </w:rPr>
+        <w:t xml:space="preserve"> /tmp</w:t>
+      </w:r>
+    </w:p>
+    <w:p>
+      <w:pPr>
+        <w:ind w:left="1410"/>
+        <w:jc w:val="both"/>
+        <w:rPr>
+          <w:b/>
+          <w:bCs/>
+        </w:rPr>
+      </w:pPr>
+      <w:r>
+        <w:rPr>
+          <w:b/>
+          <w:bCs/>
+          <w:noProof/>
+        </w:rPr>
+        <w:drawing>
+          <wp:inline distT="0" distB="0" distL="0" distR="0" wp14:anchorId="7D23721A" wp14:editId="177F176C">
+            <wp:extent cx="5400040" cy="2550160"/>
+            <wp:effectExtent l="0" t="0" r="0" b="2540"/>
+            <wp:docPr id="1081214398" name="Imagen 1" descr="Texto&#10;&#10;El contenido generado por IA puede ser incorrecto."/>
+            <wp:cNvGraphicFramePr>
+              <a:graphicFrameLocks xmlns:a="http://schemas.openxmlformats.org/drawingml/2006/main" noChangeAspect="1"/>
+            </wp:cNvGraphicFramePr>
+            <a:graphic xmlns:a="http://schemas.openxmlformats.org/drawingml/2006/main">
+              <a:graphicData uri="http://schemas.openxmlformats.org/drawingml/2006/picture">
+                <pic:pic xmlns:pic="http://schemas.openxmlformats.org/drawingml/2006/picture">
+                  <pic:nvPicPr>
+                    <pic:cNvPr id="1081214398" name="Imagen 1" descr="Texto&#10;&#10;El contenido generado por IA puede ser incorrecto."/>
+                    <pic:cNvPicPr/>
+                  </pic:nvPicPr>
+                  <pic:blipFill>
+                    <a:blip r:embed="rId41"/>
+                    <a:stretch>
+                      <a:fillRect/>
+                    </a:stretch>
+                  </pic:blipFill>
+                  <pic:spPr>
+                    <a:xfrm>
+                      <a:off x="0" y="0"/>
+                      <a:ext cx="5400040" cy="2550160"/>
+                    </a:xfrm>
+                    <a:prstGeom prst="rect">
+                      <a:avLst/>
+                    </a:prstGeom>
+                  </pic:spPr>
+                </pic:pic>
+              </a:graphicData>
+            </a:graphic>
+          </wp:inline>
+        </w:drawing>
+      </w:r>
+    </w:p>
+    <w:p>
+      <w:pPr>
+        <w:ind w:left="1410"/>
+        <w:jc w:val="both"/>
+        <w:rPr>
+          <w:b/>
+          <w:bCs/>
+        </w:rPr>
+      </w:pPr>
+      <w:r>
+        <w:rPr>
+          <w:b/>
+          <w:bCs/>
+        </w:rPr>
+        <w:t xml:space="preserve">5. </w:t>
+      </w:r>
+      <w:r>
+        <w:rPr>
+          <w:b/>
+          <w:bCs/>
+        </w:rPr>
+        <w:t>Crea tres archivos ( a.txt , b.log , c.jpg ) y luego crea un archivo</w:t>
+      </w:r>
+      <w:r>
+        <w:rPr>
+          <w:b/>
+          <w:bCs/>
+        </w:rPr>
+        <w:t xml:space="preserve"> zip que los contenga</w:t>
+      </w:r>
+      <w:r>
+        <w:rPr>
+          <w:b/>
+          <w:bCs/>
+        </w:rPr>
+        <w:t xml:space="preserve"> contenga.</w:t>
+      </w:r>
+      <w:r>
+        <w:rPr>
+          <w:b/>
+          <w:bCs/>
+        </w:rPr>
+        <w:t xml:space="preserve"> </w:t>
+      </w:r>
+      <w:r>
+        <w:rPr>
+          <w:b/>
+          <w:bCs/>
+        </w:rPr>
+        <w:t xml:space="preserve"> </w:t>
+      </w:r>
+    </w:p>
+    <w:p>
+      <w:pPr>
+        <w:ind w:left="1410"/>
+        <w:jc w:val="both"/>
+        <w:rPr>
+          <w:b/>
+          <w:bCs/>
+        </w:rPr>
+      </w:pPr>
+      <w:r>
+        <w:rPr>
+          <w:b/>
+          <w:bCs/>
+          <w:noProof/>
+        </w:rPr>
+        <w:drawing>
+          <wp:inline distT="0" distB="0" distL="0" distR="0" wp14:anchorId="0BC4B51D" wp14:editId="1464D75B">
+            <wp:extent cx="3610479" cy="200053"/>
+            <wp:effectExtent l="0" t="0" r="0" b="9525"/>
+            <wp:docPr id="18573617" name="Imagen 1"/>
+            <wp:cNvGraphicFramePr>
+              <a:graphicFrameLocks xmlns:a="http://schemas.openxmlformats.org/drawingml/2006/main" noChangeAspect="1"/>
+            </wp:cNvGraphicFramePr>
+            <a:graphic xmlns:a="http://schemas.openxmlformats.org/drawingml/2006/main">
+              <a:graphicData uri="http://schemas.openxmlformats.org/drawingml/2006/picture">
+                <pic:pic xmlns:pic="http://schemas.openxmlformats.org/drawingml/2006/picture">
+                  <pic:nvPicPr>
+                    <pic:cNvPr id="18573617" name=""/>
+                    <pic:cNvPicPr/>
+                  </pic:nvPicPr>
+                  <pic:blipFill>
+                    <a:blip r:embed="rId42"/>
+                    <a:stretch>
+                      <a:fillRect/>
+                    </a:stretch>
+                  </pic:blipFill>
+                  <pic:spPr>
+                    <a:xfrm>
+                      <a:off x="0" y="0"/>
+                      <a:ext cx="3610479" cy="200053"/>
+                    </a:xfrm>
+                    <a:prstGeom prst="rect">
+                      <a:avLst/>
+                    </a:prstGeom>
+                  </pic:spPr>
+                </pic:pic>
+              </a:graphicData>
+            </a:graphic>
+          </wp:inline>
+        </w:drawing>
+      </w:r>
+    </w:p>
+    <w:p>
+      <w:pPr>
+        <w:ind w:left="1410"/>
+        <w:jc w:val="both"/>
+        <w:rPr>
+          <w:b/>
+          <w:bCs/>
+        </w:rPr>
+      </w:pPr>
+      <w:r>
+        <w:rPr>
+          <w:b/>
+          <w:bCs/>
+          <w:noProof/>
+        </w:rPr>
+        <w:drawing>
+          <wp:inline distT="0" distB="0" distL="0" distR="0" wp14:anchorId="481210D5" wp14:editId="36D69144">
+            <wp:extent cx="5400040" cy="531495"/>
+            <wp:effectExtent l="0" t="0" r="0" b="1905"/>
+            <wp:docPr id="437798133" name="Imagen 1"/>
+            <wp:cNvGraphicFramePr>
+              <a:graphicFrameLocks xmlns:a="http://schemas.openxmlformats.org/drawingml/2006/main" noChangeAspect="1"/>
+            </wp:cNvGraphicFramePr>
+            <a:graphic xmlns:a="http://schemas.openxmlformats.org/drawingml/2006/main">
+              <a:graphicData uri="http://schemas.openxmlformats.org/drawingml/2006/picture">
+                <pic:pic xmlns:pic="http://schemas.openxmlformats.org/drawingml/2006/picture">
+                  <pic:nvPicPr>
+                    <pic:cNvPr id="437798133" name=""/>
+                    <pic:cNvPicPr/>
+                  </pic:nvPicPr>
+                  <pic:blipFill>
+                    <a:blip r:embed="rId43"/>
+                    <a:stretch>
+                      <a:fillRect/>
+                    </a:stretch>
+                  </pic:blipFill>
+                  <pic:spPr>
+                    <a:xfrm>
+                      <a:off x="0" y="0"/>
+                      <a:ext cx="5400040" cy="531495"/>
+                    </a:xfrm>
+                    <a:prstGeom prst="rect">
+                      <a:avLst/>
+                    </a:prstGeom>
+                  </pic:spPr>
+                </pic:pic>
+              </a:graphicData>
+            </a:graphic>
+          </wp:inline>
+        </w:drawing>
+      </w:r>
+    </w:p>
+    <w:p>
+      <w:pPr>
+        <w:ind w:left="1410"/>
+        <w:jc w:val="both"/>
+        <w:rPr>
+          <w:b/>
+          <w:bCs/>
+        </w:rPr>
+      </w:pPr>
+      <w:r>
+        <w:rPr>
+          <w:b/>
+          <w:bCs/>
+          <w:noProof/>
+        </w:rPr>
+        <w:drawing>
+          <wp:inline distT="0" distB="0" distL="0" distR="0" wp14:anchorId="187B95FA" wp14:editId="1F5E1EED">
+            <wp:extent cx="5400040" cy="269240"/>
+            <wp:effectExtent l="0" t="0" r="0" b="0"/>
+            <wp:docPr id="198325690" name="Imagen 1"/>
+            <wp:cNvGraphicFramePr>
+              <a:graphicFrameLocks xmlns:a="http://schemas.openxmlformats.org/drawingml/2006/main" noChangeAspect="1"/>
+            </wp:cNvGraphicFramePr>
+            <a:graphic xmlns:a="http://schemas.openxmlformats.org/drawingml/2006/main">
+              <a:graphicData uri="http://schemas.openxmlformats.org/drawingml/2006/picture">
+                <pic:pic xmlns:pic="http://schemas.openxmlformats.org/drawingml/2006/picture">
+                  <pic:nvPicPr>
+                    <pic:cNvPr id="198325690" name=""/>
+                    <pic:cNvPicPr/>
+                  </pic:nvPicPr>
+                  <pic:blipFill>
+                    <a:blip r:embed="rId44"/>
+                    <a:stretch>
+                      <a:fillRect/>
+                    </a:stretch>
+                  </pic:blipFill>
+                  <pic:spPr>
+                    <a:xfrm>
+                      <a:off x="0" y="0"/>
+                      <a:ext cx="5400040" cy="269240"/>
+                    </a:xfrm>
+                    <a:prstGeom prst="rect">
+                      <a:avLst/>
+                    </a:prstGeom>
+                  </pic:spPr>
+                </pic:pic>
+              </a:graphicData>
+            </a:graphic>
+          </wp:inline>
+        </w:drawing>
+      </w:r>
+    </w:p>
+    <w:p>
+      <w:pPr>
+        <w:ind w:left="1410"/>
+        <w:jc w:val="both"/>
+        <w:rPr>
+          <w:b/>
+          <w:bCs/>
+        </w:rPr>
+      </w:pPr>
+      <w:r>
+        <w:rPr>
+          <w:b/>
+          <w:bCs/>
+        </w:rPr>
+        <w:t>6.</w:t>
+      </w:r>
+      <w:r>
+        <w:t xml:space="preserve"> </w:t>
+      </w:r>
+      <w:r>
+        <w:rPr>
+          <w:b/>
+          <w:bCs/>
+        </w:rPr>
+        <w:t>Elimina los tres archivos originales y luego recupéralos desde el archivo zip .</w:t>
+      </w:r>
+    </w:p>
+    <w:p>
+      <w:pPr>
+        <w:ind w:left="1410"/>
+        <w:jc w:val="both"/>
+        <w:rPr>
+          <w:b/>
+          <w:bCs/>
+        </w:rPr>
+      </w:pPr>
+      <w:r>
+        <w:rPr>
+          <w:b/>
+          <w:bCs/>
+          <w:noProof/>
+        </w:rPr>
+        <w:lastRenderedPageBreak/>
+        <w:drawing>
+          <wp:inline distT="0" distB="0" distL="0" distR="0" wp14:anchorId="484D5E1C" wp14:editId="06F426F4">
+            <wp:extent cx="5400040" cy="948055"/>
+            <wp:effectExtent l="0" t="0" r="0" b="4445"/>
+            <wp:docPr id="1985187395" name="Imagen 1" descr="Imagen que contiene Texto&#10;&#10;El contenido generado por IA puede ser incorrecto."/>
+            <wp:cNvGraphicFramePr>
+              <a:graphicFrameLocks xmlns:a="http://schemas.openxmlformats.org/drawingml/2006/main" noChangeAspect="1"/>
+            </wp:cNvGraphicFramePr>
+            <a:graphic xmlns:a="http://schemas.openxmlformats.org/drawingml/2006/main">
+              <a:graphicData uri="http://schemas.openxmlformats.org/drawingml/2006/picture">
+                <pic:pic xmlns:pic="http://schemas.openxmlformats.org/drawingml/2006/picture">
+                  <pic:nvPicPr>
+                    <pic:cNvPr id="1985187395" name="Imagen 1" descr="Imagen que contiene Texto&#10;&#10;El contenido generado por IA puede ser incorrecto."/>
+                    <pic:cNvPicPr/>
+                  </pic:nvPicPr>
+                  <pic:blipFill>
+                    <a:blip r:embed="rId45"/>
+                    <a:stretch>
+                      <a:fillRect/>
+                    </a:stretch>
+                  </pic:blipFill>
+                  <pic:spPr>
+                    <a:xfrm>
+                      <a:off x="0" y="0"/>
+                      <a:ext cx="5400040" cy="948055"/>
+                    </a:xfrm>
+                    <a:prstGeom prst="rect">
+                      <a:avLst/>
+                    </a:prstGeom>
+                  </pic:spPr>
+                </pic:pic>
+              </a:graphicData>
+            </a:graphic>
+          </wp:inline>
+        </w:drawing>
+      </w:r>
+    </w:p>
+    <w:p>
+      <w:pPr>
+        <w:ind w:left="1410"/>
+        <w:jc w:val="both"/>
+        <w:rPr>
+          <w:b/>
+          <w:bCs/>
+        </w:rPr>
+      </w:pPr>
+      <w:r>
+        <w:rPr>
+          <w:b/>
+          <w:bCs/>
+        </w:rPr>
+        <w:t xml:space="preserve">7. </w:t>
+      </w:r>
+      <w:r>
+        <w:rPr>
+          <w:b/>
+          <w:bCs/>
+        </w:rPr>
+        <w:t>Usa zcat (o gzcat ) para leer el contenido de un archivo de log comprimido (ej: en /var/log , busca uno que termine en .gz ) sin crear un archivo</w:t>
+      </w:r>
+      <w:r>
+        <w:rPr>
+          <w:b/>
+          <w:bCs/>
+        </w:rPr>
+        <w:t xml:space="preserve"> descomprimido</w:t>
+      </w:r>
+    </w:p>
+    <w:p>
+      <w:pPr>
+        <w:ind w:left="1410"/>
+        <w:jc w:val="both"/>
+        <w:rPr>
+          <w:b/>
+          <w:bCs/>
+        </w:rPr>
+      </w:pPr>
+      <w:r>
+        <w:rPr>
+          <w:b/>
+          <w:bCs/>
+          <w:noProof/>
+        </w:rPr>
+        <w:drawing>
+          <wp:inline distT="0" distB="0" distL="0" distR="0" wp14:anchorId="4D615229" wp14:editId="2999CFA1">
+            <wp:extent cx="3829584" cy="362001"/>
+            <wp:effectExtent l="0" t="0" r="0" b="0"/>
+            <wp:docPr id="2040703585" name="Imagen 1"/>
+            <wp:cNvGraphicFramePr>
+              <a:graphicFrameLocks xmlns:a="http://schemas.openxmlformats.org/drawingml/2006/main" noChangeAspect="1"/>
+            </wp:cNvGraphicFramePr>
+            <a:graphic xmlns:a="http://schemas.openxmlformats.org/drawingml/2006/main">
+              <a:graphicData uri="http://schemas.openxmlformats.org/drawingml/2006/picture">
+                <pic:pic xmlns:pic="http://schemas.openxmlformats.org/drawingml/2006/picture">
+                  <pic:nvPicPr>
+                    <pic:cNvPr id="2040703585" name=""/>
+                    <pic:cNvPicPr/>
+                  </pic:nvPicPr>
+                  <pic:blipFill>
+                    <a:blip r:embed="rId46"/>
+                    <a:stretch>
+                      <a:fillRect/>
+                    </a:stretch>
+                  </pic:blipFill>
+                  <pic:spPr>
+                    <a:xfrm>
+                      <a:off x="0" y="0"/>
+                      <a:ext cx="3829584" cy="362001"/>
+                    </a:xfrm>
+                    <a:prstGeom prst="rect">
+                      <a:avLst/>
+                    </a:prstGeom>
+                  </pic:spPr>
+                </pic:pic>
+              </a:graphicData>
+            </a:graphic>
+          </wp:inline>
+        </w:drawing>
+      </w:r>
+    </w:p>
+    <w:p>
+      <w:pPr>
+        <w:jc w:val="both"/>
+        <w:rPr>
+          <w:b/>
+          <w:bCs/>
+        </w:rPr>
+      </w:pPr>
+      <w:r>
+        <w:rPr>
+          <w:b/>
+          <w:bCs/>
+          <w:noProof/>
+        </w:rPr>
+        <w:drawing>
+          <wp:inline distT="0" distB="0" distL="0" distR="0" wp14:anchorId="57101F8E" wp14:editId="24A93E98">
+            <wp:extent cx="6348107" cy="3886200"/>
+            <wp:effectExtent l="0" t="0" r="0" b="0"/>
+            <wp:docPr id="1328312326" name="Imagen 1" descr="Texto&#10;&#10;El contenido generado por IA puede ser incorrecto."/>
+            <wp:cNvGraphicFramePr>
+              <a:graphicFrameLocks xmlns:a="http://schemas.openxmlformats.org/drawingml/2006/main" noChangeAspect="1"/>
+            </wp:cNvGraphicFramePr>
+            <a:graphic xmlns:a="http://schemas.openxmlformats.org/drawingml/2006/main">
+              <a:graphicData uri="http://schemas.openxmlformats.org/drawingml/2006/picture">
+                <pic:pic xmlns:pic="http://schemas.openxmlformats.org/drawingml/2006/picture">
+                  <pic:nvPicPr>
+                    <pic:cNvPr id="1328312326" name="Imagen 1" descr="Texto&#10;&#10;El contenido generado por IA puede ser incorrecto."/>
+                    <pic:cNvPicPr/>
+                  </pic:nvPicPr>
+                  <pic:blipFill>
+                    <a:blip r:embed="rId47"/>
+                    <a:stretch>
+                      <a:fillRect/>
+                    </a:stretch>
+                  </pic:blipFill>
+                  <pic:spPr>
+                    <a:xfrm>
+                      <a:off x="0" y="0"/>
+                      <a:ext cx="6356977" cy="3891630"/>
+                    </a:xfrm>
+                    <a:prstGeom prst="rect">
+                      <a:avLst/>
+                    </a:prstGeom>
+                  </pic:spPr>
+                </pic:pic>
+              </a:graphicData>
+            </a:graphic>
+          </wp:inline>
+        </w:drawing>
+      </w:r>
+    </w:p>
+    <w:p>
+      <w:pPr>
+        <w:jc w:val="both"/>
+        <w:rPr>
+          <w:b/>
+          <w:bCs/>
+          <w:u w:val="single"/>
+        </w:rPr>
+      </w:pPr>
+      <w:r>
+        <w:rPr>
+          <w:b/>
+          <w:bCs/>
+          <w:u w:val="single"/>
+        </w:rPr>
+        <w:t>6.- Redirección, Tuberías y Filtros</w:t>
+      </w:r>
+    </w:p>
+    <w:p>
+      <w:pPr>
+        <w:ind w:left="708"/>
+        <w:jc w:val="both"/>
+        <w:rPr>
+          <w:b/>
+          <w:bCs/>
+        </w:rPr>
+      </w:pPr>
+      <w:r>
+        <w:rPr>
+          <w:b/>
+          <w:bCs/>
+        </w:rPr>
+        <w:t xml:space="preserve">1. </w:t>
+      </w:r>
+      <w:r>
+        <w:rPr>
+          <w:b/>
+          <w:bCs/>
+        </w:rPr>
+        <w:t>Guarda la lista de archivos de tu directorio home (formato largo) en un archivo mis_archivos.txt .</w:t>
+      </w:r>
+    </w:p>
+    <w:p>
+      <w:pPr>
+        <w:ind w:left="708"/>
+        <w:jc w:val="both"/>
+        <w:rPr>
+          <w:b/>
+          <w:bCs/>
+        </w:rPr>
+      </w:pPr>
+      <w:r>
+        <w:rPr>
+          <w:b/>
+          <w:bCs/>
+          <w:noProof/>
+        </w:rPr>
+        <w:drawing>
+          <wp:inline distT="0" distB="0" distL="0" distR="0" wp14:anchorId="38E5D323" wp14:editId="63E1BB5B">
+            <wp:extent cx="3620005" cy="171474"/>
+            <wp:effectExtent l="0" t="0" r="0" b="0"/>
+            <wp:docPr id="328408958" name="Imagen 1"/>
+            <wp:cNvGraphicFramePr>
+              <a:graphicFrameLocks xmlns:a="http://schemas.openxmlformats.org/drawingml/2006/main" noChangeAspect="1"/>
+            </wp:cNvGraphicFramePr>
+            <a:graphic xmlns:a="http://schemas.openxmlformats.org/drawingml/2006/main">
+              <a:graphicData uri="http://schemas.openxmlformats.org/drawingml/2006/picture">
+                <pic:pic xmlns:pic="http://schemas.openxmlformats.org/drawingml/2006/picture">
+                  <pic:nvPicPr>
+                    <pic:cNvPr id="328408958" name=""/>
+                    <pic:cNvPicPr/>
+                  </pic:nvPicPr>
+                  <pic:blipFill>
+                    <a:blip r:embed="rId48"/>
+                    <a:stretch>
+                      <a:fillRect/>
+                    </a:stretch>
+                  </pic:blipFill>
+                  <pic:spPr>
+                    <a:xfrm>
+                      <a:off x="0" y="0"/>
+                      <a:ext cx="3620005" cy="171474"/>
+                    </a:xfrm>
+                    <a:prstGeom prst="rect">
+                      <a:avLst/>
+                    </a:prstGeom>
+                  </pic:spPr>
+                </pic:pic>
+              </a:graphicData>
+            </a:graphic>
+          </wp:inline>
+        </w:drawing>
+      </w:r>
+    </w:p>
+    <w:p>
+      <w:pPr>
+        <w:ind w:left="708"/>
+        <w:jc w:val="both"/>
+        <w:rPr>
+          <w:b/>
+          <w:bCs/>
+        </w:rPr>
+      </w:pPr>
+      <w:r>
+        <w:rPr>
+          <w:b/>
+          <w:bCs/>
+          <w:noProof/>
+        </w:rPr>
+        <w:lastRenderedPageBreak/>
+        <w:drawing>
+          <wp:inline distT="0" distB="0" distL="0" distR="0" wp14:anchorId="03B32344" wp14:editId="1D77E85C">
+            <wp:extent cx="5191850" cy="2981741"/>
+            <wp:effectExtent l="0" t="0" r="8890" b="9525"/>
+            <wp:docPr id="1252427589" name="Imagen 1" descr="Interfaz de usuario gráfica, Texto&#10;&#10;El contenido generado por IA puede ser incorrecto."/>
+            <wp:cNvGraphicFramePr>
+              <a:graphicFrameLocks xmlns:a="http://schemas.openxmlformats.org/drawingml/2006/main" noChangeAspect="1"/>
+            </wp:cNvGraphicFramePr>
+            <a:graphic xmlns:a="http://schemas.openxmlformats.org/drawingml/2006/main">
+              <a:graphicData uri="http://schemas.openxmlformats.org/drawingml/2006/picture">
+                <pic:pic xmlns:pic="http://schemas.openxmlformats.org/drawingml/2006/picture">
+                  <pic:nvPicPr>
+                    <pic:cNvPr id="1252427589" name="Imagen 1" descr="Interfaz de usuario gráfica, Texto&#10;&#10;El contenido generado por IA puede ser incorrecto."/>
+                    <pic:cNvPicPr/>
+                  </pic:nvPicPr>
+                  <pic:blipFill>
+                    <a:blip r:embed="rId49"/>
+                    <a:stretch>
+                      <a:fillRect/>
+                    </a:stretch>
+                  </pic:blipFill>
+                  <pic:spPr>
+                    <a:xfrm>
+                      <a:off x="0" y="0"/>
+                      <a:ext cx="5191850" cy="2981741"/>
+                    </a:xfrm>
+                    <a:prstGeom prst="rect">
+                      <a:avLst/>
+                    </a:prstGeom>
+                  </pic:spPr>
+                </pic:pic>
+              </a:graphicData>
+            </a:graphic>
+          </wp:inline>
+        </w:drawing>
+      </w:r>
+    </w:p>
+    <w:p>
+      <w:pPr>
+        <w:ind w:left="708"/>
+        <w:jc w:val="both"/>
+        <w:rPr>
+          <w:b/>
+          <w:bCs/>
+        </w:rPr>
+      </w:pPr>
+      <w:r>
+        <w:rPr>
+          <w:b/>
+          <w:bCs/>
+        </w:rPr>
+        <w:t xml:space="preserve">2. </w:t>
+      </w:r>
+      <w:r>
+        <w:rPr>
+          <w:b/>
+          <w:bCs/>
+        </w:rPr>
+        <w:t>Sin borrar el contenido anterior, añade la fecha y hora actual al final del archivo mis_archivos.txt .</w:t>
+      </w:r>
+    </w:p>
+    <w:p>
+      <w:pPr>
+        <w:ind w:left="708"/>
+        <w:jc w:val="both"/>
+        <w:rPr>
+          <w:b/>
+          <w:bCs/>
+        </w:rPr>
+      </w:pPr>
+      <w:r>
+        <w:rPr>
+          <w:b/>
+          <w:bCs/>
+          <w:noProof/>
+        </w:rPr>
+        <w:drawing>
+          <wp:inline distT="0" distB="0" distL="0" distR="0" wp14:anchorId="04463537" wp14:editId="4795A89E">
+            <wp:extent cx="5172797" cy="3086531"/>
+            <wp:effectExtent l="0" t="0" r="8890" b="0"/>
+            <wp:docPr id="488333934" name="Imagen 1" descr="Interfaz de usuario gráfica, Texto&#10;&#10;El contenido generado por IA puede ser incorrecto."/>
+            <wp:cNvGraphicFramePr>
+              <a:graphicFrameLocks xmlns:a="http://schemas.openxmlformats.org/drawingml/2006/main" noChangeAspect="1"/>
+            </wp:cNvGraphicFramePr>
+            <a:graphic xmlns:a="http://schemas.openxmlformats.org/drawingml/2006/main">
+              <a:graphicData uri="http://schemas.openxmlformats.org/drawingml/2006/picture">
+                <pic:pic xmlns:pic="http://schemas.openxmlformats.org/drawingml/2006/picture">
+                  <pic:nvPicPr>
+                    <pic:cNvPr id="488333934" name="Imagen 1" descr="Interfaz de usuario gráfica, Texto&#10;&#10;El contenido generado por IA puede ser incorrecto."/>
+                    <pic:cNvPicPr/>
+                  </pic:nvPicPr>
+                  <pic:blipFill>
+                    <a:blip r:embed="rId50"/>
+                    <a:stretch>
+                      <a:fillRect/>
+                    </a:stretch>
+                  </pic:blipFill>
+                  <pic:spPr>
+                    <a:xfrm>
+                      <a:off x="0" y="0"/>
+                      <a:ext cx="5172797" cy="3086531"/>
+                    </a:xfrm>
+                    <a:prstGeom prst="rect">
+                      <a:avLst/>
+                    </a:prstGeom>
+                  </pic:spPr>
+                </pic:pic>
+              </a:graphicData>
+            </a:graphic>
+          </wp:inline>
+        </w:drawing>
+      </w:r>
+    </w:p>
+    <w:p>
+      <w:pPr>
+        <w:ind w:left="708"/>
+        <w:jc w:val="both"/>
+        <w:rPr>
+          <w:b/>
+          <w:bCs/>
+        </w:rPr>
+      </w:pPr>
+      <w:r>
+        <w:rPr>
+          <w:b/>
+          <w:bCs/>
+        </w:rPr>
+        <w:t xml:space="preserve">3. </w:t>
+      </w:r>
+      <w:r>
+        <w:rPr>
+          <w:b/>
+          <w:bCs/>
+        </w:rPr>
+        <w:t xml:space="preserve">Usa grep y una tubería (|) para contar el número de directorios que hay en /etc . </w:t>
+      </w:r>
+      <w:r>
+        <w:rPr>
+          <w:b/>
+          <w:bCs/>
+        </w:rPr>
+        <w:t>(</w:t>
+      </w:r>
+      <w:r>
+        <w:rPr>
+          <w:b/>
+          <w:bCs/>
+        </w:rPr>
+        <w:t>Pista: ls -l | grep '^d' ).</w:t>
+      </w:r>
+    </w:p>
+    <w:p>
+      <w:pPr>
+        <w:ind w:left="708"/>
+        <w:jc w:val="both"/>
+        <w:rPr>
+          <w:b/>
+          <w:bCs/>
+        </w:rPr>
+      </w:pPr>
+      <w:r>
+        <w:rPr>
+          <w:b/>
+          <w:bCs/>
+          <w:noProof/>
+        </w:rPr>
+        <w:drawing>
+          <wp:inline distT="0" distB="0" distL="0" distR="0" wp14:anchorId="691DFEEE" wp14:editId="3EC9E98C">
+            <wp:extent cx="3886742" cy="333422"/>
+            <wp:effectExtent l="0" t="0" r="0" b="9525"/>
+            <wp:docPr id="2054336653" name="Imagen 1"/>
+            <wp:cNvGraphicFramePr>
+              <a:graphicFrameLocks xmlns:a="http://schemas.openxmlformats.org/drawingml/2006/main" noChangeAspect="1"/>
+            </wp:cNvGraphicFramePr>
+            <a:graphic xmlns:a="http://schemas.openxmlformats.org/drawingml/2006/main">
+              <a:graphicData uri="http://schemas.openxmlformats.org/drawingml/2006/picture">
+                <pic:pic xmlns:pic="http://schemas.openxmlformats.org/drawingml/2006/picture">
+                  <pic:nvPicPr>
+                    <pic:cNvPr id="2054336653" name=""/>
+                    <pic:cNvPicPr/>
+                  </pic:nvPicPr>
+                  <pic:blipFill>
+                    <a:blip r:embed="rId51"/>
+                    <a:stretch>
+                      <a:fillRect/>
+                    </a:stretch>
+                  </pic:blipFill>
+                  <pic:spPr>
+                    <a:xfrm>
+                      <a:off x="0" y="0"/>
+                      <a:ext cx="3886742" cy="333422"/>
+                    </a:xfrm>
+                    <a:prstGeom prst="rect">
+                      <a:avLst/>
+                    </a:prstGeom>
+                  </pic:spPr>
+                </pic:pic>
+              </a:graphicData>
+            </a:graphic>
+          </wp:inline>
+        </w:drawing>
+      </w:r>
+    </w:p>
+    <w:p>
+      <w:pPr>
+        <w:ind w:left="708"/>
+        <w:jc w:val="both"/>
+        <w:rPr>
+          <w:b/>
+          <w:bCs/>
+        </w:rPr>
+      </w:pPr>
+      <w:r>
+        <w:rPr>
+          <w:b/>
+          <w:bCs/>
+        </w:rPr>
+        <w:t>4.</w:t>
+      </w:r>
+      <w:r>
+        <w:t xml:space="preserve"> </w:t>
+      </w:r>
+      <w:r>
+        <w:rPr>
+          <w:b/>
+          <w:bCs/>
+        </w:rPr>
+        <w:t>Muestra las 10 últimas líneas del archivo /etc/passwd y, usando otra tubería, extrae solo los nombres de usuario (el primer campo).</w:t>
+      </w:r>
+    </w:p>
+    <w:p>
+      <w:pPr>
+        <w:ind w:left="708"/>
+        <w:jc w:val="both"/>
+        <w:rPr>
+          <w:b/>
+          <w:bCs/>
+        </w:rPr>
+      </w:pPr>
+      <w:r>
+        <w:rPr>
+          <w:b/>
+          <w:bCs/>
+          <w:noProof/>
+        </w:rPr>
+        <w:lastRenderedPageBreak/>
+        <w:drawing>
+          <wp:inline distT="0" distB="0" distL="0" distR="0" wp14:anchorId="18971D8A" wp14:editId="6F7974A8">
+            <wp:extent cx="4677428" cy="1714739"/>
+            <wp:effectExtent l="0" t="0" r="8890" b="0"/>
+            <wp:docPr id="1553128671" name="Imagen 1" descr="Texto&#10;&#10;El contenido generado por IA puede ser incorrecto."/>
+            <wp:cNvGraphicFramePr>
+              <a:graphicFrameLocks xmlns:a="http://schemas.openxmlformats.org/drawingml/2006/main" noChangeAspect="1"/>
+            </wp:cNvGraphicFramePr>
+            <a:graphic xmlns:a="http://schemas.openxmlformats.org/drawingml/2006/main">
+              <a:graphicData uri="http://schemas.openxmlformats.org/drawingml/2006/picture">
+                <pic:pic xmlns:pic="http://schemas.openxmlformats.org/drawingml/2006/picture">
+                  <pic:nvPicPr>
+                    <pic:cNvPr id="1553128671" name="Imagen 1" descr="Texto&#10;&#10;El contenido generado por IA puede ser incorrecto."/>
+                    <pic:cNvPicPr/>
+                  </pic:nvPicPr>
+                  <pic:blipFill>
+                    <a:blip r:embed="rId52"/>
+                    <a:stretch>
+                      <a:fillRect/>
+                    </a:stretch>
+                  </pic:blipFill>
+                  <pic:spPr>
+                    <a:xfrm>
+                      <a:off x="0" y="0"/>
+                      <a:ext cx="4677428" cy="1714739"/>
+                    </a:xfrm>
+                    <a:prstGeom prst="rect">
+                      <a:avLst/>
+                    </a:prstGeom>
+                  </pic:spPr>
+                </pic:pic>
+              </a:graphicData>
+            </a:graphic>
+          </wp:inline>
+        </w:drawing>
+      </w:r>
+    </w:p>
+    <w:p>
+      <w:pPr>
+        <w:ind w:left="708"/>
+        <w:jc w:val="both"/>
+        <w:rPr>
+          <w:b/>
+          <w:bCs/>
+        </w:rPr>
+      </w:pPr>
+      <w:r>
+        <w:rPr>
+          <w:b/>
+          <w:bCs/>
+        </w:rPr>
+        <w:t>5.</w:t>
+      </w:r>
+      <w:r>
+        <w:t xml:space="preserve"> </w:t>
+      </w:r>
+      <w:r>
+        <w:rPr>
+          <w:b/>
+          <w:bCs/>
+        </w:rPr>
+        <w:t>Muestra una lista de todos los procesos del sistema ( ps aux ), ordénala por uso de CPU (tercera columna) y muestra solo las 5 líneas superiores.</w:t>
+      </w:r>
+    </w:p>
+    <w:p>
+      <w:pPr>
+        <w:ind w:left="708"/>
+        <w:jc w:val="both"/>
+        <w:rPr>
+          <w:b/>
+          <w:bCs/>
+        </w:rPr>
+      </w:pPr>
+      <w:r>
+        <w:rPr>
+          <w:b/>
+          <w:bCs/>
+          <w:noProof/>
+        </w:rPr>
+        <w:drawing>
+          <wp:inline distT="0" distB="0" distL="0" distR="0" wp14:anchorId="7FD73770" wp14:editId="7776E36D">
+            <wp:extent cx="5400040" cy="744220"/>
+            <wp:effectExtent l="0" t="0" r="0" b="0"/>
+            <wp:docPr id="305500026" name="Imagen 1" descr="Texto&#10;&#10;El contenido generado por IA puede ser incorrecto."/>
+            <wp:cNvGraphicFramePr>
+              <a:graphicFrameLocks xmlns:a="http://schemas.openxmlformats.org/drawingml/2006/main" noChangeAspect="1"/>
+            </wp:cNvGraphicFramePr>
+            <a:graphic xmlns:a="http://schemas.openxmlformats.org/drawingml/2006/main">
+              <a:graphicData uri="http://schemas.openxmlformats.org/drawingml/2006/picture">
+                <pic:pic xmlns:pic="http://schemas.openxmlformats.org/drawingml/2006/picture">
+                  <pic:nvPicPr>
+                    <pic:cNvPr id="305500026" name="Imagen 1" descr="Texto&#10;&#10;El contenido generado por IA puede ser incorrecto."/>
+                    <pic:cNvPicPr/>
+                  </pic:nvPicPr>
+                  <pic:blipFill>
+                    <a:blip r:embed="rId53"/>
+                    <a:stretch>
+                      <a:fillRect/>
+                    </a:stretch>
+                  </pic:blipFill>
+                  <pic:spPr>
+                    <a:xfrm>
+                      <a:off x="0" y="0"/>
+                      <a:ext cx="5400040" cy="744220"/>
+                    </a:xfrm>
+                    <a:prstGeom prst="rect">
+                      <a:avLst/>
+                    </a:prstGeom>
+                  </pic:spPr>
+                </pic:pic>
+              </a:graphicData>
+            </a:graphic>
+          </wp:inline>
+        </w:drawing>
+      </w:r>
+    </w:p>
+    <w:p>
+      <w:pPr>
+        <w:ind w:left="708"/>
+        <w:jc w:val="both"/>
+        <w:rPr>
+          <w:b/>
+          <w:bCs/>
+        </w:rPr>
+      </w:pPr>
+      <w:r>
+        <w:rPr>
+          <w:b/>
+          <w:bCs/>
+        </w:rPr>
+        <w:t xml:space="preserve">6. </w:t>
+      </w:r>
+      <w:r>
+        <w:rPr>
+          <w:b/>
+          <w:bCs/>
+        </w:rPr>
+        <w:t>¿Cuál es la diferencia entre usar &gt; y &gt;&gt; para redirigir la salida de un comando a un archivo? Demuéstralo con un ejemplo.</w:t>
+      </w:r>
+    </w:p>
+    <w:p>
+      <w:pPr>
+        <w:ind w:left="708"/>
+        <w:jc w:val="both"/>
+      </w:pPr>
+      <w:r>
+        <w:t>&gt; destruye cualquier cosa que hubiera en el archivo mientras que &gt;&gt; lo añade al final.</w:t>
+      </w:r>
+    </w:p>
+    <w:p>
+      <w:pPr>
+        <w:ind w:left="708"/>
+        <w:jc w:val="both"/>
+      </w:pPr>
+      <w:r>
+        <w:rPr>
+          <w:noProof/>
+        </w:rPr>
+        <w:drawing>
+          <wp:inline distT="0" distB="0" distL="0" distR="0" wp14:anchorId="6D710756" wp14:editId="61D397BF">
+            <wp:extent cx="4486901" cy="1867161"/>
+            <wp:effectExtent l="0" t="0" r="0" b="0"/>
+            <wp:docPr id="514619397" name="Imagen 1" descr="Texto&#10;&#10;El contenido generado por IA puede ser incorrecto."/>
+            <wp:cNvGraphicFramePr>
+              <a:graphicFrameLocks xmlns:a="http://schemas.openxmlformats.org/drawingml/2006/main" noChangeAspect="1"/>
+            </wp:cNvGraphicFramePr>
+            <a:graphic xmlns:a="http://schemas.openxmlformats.org/drawingml/2006/main">
+              <a:graphicData uri="http://schemas.openxmlformats.org/drawingml/2006/picture">
+                <pic:pic xmlns:pic="http://schemas.openxmlformats.org/drawingml/2006/picture">
+                  <pic:nvPicPr>
+                    <pic:cNvPr id="514619397" name="Imagen 1" descr="Texto&#10;&#10;El contenido generado por IA puede ser incorrecto."/>
+                    <pic:cNvPicPr/>
+                  </pic:nvPicPr>
+                  <pic:blipFill>
+                    <a:blip r:embed="rId54"/>
+                    <a:stretch>
+                      <a:fillRect/>
+                    </a:stretch>
+                  </pic:blipFill>
+                  <pic:spPr>
+                    <a:xfrm>
+                      <a:off x="0" y="0"/>
+                      <a:ext cx="4486901" cy="1867161"/>
+                    </a:xfrm>
+                    <a:prstGeom prst="rect">
+                      <a:avLst/>
+                    </a:prstGeom>
+                  </pic:spPr>
+                </pic:pic>
+              </a:graphicData>
+            </a:graphic>
+          </wp:inline>
+        </w:drawing>
+      </w:r>
+    </w:p>
+    <w:p>
+      <w:pPr>
+        <w:ind w:left="708"/>
+        <w:jc w:val="both"/>
+        <w:rPr>
+          <w:b/>
+          <w:bCs/>
+        </w:rPr>
+      </w:pPr>
+      <w:r>
+        <w:rPr>
+          <w:b/>
+          <w:bCs/>
+        </w:rPr>
+        <w:t xml:space="preserve">7. </w:t>
+      </w:r>
+      <w:r>
+        <w:rPr>
+          <w:b/>
+          <w:bCs/>
+        </w:rPr>
+        <w:t>Ejecuta find /etc -name "*.conf". Redirige la salida estándar a un archivo config_files.txt y los errores (si los hay) a errors.txt.</w:t>
+      </w:r>
+    </w:p>
+    <w:p>
+      <w:pPr>
+        <w:ind w:left="708"/>
+        <w:jc w:val="both"/>
+        <w:rPr>
+          <w:b/>
+          <w:bCs/>
+        </w:rPr>
+      </w:pPr>
+      <w:r>
+        <w:rPr>
+          <w:b/>
+          <w:bCs/>
+          <w:noProof/>
+        </w:rPr>
+        <w:drawing>
+          <wp:inline distT="0" distB="0" distL="0" distR="0" wp14:anchorId="07758C8C" wp14:editId="32C866C0">
+            <wp:extent cx="5400040" cy="301625"/>
+            <wp:effectExtent l="0" t="0" r="0" b="3175"/>
+            <wp:docPr id="1507463905" name="Imagen 1"/>
+            <wp:cNvGraphicFramePr>
+              <a:graphicFrameLocks xmlns:a="http://schemas.openxmlformats.org/drawingml/2006/main" noChangeAspect="1"/>
+            </wp:cNvGraphicFramePr>
+            <a:graphic xmlns:a="http://schemas.openxmlformats.org/drawingml/2006/main">
+              <a:graphicData uri="http://schemas.openxmlformats.org/drawingml/2006/picture">
+                <pic:pic xmlns:pic="http://schemas.openxmlformats.org/drawingml/2006/picture">
+                  <pic:nvPicPr>
+                    <pic:cNvPr id="1507463905" name=""/>
+                    <pic:cNvPicPr/>
+                  </pic:nvPicPr>
+                  <pic:blipFill>
+                    <a:blip r:embed="rId55"/>
+                    <a:stretch>
+                      <a:fillRect/>
+                    </a:stretch>
+                  </pic:blipFill>
+                  <pic:spPr>
+                    <a:xfrm>
+                      <a:off x="0" y="0"/>
+                      <a:ext cx="5400040" cy="301625"/>
+                    </a:xfrm>
+                    <a:prstGeom prst="rect">
+                      <a:avLst/>
+                    </a:prstGeom>
+                  </pic:spPr>
+                </pic:pic>
+              </a:graphicData>
+            </a:graphic>
+          </wp:inline>
+        </w:drawing>
+      </w:r>
+    </w:p>
+    <w:p>
+      <w:pPr>
+        <w:ind w:left="708"/>
+        <w:jc w:val="both"/>
+        <w:rPr>
+          <w:b/>
+          <w:bCs/>
+        </w:rPr>
+      </w:pPr>
+      <w:r>
+        <w:rPr>
+          <w:b/>
+          <w:bCs/>
+          <w:noProof/>
+        </w:rPr>
+        <w:drawing>
+          <wp:inline distT="0" distB="0" distL="0" distR="0" wp14:anchorId="796A6B07" wp14:editId="3C43169E">
+            <wp:extent cx="4210638" cy="933580"/>
+            <wp:effectExtent l="0" t="0" r="0" b="0"/>
+            <wp:docPr id="1095944023" name="Imagen 1" descr="Texto&#10;&#10;El contenido generado por IA puede ser incorrecto."/>
+            <wp:cNvGraphicFramePr>
+              <a:graphicFrameLocks xmlns:a="http://schemas.openxmlformats.org/drawingml/2006/main" noChangeAspect="1"/>
+            </wp:cNvGraphicFramePr>
+            <a:graphic xmlns:a="http://schemas.openxmlformats.org/drawingml/2006/main">
+              <a:graphicData uri="http://schemas.openxmlformats.org/drawingml/2006/picture">
+                <pic:pic xmlns:pic="http://schemas.openxmlformats.org/drawingml/2006/picture">
+                  <pic:nvPicPr>
+                    <pic:cNvPr id="1095944023" name="Imagen 1" descr="Texto&#10;&#10;El contenido generado por IA puede ser incorrecto."/>
+                    <pic:cNvPicPr/>
+                  </pic:nvPicPr>
+                  <pic:blipFill>
+                    <a:blip r:embed="rId56"/>
+                    <a:stretch>
+                      <a:fillRect/>
+                    </a:stretch>
+                  </pic:blipFill>
+                  <pic:spPr>
+                    <a:xfrm>
+                      <a:off x="0" y="0"/>
+                      <a:ext cx="4210638" cy="933580"/>
+                    </a:xfrm>
+                    <a:prstGeom prst="rect">
+                      <a:avLst/>
+                    </a:prstGeom>
+                  </pic:spPr>
+                </pic:pic>
+              </a:graphicData>
+            </a:graphic>
+          </wp:inline>
+        </w:drawing>
+      </w:r>
+    </w:p>
+    <w:p>
+      <w:pPr>
+        <w:ind w:left="708"/>
+        <w:jc w:val="both"/>
+        <w:rPr>
+          <w:b/>
+          <w:bCs/>
+        </w:rPr>
+      </w:pPr>
+      <w:r>
+        <w:rPr>
+          <w:b/>
+          <w:bCs/>
+          <w:noProof/>
+        </w:rPr>
+        <w:drawing>
+          <wp:inline distT="0" distB="0" distL="0" distR="0" wp14:anchorId="3C357D16" wp14:editId="6B0C9858">
+            <wp:extent cx="3639058" cy="285790"/>
+            <wp:effectExtent l="0" t="0" r="0" b="0"/>
+            <wp:docPr id="901438376" name="Imagen 1"/>
+            <wp:cNvGraphicFramePr>
+              <a:graphicFrameLocks xmlns:a="http://schemas.openxmlformats.org/drawingml/2006/main" noChangeAspect="1"/>
+            </wp:cNvGraphicFramePr>
+            <a:graphic xmlns:a="http://schemas.openxmlformats.org/drawingml/2006/main">
+              <a:graphicData uri="http://schemas.openxmlformats.org/drawingml/2006/picture">
+                <pic:pic xmlns:pic="http://schemas.openxmlformats.org/drawingml/2006/picture">
+                  <pic:nvPicPr>
+                    <pic:cNvPr id="901438376" name=""/>
+                    <pic:cNvPicPr/>
+                  </pic:nvPicPr>
+                  <pic:blipFill>
+                    <a:blip r:embed="rId57"/>
+                    <a:stretch>
+                      <a:fillRect/>
+                    </a:stretch>
+                  </pic:blipFill>
+                  <pic:spPr>
+                    <a:xfrm>
+                      <a:off x="0" y="0"/>
+                      <a:ext cx="3639058" cy="285790"/>
+                    </a:xfrm>
+                    <a:prstGeom prst="rect">
+                      <a:avLst/>
+                    </a:prstGeom>
+                  </pic:spPr>
+                </pic:pic>
+              </a:graphicData>
+            </a:graphic>
+          </wp:inline>
+        </w:drawing>
+      </w:r>
+    </w:p>
+    <w:p>
+      <w:pPr>
+        <w:ind w:left="708"/>
+        <w:jc w:val="both"/>
+        <w:rPr>
+          <w:b/>
+          <w:bCs/>
+        </w:rPr>
+      </w:pPr>
+      <w:r>
+        <w:rPr>
+          <w:b/>
+          <w:bCs/>
+          <w:noProof/>
+        </w:rPr>
+        <w:lastRenderedPageBreak/>
+        <w:drawing>
+          <wp:inline distT="0" distB="0" distL="0" distR="0" wp14:anchorId="01D8DAE9" wp14:editId="3C32A787">
+            <wp:extent cx="4591691" cy="7497221"/>
+            <wp:effectExtent l="0" t="0" r="0" b="8890"/>
+            <wp:docPr id="1860766206" name="Imagen 1" descr="Texto&#10;&#10;El contenido generado por IA puede ser incorrecto."/>
+            <wp:cNvGraphicFramePr>
+              <a:graphicFrameLocks xmlns:a="http://schemas.openxmlformats.org/drawingml/2006/main" noChangeAspect="1"/>
+            </wp:cNvGraphicFramePr>
+            <a:graphic xmlns:a="http://schemas.openxmlformats.org/drawingml/2006/main">
+              <a:graphicData uri="http://schemas.openxmlformats.org/drawingml/2006/picture">
+                <pic:pic xmlns:pic="http://schemas.openxmlformats.org/drawingml/2006/picture">
+                  <pic:nvPicPr>
+                    <pic:cNvPr id="1860766206" name="Imagen 1" descr="Texto&#10;&#10;El contenido generado por IA puede ser incorrecto."/>
+                    <pic:cNvPicPr/>
+                  </pic:nvPicPr>
+                  <pic:blipFill>
+                    <a:blip r:embed="rId58"/>
+                    <a:stretch>
+                      <a:fillRect/>
+                    </a:stretch>
+                  </pic:blipFill>
+                  <pic:spPr>
+                    <a:xfrm>
+                      <a:off x="0" y="0"/>
+                      <a:ext cx="4591691" cy="7497221"/>
+                    </a:xfrm>
+                    <a:prstGeom prst="rect">
+                      <a:avLst/>
+                    </a:prstGeom>
+                  </pic:spPr>
+                </pic:pic>
+              </a:graphicData>
+            </a:graphic>
+          </wp:inline>
+        </w:drawing>
+      </w:r>
+    </w:p>
+    <w:p>
+      <w:pPr>
+        <w:ind w:left="708"/>
+        <w:jc w:val="both"/>
+        <w:rPr>
+          <w:b/>
+          <w:bCs/>
+        </w:rPr>
+      </w:pPr>
+    </w:p>
+    <w:p>
+      <w:pPr>
+        <w:ind w:left="708"/>
+        <w:jc w:val="both"/>
+        <w:rPr>
+          <w:b/>
+          <w:bCs/>
+        </w:rPr>
+      </w:pPr>
+    </w:p>
+    <w:p>
+      <w:pPr>
+        <w:ind w:left="708"/>
+        <w:jc w:val="both"/>
+        <w:rPr>
+          <w:b/>
+          <w:bCs/>
+        </w:rPr>
+      </w:pPr>
+    </w:p>
+    <w:p>
+      <w:pPr>
+        <w:ind w:left="708"/>
+        <w:jc w:val="both"/>
+        <w:rPr>
+          <w:b/>
+          <w:bCs/>
+        </w:rPr>
+      </w:pPr>
+    </w:p>
+    <w:p>
+      <w:pPr>
+        <w:ind w:left="708"/>
+        <w:jc w:val="both"/>
+        <w:rPr>
+          <w:b/>
+          <w:bCs/>
+          <w:u w:val="single"/>
+        </w:rPr>
+      </w:pPr>
+      <w:r>
+        <w:rPr>
+          <w:b/>
+          <w:bCs/>
+          <w:u w:val="single"/>
+        </w:rPr>
+        <w:lastRenderedPageBreak/>
+        <w:t>7.- Scripts Básicos</w:t>
+      </w:r>
+    </w:p>
+    <w:p>
+      <w:pPr>
+        <w:ind w:left="1413"/>
+        <w:jc w:val="both"/>
+        <w:rPr>
+          <w:b/>
+          <w:bCs/>
+        </w:rPr>
+      </w:pPr>
+      <w:r>
+        <w:rPr>
+          <w:b/>
+          <w:bCs/>
+        </w:rPr>
+        <w:t xml:space="preserve">1. </w:t>
+      </w:r>
+      <w:r>
+        <w:rPr>
+          <w:b/>
+          <w:bCs/>
+        </w:rPr>
+        <w:t>Crea un script que imprima tu nombre de usuario y el directorio de trabajo actual usando las variables de entorno correspondientes.</w:t>
+      </w:r>
+    </w:p>
+    <w:p>
+      <w:pPr>
+        <w:ind w:left="1413"/>
+        <w:jc w:val="both"/>
+        <w:rPr>
+          <w:b/>
+          <w:bCs/>
+        </w:rPr>
+      </w:pPr>
+      <w:r>
+        <w:rPr>
+          <w:b/>
+          <w:bCs/>
+          <w:noProof/>
+        </w:rPr>
+        <w:drawing>
+          <wp:inline distT="0" distB="0" distL="0" distR="0" wp14:anchorId="72E3DCBF" wp14:editId="35479E9C">
+            <wp:extent cx="1267002" cy="523948"/>
+            <wp:effectExtent l="0" t="0" r="9525" b="9525"/>
+            <wp:docPr id="526281231" name="Imagen 1" descr="Texto&#10;&#10;El contenido generado por IA puede ser incorrecto."/>
+            <wp:cNvGraphicFramePr>
+              <a:graphicFrameLocks xmlns:a="http://schemas.openxmlformats.org/drawingml/2006/main" noChangeAspect="1"/>
+            </wp:cNvGraphicFramePr>
+            <a:graphic xmlns:a="http://schemas.openxmlformats.org/drawingml/2006/main">
+              <a:graphicData uri="http://schemas.openxmlformats.org/drawingml/2006/picture">
+                <pic:pic xmlns:pic="http://schemas.openxmlformats.org/drawingml/2006/picture">
+                  <pic:nvPicPr>
+                    <pic:cNvPr id="526281231" name="Imagen 1" descr="Texto&#10;&#10;El contenido generado por IA puede ser incorrecto."/>
+                    <pic:cNvPicPr/>
+                  </pic:nvPicPr>
+                  <pic:blipFill>
+                    <a:blip r:embed="rId59"/>
+                    <a:stretch>
+                      <a:fillRect/>
+                    </a:stretch>
+                  </pic:blipFill>
+                  <pic:spPr>
+                    <a:xfrm>
+                      <a:off x="0" y="0"/>
+                      <a:ext cx="1267002" cy="523948"/>
+                    </a:xfrm>
+                    <a:prstGeom prst="rect">
+                      <a:avLst/>
+                    </a:prstGeom>
+                  </pic:spPr>
+                </pic:pic>
+              </a:graphicData>
+            </a:graphic>
+          </wp:inline>
+        </w:drawing>
+      </w:r>
+    </w:p>
+    <w:p>
+      <w:pPr>
+        <w:ind w:left="1413"/>
+        <w:jc w:val="both"/>
+      </w:pPr>
+    </w:p>
+    <w:p>
+      <w:pPr>
+        <w:ind w:left="1413"/>
+        <w:jc w:val="both"/>
+        <w:rPr>
+          <w:b/>
+          <w:bCs/>
+        </w:rPr>
+      </w:pPr>
+      <w:r>
+        <w:rPr>
+          <w:b/>
+          <w:bCs/>
+        </w:rPr>
+        <w:t>2.</w:t>
+      </w:r>
+      <w:r>
+        <w:t xml:space="preserve"> </w:t>
+      </w:r>
+      <w:r>
+        <w:rPr>
+          <w:b/>
+          <w:bCs/>
+        </w:rPr>
+        <w:t>Haz el script anterior ejecutable solo para ti ( chmod u+x ... ) y ejecútalo. Luego, intenta ejecutarlo como otro usuario (si es posible) o explica qué pasaría.</w:t>
+      </w:r>
+    </w:p>
+    <w:p>
+      <w:pPr>
+        <w:ind w:left="1413"/>
+        <w:jc w:val="both"/>
+        <w:rPr>
+          <w:b/>
+          <w:bCs/>
+        </w:rPr>
+      </w:pPr>
+      <w:r>
+        <w:rPr>
+          <w:b/>
+          <w:bCs/>
+          <w:noProof/>
+        </w:rPr>
+        <w:drawing>
+          <wp:inline distT="0" distB="0" distL="0" distR="0" wp14:anchorId="13BC4471" wp14:editId="12ABB997">
+            <wp:extent cx="3534268" cy="476316"/>
+            <wp:effectExtent l="0" t="0" r="9525" b="0"/>
+            <wp:docPr id="1764440196" name="Imagen 1" descr="Texto&#10;&#10;El contenido generado por IA puede ser incorrecto."/>
+            <wp:cNvGraphicFramePr>
+              <a:graphicFrameLocks xmlns:a="http://schemas.openxmlformats.org/drawingml/2006/main" noChangeAspect="1"/>
+            </wp:cNvGraphicFramePr>
+            <a:graphic xmlns:a="http://schemas.openxmlformats.org/drawingml/2006/main">
+              <a:graphicData uri="http://schemas.openxmlformats.org/drawingml/2006/picture">
+                <pic:pic xmlns:pic="http://schemas.openxmlformats.org/drawingml/2006/picture">
+                  <pic:nvPicPr>
+                    <pic:cNvPr id="1764440196" name="Imagen 1" descr="Texto&#10;&#10;El contenido generado por IA puede ser incorrecto."/>
+                    <pic:cNvPicPr/>
+                  </pic:nvPicPr>
+                  <pic:blipFill>
+                    <a:blip r:embed="rId60"/>
+                    <a:stretch>
+                      <a:fillRect/>
+                    </a:stretch>
+                  </pic:blipFill>
+                  <pic:spPr>
+                    <a:xfrm>
+                      <a:off x="0" y="0"/>
+                      <a:ext cx="3534268" cy="476316"/>
+                    </a:xfrm>
+                    <a:prstGeom prst="rect">
+                      <a:avLst/>
+                    </a:prstGeom>
+                  </pic:spPr>
+                </pic:pic>
+              </a:graphicData>
+            </a:graphic>
+          </wp:inline>
+        </w:drawing>
+      </w:r>
+    </w:p>
+    <w:p>
+      <w:pPr>
+        <w:ind w:left="708"/>
+        <w:jc w:val="both"/>
+      </w:pPr>
+      <w:r>
+        <w:rPr>
+          <w:noProof/>
+        </w:rPr>
+        <w:drawing>
+          <wp:inline distT="0" distB="0" distL="0" distR="0" wp14:anchorId="56E8A206" wp14:editId="2C9B25BF">
+            <wp:extent cx="3534268" cy="476316"/>
+            <wp:effectExtent l="0" t="0" r="9525" b="0"/>
+            <wp:docPr id="533147966" name="Imagen 1" descr="Texto&#10;&#10;El contenido generado por IA puede ser incorrecto."/>
+            <wp:cNvGraphicFramePr>
+              <a:graphicFrameLocks xmlns:a="http://schemas.openxmlformats.org/drawingml/2006/main" noChangeAspect="1"/>
+            </wp:cNvGraphicFramePr>
+            <a:graphic xmlns:a="http://schemas.openxmlformats.org/drawingml/2006/main">
+              <a:graphicData uri="http://schemas.openxmlformats.org/drawingml/2006/picture">
+                <pic:pic xmlns:pic="http://schemas.openxmlformats.org/drawingml/2006/picture">
+                  <pic:nvPicPr>
+                    <pic:cNvPr id="533147966" name="Imagen 1" descr="Texto&#10;&#10;El contenido generado por IA puede ser incorrecto."/>
+                    <pic:cNvPicPr/>
+                  </pic:nvPicPr>
+                  <pic:blipFill>
+                    <a:blip r:embed="rId61"/>
+                    <a:stretch>
+                      <a:fillRect/>
+                    </a:stretch>
+                  </pic:blipFill>
+                  <pic:spPr>
+                    <a:xfrm>
+                      <a:off x="0" y="0"/>
+                      <a:ext cx="3534268" cy="476316"/>
+                    </a:xfrm>
+                    <a:prstGeom prst="rect">
+                      <a:avLst/>
+                    </a:prstGeom>
+                  </pic:spPr>
+                </pic:pic>
+              </a:graphicData>
+            </a:graphic>
+          </wp:inline>
+        </w:drawing>
+      </w:r>
+    </w:p>
+    <w:p>
+      <w:pPr>
+        <w:ind w:left="1413"/>
+        <w:jc w:val="both"/>
+      </w:pPr>
+      <w:r>
+        <w:t>Si lo intentara ejecutar como otro usuario me daría errores de permisos.</w:t>
+      </w:r>
+    </w:p>
+    <w:p>
+      <w:pPr>
+        <w:ind w:left="1416"/>
+        <w:jc w:val="both"/>
+        <w:rPr>
+          <w:b/>
+          <w:bCs/>
+        </w:rPr>
+      </w:pPr>
+      <w:r>
+        <w:rPr>
+          <w:b/>
+          <w:bCs/>
+        </w:rPr>
+        <w:t xml:space="preserve">3. </w:t>
+      </w:r>
+      <w:r>
+        <w:rPr>
+          <w:b/>
+          <w:bCs/>
+        </w:rPr>
+        <w:t>Modifica el script para que acepte un argumento. Si el argumento es “hola</w:t>
+      </w:r>
+      <w:r>
+        <w:rPr>
+          <w:rFonts w:ascii="Arial" w:hAnsi="Arial" w:cs="Arial"/>
+          <w:b/>
+          <w:bCs/>
+        </w:rPr>
+        <w:t>ˮ</w:t>
+      </w:r>
+      <w:r>
+        <w:rPr>
+          <w:b/>
+          <w:bCs/>
+        </w:rPr>
+        <w:t xml:space="preserve">, debe imprimir </w:t>
+      </w:r>
+      <w:r>
+        <w:rPr>
+          <w:rFonts w:ascii="Aptos" w:hAnsi="Aptos" w:cs="Aptos"/>
+          <w:b/>
+          <w:bCs/>
+        </w:rPr>
+        <w:t>“</w:t>
+      </w:r>
+      <w:r>
+        <w:rPr>
+          <w:b/>
+          <w:bCs/>
+        </w:rPr>
+        <w:t>mundo</w:t>
+      </w:r>
+      <w:r>
+        <w:rPr>
+          <w:rFonts w:ascii="Arial" w:hAnsi="Arial" w:cs="Arial"/>
+          <w:b/>
+          <w:bCs/>
+        </w:rPr>
+        <w:t>ˮ</w:t>
+      </w:r>
+      <w:r>
+        <w:rPr>
+          <w:b/>
+          <w:bCs/>
+        </w:rPr>
+        <w:t>. Si es cualquier otra cosa, no debe imprimir nada.</w:t>
+      </w:r>
+    </w:p>
+    <w:p>
+      <w:pPr>
+        <w:ind w:left="1416"/>
+        <w:jc w:val="both"/>
+        <w:rPr>
+          <w:b/>
+          <w:bCs/>
+        </w:rPr>
+      </w:pPr>
+      <w:r>
+        <w:rPr>
+          <w:b/>
+          <w:bCs/>
+          <w:noProof/>
+        </w:rPr>
+        <w:drawing>
+          <wp:inline distT="0" distB="0" distL="0" distR="0" wp14:anchorId="41E4FBED" wp14:editId="367DDDD2">
+            <wp:extent cx="1752845" cy="1552792"/>
+            <wp:effectExtent l="0" t="0" r="0" b="9525"/>
+            <wp:docPr id="1120017498" name="Imagen 1" descr="Texto&#10;&#10;El contenido generado por IA puede ser incorrecto."/>
+            <wp:cNvGraphicFramePr>
+              <a:graphicFrameLocks xmlns:a="http://schemas.openxmlformats.org/drawingml/2006/main" noChangeAspect="1"/>
+            </wp:cNvGraphicFramePr>
+            <a:graphic xmlns:a="http://schemas.openxmlformats.org/drawingml/2006/main">
+              <a:graphicData uri="http://schemas.openxmlformats.org/drawingml/2006/picture">
+                <pic:pic xmlns:pic="http://schemas.openxmlformats.org/drawingml/2006/picture">
+                  <pic:nvPicPr>
+                    <pic:cNvPr id="1120017498" name="Imagen 1" descr="Texto&#10;&#10;El contenido generado por IA puede ser incorrecto."/>
+                    <pic:cNvPicPr/>
+                  </pic:nvPicPr>
+                  <pic:blipFill>
+                    <a:blip r:embed="rId62"/>
+                    <a:stretch>
+                      <a:fillRect/>
+                    </a:stretch>
+                  </pic:blipFill>
+                  <pic:spPr>
+                    <a:xfrm>
+                      <a:off x="0" y="0"/>
+                      <a:ext cx="1752845" cy="1552792"/>
+                    </a:xfrm>
+                    <a:prstGeom prst="rect">
+                      <a:avLst/>
+                    </a:prstGeom>
+                  </pic:spPr>
+                </pic:pic>
+              </a:graphicData>
+            </a:graphic>
+          </wp:inline>
+        </w:drawing>
+      </w:r>
+    </w:p>
+    <w:p>
+      <w:pPr>
+        <w:ind w:left="1416"/>
+        <w:jc w:val="both"/>
+        <w:rPr>
+          <w:b/>
+          <w:bCs/>
+        </w:rPr>
+      </w:pPr>
+      <w:r>
+        <w:rPr>
+          <w:b/>
+          <w:bCs/>
+          <w:noProof/>
+        </w:rPr>
+        <w:drawing>
+          <wp:inline distT="0" distB="0" distL="0" distR="0" wp14:anchorId="429CC415" wp14:editId="171C228D">
+            <wp:extent cx="3715268" cy="1505160"/>
+            <wp:effectExtent l="0" t="0" r="0" b="0"/>
+            <wp:docPr id="1129788312" name="Imagen 1" descr="Texto&#10;&#10;El contenido generado por IA puede ser incorrecto."/>
+            <wp:cNvGraphicFramePr>
+              <a:graphicFrameLocks xmlns:a="http://schemas.openxmlformats.org/drawingml/2006/main" noChangeAspect="1"/>
+            </wp:cNvGraphicFramePr>
+            <a:graphic xmlns:a="http://schemas.openxmlformats.org/drawingml/2006/main">
+              <a:graphicData uri="http://schemas.openxmlformats.org/drawingml/2006/picture">
+                <pic:pic xmlns:pic="http://schemas.openxmlformats.org/drawingml/2006/picture">
+                  <pic:nvPicPr>
+                    <pic:cNvPr id="1129788312" name="Imagen 1" descr="Texto&#10;&#10;El contenido generado por IA puede ser incorrecto."/>
+                    <pic:cNvPicPr/>
+                  </pic:nvPicPr>
+                  <pic:blipFill>
+                    <a:blip r:embed="rId63"/>
+                    <a:stretch>
+                      <a:fillRect/>
+                    </a:stretch>
+                  </pic:blipFill>
+                  <pic:spPr>
+                    <a:xfrm>
+                      <a:off x="0" y="0"/>
+                      <a:ext cx="3715268" cy="1505160"/>
+                    </a:xfrm>
+                    <a:prstGeom prst="rect">
+                      <a:avLst/>
+                    </a:prstGeom>
+                  </pic:spPr>
+                </pic:pic>
+              </a:graphicData>
+            </a:graphic>
+          </wp:inline>
+        </w:drawing>
+      </w:r>
+    </w:p>
+    <w:p>
+      <w:pPr>
+        <w:ind w:left="1416"/>
+        <w:jc w:val="both"/>
+        <w:rPr>
+          <w:b/>
+          <w:bCs/>
+        </w:rPr>
+      </w:pPr>
+      <w:r>
+        <w:rPr>
+          <w:b/>
+          <w:bCs/>
+        </w:rPr>
+        <w:lastRenderedPageBreak/>
+        <w:t xml:space="preserve">4. </w:t>
+      </w:r>
+      <w:r>
+        <w:rPr>
+          <w:b/>
+          <w:bCs/>
+        </w:rPr>
+        <w:t>Mejora el script anterior para que, si no se proporciona ningún argumento, muestre un mensaje de uso: “Error: Debes proporcionar un argumento.</w:t>
+      </w:r>
+      <w:r>
+        <w:rPr>
+          <w:rFonts w:ascii="Arial" w:hAnsi="Arial" w:cs="Arial"/>
+          <w:b/>
+          <w:bCs/>
+        </w:rPr>
+        <w:t>ˮ</w:t>
+      </w:r>
+    </w:p>
+    <w:p>
+      <w:pPr>
+        <w:ind w:left="1416"/>
+        <w:jc w:val="both"/>
+        <w:rPr>
+          <w:b/>
+          <w:bCs/>
+        </w:rPr>
+      </w:pPr>
+      <w:r>
+        <w:rPr>
+          <w:b/>
+          <w:bCs/>
+          <w:noProof/>
+        </w:rPr>
+        <w:drawing>
+          <wp:inline distT="0" distB="0" distL="0" distR="0" wp14:anchorId="0A8551B8" wp14:editId="14BCFE41">
+            <wp:extent cx="4410691" cy="2048161"/>
+            <wp:effectExtent l="0" t="0" r="9525" b="9525"/>
+            <wp:docPr id="1694402138" name="Imagen 1" descr="Texto&#10;&#10;El contenido generado por IA puede ser incorrecto."/>
+            <wp:cNvGraphicFramePr>
+              <a:graphicFrameLocks xmlns:a="http://schemas.openxmlformats.org/drawingml/2006/main" noChangeAspect="1"/>
+            </wp:cNvGraphicFramePr>
+            <a:graphic xmlns:a="http://schemas.openxmlformats.org/drawingml/2006/main">
+              <a:graphicData uri="http://schemas.openxmlformats.org/drawingml/2006/picture">
+                <pic:pic xmlns:pic="http://schemas.openxmlformats.org/drawingml/2006/picture">
+                  <pic:nvPicPr>
+                    <pic:cNvPr id="1694402138" name="Imagen 1" descr="Texto&#10;&#10;El contenido generado por IA puede ser incorrecto."/>
+                    <pic:cNvPicPr/>
+                  </pic:nvPicPr>
+                  <pic:blipFill>
+                    <a:blip r:embed="rId64"/>
+                    <a:stretch>
+                      <a:fillRect/>
+                    </a:stretch>
+                  </pic:blipFill>
+                  <pic:spPr>
+                    <a:xfrm>
+                      <a:off x="0" y="0"/>
+                      <a:ext cx="4410691" cy="2048161"/>
+                    </a:xfrm>
+                    <a:prstGeom prst="rect">
+                      <a:avLst/>
+                    </a:prstGeom>
+                  </pic:spPr>
+                </pic:pic>
+              </a:graphicData>
+            </a:graphic>
+          </wp:inline>
+        </w:drawing>
+      </w:r>
+    </w:p>
+    <w:p>
+      <w:pPr>
+        <w:ind w:left="1416"/>
+        <w:jc w:val="both"/>
+        <w:rPr>
+          <w:b/>
+          <w:bCs/>
+        </w:rPr>
+      </w:pPr>
+      <w:r>
+        <w:rPr>
+          <w:b/>
+          <w:bCs/>
+          <w:noProof/>
+        </w:rPr>
+        <w:drawing>
+          <wp:inline distT="0" distB="0" distL="0" distR="0" wp14:anchorId="23E939FD" wp14:editId="6CBF5AEE">
+            <wp:extent cx="3724795" cy="847843"/>
+            <wp:effectExtent l="0" t="0" r="9525" b="9525"/>
+            <wp:docPr id="489690950" name="Imagen 1" descr="Texto&#10;&#10;El contenido generado por IA puede ser incorrecto."/>
+            <wp:cNvGraphicFramePr>
+              <a:graphicFrameLocks xmlns:a="http://schemas.openxmlformats.org/drawingml/2006/main" noChangeAspect="1"/>
+            </wp:cNvGraphicFramePr>
+            <a:graphic xmlns:a="http://schemas.openxmlformats.org/drawingml/2006/main">
+              <a:graphicData uri="http://schemas.openxmlformats.org/drawingml/2006/picture">
+                <pic:pic xmlns:pic="http://schemas.openxmlformats.org/drawingml/2006/picture">
+                  <pic:nvPicPr>
+                    <pic:cNvPr id="489690950" name="Imagen 1" descr="Texto&#10;&#10;El contenido generado por IA puede ser incorrecto."/>
+                    <pic:cNvPicPr/>
+                  </pic:nvPicPr>
+                  <pic:blipFill>
+                    <a:blip r:embed="rId65"/>
+                    <a:stretch>
+                      <a:fillRect/>
+                    </a:stretch>
+                  </pic:blipFill>
+                  <pic:spPr>
+                    <a:xfrm>
+                      <a:off x="0" y="0"/>
+                      <a:ext cx="3724795" cy="847843"/>
+                    </a:xfrm>
+                    <a:prstGeom prst="rect">
+                      <a:avLst/>
+                    </a:prstGeom>
+                  </pic:spPr>
+                </pic:pic>
+              </a:graphicData>
+            </a:graphic>
+          </wp:inline>
+        </w:drawing>
+      </w:r>
+    </w:p>
+    <w:p>
+      <w:pPr>
+        <w:ind w:left="708"/>
+        <w:jc w:val="both"/>
+        <w:rPr>
+          <w:b/>
+          <w:bCs/>
+        </w:rPr>
+      </w:pPr>
+      <w:r>
+        <w:rPr>
+          <w:b/>
+          <w:bCs/>
+        </w:rPr>
+        <w:t>5.</w:t>
+      </w:r>
+      <w:r>
+        <w:rPr>
+          <w:b/>
+          <w:bCs/>
+        </w:rPr>
+        <w:t xml:space="preserve"> </w:t>
+      </w:r>
+      <w:r>
+        <w:rPr>
+          <w:b/>
+          <w:bCs/>
+        </w:rPr>
+        <w:t>Escribe un script que reciba dos números. Debe imprimir “iguales</w:t>
+      </w:r>
+      <w:r>
+        <w:rPr>
+          <w:rFonts w:ascii="Arial" w:hAnsi="Arial" w:cs="Arial"/>
+          <w:b/>
+          <w:bCs/>
+        </w:rPr>
+        <w:t>ˮ</w:t>
+      </w:r>
+      <w:r>
+        <w:rPr>
+          <w:b/>
+          <w:bCs/>
+        </w:rPr>
+        <w:t xml:space="preserve"> si son iguales y </w:t>
+      </w:r>
+      <w:r>
+        <w:rPr>
+          <w:rFonts w:ascii="Aptos" w:hAnsi="Aptos" w:cs="Aptos"/>
+          <w:b/>
+          <w:bCs/>
+        </w:rPr>
+        <w:t>“</w:t>
+      </w:r>
+      <w:r>
+        <w:rPr>
+          <w:b/>
+          <w:bCs/>
+        </w:rPr>
+        <w:t>diferentes</w:t>
+      </w:r>
+      <w:r>
+        <w:rPr>
+          <w:rFonts w:ascii="Arial" w:hAnsi="Arial" w:cs="Arial"/>
+          <w:b/>
+          <w:bCs/>
+        </w:rPr>
+        <w:t>ˮ</w:t>
+      </w:r>
+      <w:r>
+        <w:rPr>
+          <w:b/>
+          <w:bCs/>
+        </w:rPr>
+        <w:t xml:space="preserve"> si no lo son.</w:t>
+      </w:r>
+    </w:p>
+    <w:p>
+      <w:pPr>
+        <w:ind w:left="708"/>
+        <w:jc w:val="both"/>
+        <w:rPr>
+          <w:b/>
+          <w:bCs/>
+        </w:rPr>
+      </w:pPr>
+      <w:r>
+        <w:rPr>
+          <w:b/>
+          <w:bCs/>
+          <w:noProof/>
+        </w:rPr>
+        <w:drawing>
+          <wp:inline distT="0" distB="0" distL="0" distR="0" wp14:anchorId="47CEDF7A" wp14:editId="0F146360">
+            <wp:extent cx="3924848" cy="628738"/>
+            <wp:effectExtent l="0" t="0" r="0" b="0"/>
+            <wp:docPr id="1368368812" name="Imagen 1" descr="Interfaz de usuario gráfica, Texto&#10;&#10;El contenido generado por IA puede ser incorrecto."/>
+            <wp:cNvGraphicFramePr>
+              <a:graphicFrameLocks xmlns:a="http://schemas.openxmlformats.org/drawingml/2006/main" noChangeAspect="1"/>
+            </wp:cNvGraphicFramePr>
+            <a:graphic xmlns:a="http://schemas.openxmlformats.org/drawingml/2006/main">
+              <a:graphicData uri="http://schemas.openxmlformats.org/drawingml/2006/picture">
+                <pic:pic xmlns:pic="http://schemas.openxmlformats.org/drawingml/2006/picture">
+                  <pic:nvPicPr>
+                    <pic:cNvPr id="1368368812" name="Imagen 1" descr="Interfaz de usuario gráfica, Texto&#10;&#10;El contenido generado por IA puede ser incorrecto."/>
+                    <pic:cNvPicPr/>
+                  </pic:nvPicPr>
+                  <pic:blipFill>
+                    <a:blip r:embed="rId66"/>
+                    <a:stretch>
+                      <a:fillRect/>
+                    </a:stretch>
+                  </pic:blipFill>
+                  <pic:spPr>
+                    <a:xfrm>
+                      <a:off x="0" y="0"/>
+                      <a:ext cx="3924848" cy="628738"/>
+                    </a:xfrm>
+                    <a:prstGeom prst="rect">
+                      <a:avLst/>
+                    </a:prstGeom>
+                  </pic:spPr>
+                </pic:pic>
+              </a:graphicData>
+            </a:graphic>
+          </wp:inline>
+        </w:drawing>
+      </w:r>
+    </w:p>
+    <w:p>
+      <w:pPr>
+        <w:ind w:left="708"/>
+        <w:jc w:val="both"/>
+        <w:rPr>
+          <w:b/>
+          <w:bCs/>
+        </w:rPr>
+      </w:pPr>
+      <w:r>
+        <w:rPr>
+          <w:b/>
+          <w:bCs/>
+          <w:noProof/>
+        </w:rPr>
+        <w:drawing>
+          <wp:inline distT="0" distB="0" distL="0" distR="0" wp14:anchorId="23222604" wp14:editId="12863BF5">
+            <wp:extent cx="1905266" cy="1667108"/>
+            <wp:effectExtent l="0" t="0" r="0" b="9525"/>
+            <wp:docPr id="624932212" name="Imagen 1" descr="Texto&#10;&#10;El contenido generado por IA puede ser incorrecto."/>
+            <wp:cNvGraphicFramePr>
+              <a:graphicFrameLocks xmlns:a="http://schemas.openxmlformats.org/drawingml/2006/main" noChangeAspect="1"/>
+            </wp:cNvGraphicFramePr>
+            <a:graphic xmlns:a="http://schemas.openxmlformats.org/drawingml/2006/main">
+              <a:graphicData uri="http://schemas.openxmlformats.org/drawingml/2006/picture">
+                <pic:pic xmlns:pic="http://schemas.openxmlformats.org/drawingml/2006/picture">
+                  <pic:nvPicPr>
+                    <pic:cNvPr id="624932212" name="Imagen 1" descr="Texto&#10;&#10;El contenido generado por IA puede ser incorrecto."/>
+                    <pic:cNvPicPr/>
+                  </pic:nvPicPr>
+                  <pic:blipFill>
+                    <a:blip r:embed="rId67"/>
+                    <a:stretch>
+                      <a:fillRect/>
+                    </a:stretch>
+                  </pic:blipFill>
+                  <pic:spPr>
+                    <a:xfrm>
+                      <a:off x="0" y="0"/>
+                      <a:ext cx="1905266" cy="1667108"/>
+                    </a:xfrm>
+                    <a:prstGeom prst="rect">
+                      <a:avLst/>
+                    </a:prstGeom>
+                  </pic:spPr>
+                </pic:pic>
+              </a:graphicData>
+            </a:graphic>
+          </wp:inline>
+        </w:drawing>
+      </w:r>
+    </w:p>
+    <w:p>
+      <w:pPr>
+        <w:ind w:left="708"/>
+        <w:jc w:val="both"/>
+        <w:rPr>
+          <w:b/>
+          <w:bCs/>
+        </w:rPr>
+      </w:pPr>
+      <w:r>
+        <w:rPr>
+          <w:b/>
+          <w:bCs/>
+        </w:rPr>
+        <w:t xml:space="preserve">6. </w:t>
+      </w:r>
+      <w:r>
+        <w:rPr>
+          <w:b/>
+          <w:bCs/>
+        </w:rPr>
+        <w:t>Escribe un script que, dado un directorio como argumento, use un bucle for para iterar sobre su contenido ( ls $1 ) y añada la extensión archivo. .bak a cada</w:t>
+      </w:r>
+      <w:r>
+        <w:rPr>
+          <w:b/>
+          <w:bCs/>
+        </w:rPr>
+        <w:t xml:space="preserve"> archivo</w:t>
+      </w:r>
+    </w:p>
+    <w:p>
+      <w:pPr>
+        <w:ind w:left="708"/>
+        <w:jc w:val="both"/>
+        <w:rPr>
+          <w:b/>
+          <w:bCs/>
+        </w:rPr>
+      </w:pPr>
+      <w:r>
+        <w:rPr>
+          <w:b/>
+          <w:bCs/>
+          <w:noProof/>
+        </w:rPr>
+        <w:lastRenderedPageBreak/>
+        <w:drawing>
+          <wp:inline distT="0" distB="0" distL="0" distR="0" wp14:anchorId="0B4FC105" wp14:editId="3313BD4B">
+            <wp:extent cx="1933845" cy="1238423"/>
+            <wp:effectExtent l="0" t="0" r="9525" b="0"/>
+            <wp:docPr id="1998239013" name="Imagen 1" descr="Texto&#10;&#10;El contenido generado por IA puede ser incorrecto."/>
+            <wp:cNvGraphicFramePr>
+              <a:graphicFrameLocks xmlns:a="http://schemas.openxmlformats.org/drawingml/2006/main" noChangeAspect="1"/>
+            </wp:cNvGraphicFramePr>
+            <a:graphic xmlns:a="http://schemas.openxmlformats.org/drawingml/2006/main">
+              <a:graphicData uri="http://schemas.openxmlformats.org/drawingml/2006/picture">
+                <pic:pic xmlns:pic="http://schemas.openxmlformats.org/drawingml/2006/picture">
+                  <pic:nvPicPr>
+                    <pic:cNvPr id="1998239013" name="Imagen 1" descr="Texto&#10;&#10;El contenido generado por IA puede ser incorrecto."/>
+                    <pic:cNvPicPr/>
+                  </pic:nvPicPr>
+                  <pic:blipFill>
+                    <a:blip r:embed="rId68"/>
+                    <a:stretch>
+                      <a:fillRect/>
+                    </a:stretch>
+                  </pic:blipFill>
+                  <pic:spPr>
+                    <a:xfrm>
+                      <a:off x="0" y="0"/>
+                      <a:ext cx="1933845" cy="1238423"/>
+                    </a:xfrm>
+                    <a:prstGeom prst="rect">
+                      <a:avLst/>
+                    </a:prstGeom>
+                  </pic:spPr>
+                </pic:pic>
+              </a:graphicData>
+            </a:graphic>
+          </wp:inline>
+        </w:drawing>
+      </w:r>
+    </w:p>
+    <w:p>
+      <w:pPr>
+        <w:ind w:left="708"/>
+        <w:jc w:val="both"/>
+        <w:rPr>
+          <w:b/>
+          <w:bCs/>
+        </w:rPr>
+      </w:pPr>
+      <w:r>
+        <w:rPr>
+          <w:b/>
+          <w:bCs/>
+          <w:noProof/>
+        </w:rPr>
+        <w:drawing>
+          <wp:inline distT="0" distB="0" distL="0" distR="0" wp14:anchorId="03761557" wp14:editId="52AF9FD4">
+            <wp:extent cx="4525006" cy="1228896"/>
+            <wp:effectExtent l="0" t="0" r="9525" b="9525"/>
+            <wp:docPr id="822569948" name="Imagen 1" descr="Texto&#10;&#10;El contenido generado por IA puede ser incorrecto."/>
+            <wp:cNvGraphicFramePr>
+              <a:graphicFrameLocks xmlns:a="http://schemas.openxmlformats.org/drawingml/2006/main" noChangeAspect="1"/>
+            </wp:cNvGraphicFramePr>
+            <a:graphic xmlns:a="http://schemas.openxmlformats.org/drawingml/2006/main">
+              <a:graphicData uri="http://schemas.openxmlformats.org/drawingml/2006/picture">
+                <pic:pic xmlns:pic="http://schemas.openxmlformats.org/drawingml/2006/picture">
+                  <pic:nvPicPr>
+                    <pic:cNvPr id="822569948" name="Imagen 1" descr="Texto&#10;&#10;El contenido generado por IA puede ser incorrecto."/>
+                    <pic:cNvPicPr/>
+                  </pic:nvPicPr>
+                  <pic:blipFill>
+                    <a:blip r:embed="rId69"/>
+                    <a:stretch>
+                      <a:fillRect/>
+                    </a:stretch>
+                  </pic:blipFill>
+                  <pic:spPr>
+                    <a:xfrm>
+                      <a:off x="0" y="0"/>
+                      <a:ext cx="4525006" cy="1228896"/>
+                    </a:xfrm>
+                    <a:prstGeom prst="rect">
+                      <a:avLst/>
+                    </a:prstGeom>
+                  </pic:spPr>
+                </pic:pic>
+              </a:graphicData>
+            </a:graphic>
+          </wp:inline>
+        </w:drawing>
+      </w:r>
+    </w:p>
+    <w:p>
+      <w:pPr>
+        <w:jc w:val="both"/>
+        <w:rPr>
+          <w:b/>
+          <w:bCs/>
+          <w:u w:val="single"/>
+        </w:rPr>
+      </w:pPr>
+      <w:r>
+        <w:rPr>
+          <w:b/>
+          <w:bCs/>
+          <w:u w:val="single"/>
+        </w:rPr>
+        <w:t>8.- Ejercicios Avanzados</w:t>
+      </w:r>
+    </w:p>
+    <w:p>
+      <w:pPr>
+        <w:jc w:val="both"/>
+        <w:rPr>
+          <w:b/>
+          <w:bCs/>
+        </w:rPr>
+      </w:pPr>
+      <w:r>
+        <w:rPr>
+          <w:b/>
+          <w:bCs/>
+        </w:rPr>
+        <w:tab/>
+        <w:t xml:space="preserve">1. </w:t>
+      </w:r>
+      <w:r>
+        <w:rPr>
+          <w:b/>
+          <w:bCs/>
+        </w:rPr>
+        <w:t xml:space="preserve">Muestra los shells de los usuarios listados en /etc/passwd , elimina las líneas duplicadas y ordénalos alfabéticamente. </w:t>
+      </w:r>
+      <w:r>
+        <w:rPr>
+          <w:b/>
+          <w:bCs/>
+        </w:rPr>
+        <w:t>(</w:t>
+      </w:r>
+      <w:r>
+        <w:rPr>
+          <w:b/>
+          <w:bCs/>
+        </w:rPr>
+        <w:t>Pista: cut , sort ,</w:t>
+      </w:r>
+      <w:r>
+        <w:rPr>
+          <w:b/>
+          <w:bCs/>
+        </w:rPr>
+        <w:t xml:space="preserve"> uniq</w:t>
+      </w:r>
+      <w:r>
+        <w:rPr>
+          <w:b/>
+          <w:bCs/>
+        </w:rPr>
+        <w:t xml:space="preserve"> ).</w:t>
+      </w:r>
+    </w:p>
+    <w:p>
+      <w:pPr>
+        <w:jc w:val="both"/>
+        <w:rPr>
+          <w:b/>
+          <w:bCs/>
+        </w:rPr>
+      </w:pPr>
+      <w:r>
+        <w:rPr>
+          <w:b/>
+          <w:bCs/>
+          <w:noProof/>
+        </w:rPr>
+        <w:drawing>
+          <wp:inline distT="0" distB="0" distL="0" distR="0" wp14:anchorId="1C28ABF3" wp14:editId="79F3C7AA">
+            <wp:extent cx="5400040" cy="5214620"/>
+            <wp:effectExtent l="0" t="0" r="0" b="5080"/>
+            <wp:docPr id="795867037" name="Imagen 1" descr="Texto&#10;&#10;El contenido generado por IA puede ser incorrecto."/>
+            <wp:cNvGraphicFramePr>
+              <a:graphicFrameLocks xmlns:a="http://schemas.openxmlformats.org/drawingml/2006/main" noChangeAspect="1"/>
+            </wp:cNvGraphicFramePr>
+            <a:graphic xmlns:a="http://schemas.openxmlformats.org/drawingml/2006/main">
+              <a:graphicData uri="http://schemas.openxmlformats.org/drawingml/2006/picture">
+                <pic:pic xmlns:pic="http://schemas.openxmlformats.org/drawingml/2006/picture">
+                  <pic:nvPicPr>
+                    <pic:cNvPr id="795867037" name="Imagen 1" descr="Texto&#10;&#10;El contenido generado por IA puede ser incorrecto."/>
+                    <pic:cNvPicPr/>
+                  </pic:nvPicPr>
+                  <pic:blipFill>
+                    <a:blip r:embed="rId70"/>
+                    <a:stretch>
+                      <a:fillRect/>
+                    </a:stretch>
+                  </pic:blipFill>
+                  <pic:spPr>
+                    <a:xfrm>
+                      <a:off x="0" y="0"/>
+                      <a:ext cx="5400040" cy="5214620"/>
+                    </a:xfrm>
+                    <a:prstGeom prst="rect">
+                      <a:avLst/>
+                    </a:prstGeom>
+                  </pic:spPr>
+                </pic:pic>
+              </a:graphicData>
+            </a:graphic>
+          </wp:inline>
+        </w:drawing>
+      </w:r>
+    </w:p>
+    <w:p>
+      <w:pPr>
+        <w:jc w:val="both"/>
+        <w:rPr>
+          <w:b/>
+          <w:bCs/>
+        </w:rPr>
+      </w:pPr>
+      <w:r>
+        <w:rPr>
+          <w:b/>
+          <w:bCs/>
+        </w:rPr>
+        <w:lastRenderedPageBreak/>
+        <w:t xml:space="preserve">2. </w:t>
+      </w:r>
+      <w:r>
+        <w:rPr>
+          <w:b/>
+          <w:bCs/>
+        </w:rPr>
+        <w:t>Usando ps , grep y wc , crea un comando de una sola línea que te diga cuántos procesos está ejecutando el usuario root actualmente.</w:t>
+      </w:r>
+    </w:p>
+    <w:p>
+      <w:pPr>
+        <w:jc w:val="both"/>
+        <w:rPr>
+          <w:b/>
+          <w:bCs/>
+        </w:rPr>
+      </w:pPr>
+      <w:r>
+        <w:rPr>
+          <w:b/>
+          <w:bCs/>
+          <w:noProof/>
+        </w:rPr>
+        <w:drawing>
+          <wp:inline distT="0" distB="0" distL="0" distR="0" wp14:anchorId="0066C6F2" wp14:editId="01EAEFE2">
+            <wp:extent cx="4077269" cy="323895"/>
+            <wp:effectExtent l="0" t="0" r="0" b="0"/>
+            <wp:docPr id="914217075" name="Imagen 1"/>
+            <wp:cNvGraphicFramePr>
+              <a:graphicFrameLocks xmlns:a="http://schemas.openxmlformats.org/drawingml/2006/main" noChangeAspect="1"/>
+            </wp:cNvGraphicFramePr>
+            <a:graphic xmlns:a="http://schemas.openxmlformats.org/drawingml/2006/main">
+              <a:graphicData uri="http://schemas.openxmlformats.org/drawingml/2006/picture">
+                <pic:pic xmlns:pic="http://schemas.openxmlformats.org/drawingml/2006/picture">
+                  <pic:nvPicPr>
+                    <pic:cNvPr id="914217075" name=""/>
+                    <pic:cNvPicPr/>
+                  </pic:nvPicPr>
+                  <pic:blipFill>
+                    <a:blip r:embed="rId71"/>
+                    <a:stretch>
+                      <a:fillRect/>
+                    </a:stretch>
+                  </pic:blipFill>
+                  <pic:spPr>
+                    <a:xfrm>
+                      <a:off x="0" y="0"/>
+                      <a:ext cx="4077269" cy="323895"/>
+                    </a:xfrm>
+                    <a:prstGeom prst="rect">
+                      <a:avLst/>
+                    </a:prstGeom>
+                  </pic:spPr>
+                </pic:pic>
+              </a:graphicData>
+            </a:graphic>
+          </wp:inline>
+        </w:drawing>
+      </w:r>
+    </w:p>
+    <w:p>
+      <w:pPr>
+        <w:jc w:val="both"/>
+        <w:rPr>
+          <w:b/>
+          <w:bCs/>
+        </w:rPr>
+      </w:pPr>
+      <w:r>
+        <w:rPr>
+          <w:b/>
+          <w:bCs/>
+        </w:rPr>
+        <w:t>3.</w:t>
+      </w:r>
+      <w:r>
+        <w:t xml:space="preserve"> </w:t>
+      </w:r>
+      <w:r>
+        <w:rPr>
+          <w:b/>
+          <w:bCs/>
+        </w:rPr>
+        <w:t>Lista todos los archivos en /etc , filtra los resultados para mostrar solo aquellos que han sido modificados en “Oct</w:t>
+      </w:r>
+      <w:r>
+        <w:rPr>
+          <w:rFonts w:ascii="Arial" w:hAnsi="Arial" w:cs="Arial"/>
+          <w:b/>
+          <w:bCs/>
+        </w:rPr>
+        <w:t>ˮ</w:t>
+      </w:r>
+      <w:r>
+        <w:rPr>
+          <w:b/>
+          <w:bCs/>
+        </w:rPr>
+        <w:t xml:space="preserve"> (octubre) y guarda esa lista en october_files.txt.</w:t>
+      </w:r>
+    </w:p>
+    <w:p>
+      <w:pPr>
+        <w:jc w:val="both"/>
+        <w:rPr>
+          <w:b/>
+          <w:bCs/>
+        </w:rPr>
+      </w:pPr>
+      <w:r>
+        <w:rPr>
+          <w:b/>
+          <w:bCs/>
+          <w:noProof/>
+        </w:rPr>
+        <w:drawing>
+          <wp:inline distT="0" distB="0" distL="0" distR="0" wp14:anchorId="7F03D2C2" wp14:editId="50B96525">
+            <wp:extent cx="5239481" cy="419158"/>
+            <wp:effectExtent l="0" t="0" r="0" b="0"/>
+            <wp:docPr id="287697659" name="Imagen 1"/>
+            <wp:cNvGraphicFramePr>
+              <a:graphicFrameLocks xmlns:a="http://schemas.openxmlformats.org/drawingml/2006/main" noChangeAspect="1"/>
+            </wp:cNvGraphicFramePr>
+            <a:graphic xmlns:a="http://schemas.openxmlformats.org/drawingml/2006/main">
+              <a:graphicData uri="http://schemas.openxmlformats.org/drawingml/2006/picture">
+                <pic:pic xmlns:pic="http://schemas.openxmlformats.org/drawingml/2006/picture">
+                  <pic:nvPicPr>
+                    <pic:cNvPr id="287697659" name=""/>
+                    <pic:cNvPicPr/>
+                  </pic:nvPicPr>
+                  <pic:blipFill>
+                    <a:blip r:embed="rId72"/>
+                    <a:stretch>
+                      <a:fillRect/>
+                    </a:stretch>
+                  </pic:blipFill>
+                  <pic:spPr>
+                    <a:xfrm>
+                      <a:off x="0" y="0"/>
+                      <a:ext cx="5239481" cy="419158"/>
+                    </a:xfrm>
+                    <a:prstGeom prst="rect">
+                      <a:avLst/>
+                    </a:prstGeom>
+                  </pic:spPr>
+                </pic:pic>
+              </a:graphicData>
+            </a:graphic>
+          </wp:inline>
+        </w:drawing>
+      </w:r>
+    </w:p>
+    <w:p>
+      <w:pPr>
+        <w:jc w:val="both"/>
+        <w:rPr>
+          <w:b/>
+          <w:bCs/>
+        </w:rPr>
+      </w:pPr>
+      <w:r>
+        <w:rPr>
+          <w:b/>
+          <w:bCs/>
+        </w:rPr>
+        <w:t>4.</w:t>
+      </w:r>
+      <w:r>
+        <w:t xml:space="preserve"> </w:t>
+      </w:r>
+      <w:r>
+        <w:rPr>
+          <w:b/>
+          <w:bCs/>
+        </w:rPr>
+        <w:t xml:space="preserve">Usando globbing , lista todos los archivos </w:t>
+      </w:r>
+      <w:r>
+        <w:rPr>
+          <w:b/>
+          <w:bCs/>
+        </w:rPr>
+        <w:t xml:space="preserve">en /etc </w:t>
+      </w:r>
+      <w:r>
+        <w:rPr>
+          <w:b/>
+          <w:bCs/>
+        </w:rPr>
+        <w:t xml:space="preserve">que contengan un número  en su nombre. </w:t>
+      </w:r>
+    </w:p>
+    <w:p>
+      <w:pPr>
+        <w:jc w:val="both"/>
+        <w:rPr>
+          <w:b/>
+          <w:bCs/>
+        </w:rPr>
+      </w:pPr>
+      <w:r>
+        <w:rPr>
+          <w:b/>
+          <w:bCs/>
+          <w:noProof/>
+        </w:rPr>
+        <w:drawing>
+          <wp:inline distT="0" distB="0" distL="0" distR="0" wp14:anchorId="39CBDBC0" wp14:editId="5CBA3542">
+            <wp:extent cx="4610743" cy="2915057"/>
+            <wp:effectExtent l="0" t="0" r="0" b="0"/>
+            <wp:docPr id="1481849047" name="Imagen 1"/>
+            <wp:cNvGraphicFramePr>
+              <a:graphicFrameLocks xmlns:a="http://schemas.openxmlformats.org/drawingml/2006/main" noChangeAspect="1"/>
+            </wp:cNvGraphicFramePr>
+            <a:graphic xmlns:a="http://schemas.openxmlformats.org/drawingml/2006/main">
+              <a:graphicData uri="http://schemas.openxmlformats.org/drawingml/2006/picture">
+                <pic:pic xmlns:pic="http://schemas.openxmlformats.org/drawingml/2006/picture">
+                  <pic:nvPicPr>
+                    <pic:cNvPr id="1481849047" name=""/>
+                    <pic:cNvPicPr/>
+                  </pic:nvPicPr>
+                  <pic:blipFill>
+                    <a:blip r:embed="rId73"/>
+                    <a:stretch>
+                      <a:fillRect/>
+                    </a:stretch>
+                  </pic:blipFill>
+                  <pic:spPr>
+                    <a:xfrm>
+                      <a:off x="0" y="0"/>
+                      <a:ext cx="4610743" cy="2915057"/>
+                    </a:xfrm>
+                    <a:prstGeom prst="rect">
+                      <a:avLst/>
+                    </a:prstGeom>
+                  </pic:spPr>
+                </pic:pic>
+              </a:graphicData>
+            </a:graphic>
+          </wp:inline>
+        </w:drawing>
+      </w:r>
+    </w:p>
+    <w:p>
+      <w:pPr>
+        <w:jc w:val="both"/>
+        <w:rPr>
+          <w:b/>
+          <w:bCs/>
+        </w:rPr>
+      </w:pPr>
+      <w:r>
+        <w:rPr>
+          <w:b/>
+          <w:bCs/>
+        </w:rPr>
+        <w:t xml:space="preserve">5. </w:t>
+      </w:r>
+      <w:r>
+        <w:rPr>
+          <w:b/>
+          <w:bCs/>
+        </w:rPr>
+        <w:t>Usando find , busca en /</w:t>
+      </w:r>
+      <w:r>
+        <w:rPr>
+          <w:b/>
+          <w:bCs/>
+        </w:rPr>
+        <w:t>usr/bin</w:t>
+      </w:r>
+      <w:r>
+        <w:rPr>
+          <w:b/>
+          <w:bCs/>
+        </w:rPr>
+        <w:t xml:space="preserve"> todos los archivos que sean ejecutables, pero que no sean propiedad del usuario root .</w:t>
+      </w:r>
+    </w:p>
+    <w:p>
+      <w:pPr>
+        <w:jc w:val="both"/>
+        <w:rPr>
+          <w:b/>
+          <w:bCs/>
+        </w:rPr>
+      </w:pPr>
+      <w:r>
+        <w:rPr>
+          <w:b/>
+          <w:bCs/>
+          <w:noProof/>
+        </w:rPr>
+        <w:drawing>
+          <wp:inline distT="0" distB="0" distL="0" distR="0" wp14:anchorId="12EB5D4A" wp14:editId="5AD6D528">
+            <wp:extent cx="5400040" cy="170180"/>
+            <wp:effectExtent l="0" t="0" r="0" b="1270"/>
+            <wp:docPr id="64334253" name="Imagen 1"/>
+            <wp:cNvGraphicFramePr>
+              <a:graphicFrameLocks xmlns:a="http://schemas.openxmlformats.org/drawingml/2006/main" noChangeAspect="1"/>
+            </wp:cNvGraphicFramePr>
+            <a:graphic xmlns:a="http://schemas.openxmlformats.org/drawingml/2006/main">
+              <a:graphicData uri="http://schemas.openxmlformats.org/drawingml/2006/picture">
+                <pic:pic xmlns:pic="http://schemas.openxmlformats.org/drawingml/2006/picture">
+                  <pic:nvPicPr>
+                    <pic:cNvPr id="64334253" name=""/>
+                    <pic:cNvPicPr/>
+                  </pic:nvPicPr>
+                  <pic:blipFill>
+                    <a:blip r:embed="rId74"/>
+                    <a:stretch>
+                      <a:fillRect/>
+                    </a:stretch>
+                  </pic:blipFill>
+                  <pic:spPr>
+                    <a:xfrm>
+                      <a:off x="0" y="0"/>
+                      <a:ext cx="5400040" cy="170180"/>
+                    </a:xfrm>
+                    <a:prstGeom prst="rect">
+                      <a:avLst/>
+                    </a:prstGeom>
+                  </pic:spPr>
+                </pic:pic>
+              </a:graphicData>
+            </a:graphic>
+          </wp:inline>
+        </w:drawing>
+      </w:r>
+    </w:p>
+    <w:p>
+      <w:pPr>
+        <w:jc w:val="both"/>
+        <w:rPr>
+          <w:b/>
+          <w:bCs/>
+        </w:rPr>
+      </w:pPr>
+      <w:r>
+        <w:rPr>
+          <w:b/>
+          <w:bCs/>
+        </w:rPr>
+        <w:t>6.</w:t>
+      </w:r>
+      <w:r>
+        <w:t xml:space="preserve"> </w:t>
+      </w:r>
+      <w:r>
+        <w:rPr>
+          <w:b/>
+          <w:bCs/>
+        </w:rPr>
+        <w:t>Compara la diferencia de tamaño y velocidad al comprimir un archivo grande (puedes usar /var/log/syslog ) con gzip y con bzip2</w:t>
+      </w:r>
+    </w:p>
+    <w:p>
+      <w:pPr>
+        <w:jc w:val="both"/>
+        <w:rPr>
+          <w:b/>
+          <w:bCs/>
+        </w:rPr>
+      </w:pPr>
+      <w:r>
+        <w:rPr>
+          <w:b/>
+          <w:bCs/>
+        </w:rPr>
+        <w:drawing>
+          <wp:inline distT="0" distB="0" distL="0" distR="0" wp14:anchorId="5F1CF89B" wp14:editId="757A2F37">
+            <wp:extent cx="3886742" cy="190527"/>
+            <wp:effectExtent l="0" t="0" r="0" b="0"/>
+            <wp:docPr id="555768325" name="Imagen 1"/>
+            <wp:cNvGraphicFramePr>
+              <a:graphicFrameLocks xmlns:a="http://schemas.openxmlformats.org/drawingml/2006/main" noChangeAspect="1"/>
+            </wp:cNvGraphicFramePr>
+            <a:graphic xmlns:a="http://schemas.openxmlformats.org/drawingml/2006/main">
+              <a:graphicData uri="http://schemas.openxmlformats.org/drawingml/2006/picture">
+                <pic:pic xmlns:pic="http://schemas.openxmlformats.org/drawingml/2006/picture">
+                  <pic:nvPicPr>
+                    <pic:cNvPr id="555768325" name=""/>
+                    <pic:cNvPicPr/>
+                  </pic:nvPicPr>
+                  <pic:blipFill>
+                    <a:blip r:embed="rId75"/>
+                    <a:stretch>
+                      <a:fillRect/>
+                    </a:stretch>
+                  </pic:blipFill>
+                  <pic:spPr>
+                    <a:xfrm>
+                      <a:off x="0" y="0"/>
+                      <a:ext cx="3886742" cy="190527"/>
+                    </a:xfrm>
+                    <a:prstGeom prst="rect">
+                      <a:avLst/>
+                    </a:prstGeom>
+                  </pic:spPr>
+                </pic:pic>
+              </a:graphicData>
+            </a:graphic>
+          </wp:inline>
+        </w:drawing>
+      </w:r>
+    </w:p>
+    <w:p>
+      <w:pPr>
+        <w:jc w:val="both"/>
+        <w:rPr>
+          <w:b/>
+          <w:bCs/>
+        </w:rPr>
+      </w:pPr>
+      <w:r>
+        <w:rPr>
+          <w:b/>
+          <w:bCs/>
+        </w:rPr>
+        <w:drawing>
+          <wp:inline distT="0" distB="0" distL="0" distR="0" wp14:anchorId="1CA14E94" wp14:editId="73504420">
+            <wp:extent cx="4077269" cy="209579"/>
+            <wp:effectExtent l="0" t="0" r="0" b="0"/>
+            <wp:docPr id="1943881791" name="Imagen 1"/>
+            <wp:cNvGraphicFramePr>
+              <a:graphicFrameLocks xmlns:a="http://schemas.openxmlformats.org/drawingml/2006/main" noChangeAspect="1"/>
+            </wp:cNvGraphicFramePr>
+            <a:graphic xmlns:a="http://schemas.openxmlformats.org/drawingml/2006/main">
+              <a:graphicData uri="http://schemas.openxmlformats.org/drawingml/2006/picture">
+                <pic:pic xmlns:pic="http://schemas.openxmlformats.org/drawingml/2006/picture">
+                  <pic:nvPicPr>
+                    <pic:cNvPr id="1943881791" name=""/>
+                    <pic:cNvPicPr/>
+                  </pic:nvPicPr>
+                  <pic:blipFill>
+                    <a:blip r:embed="rId76"/>
+                    <a:stretch>
+                      <a:fillRect/>
+                    </a:stretch>
+                  </pic:blipFill>
+                  <pic:spPr>
+                    <a:xfrm>
+                      <a:off x="0" y="0"/>
+                      <a:ext cx="4077269" cy="209579"/>
+                    </a:xfrm>
+                    <a:prstGeom prst="rect">
+                      <a:avLst/>
+                    </a:prstGeom>
+                  </pic:spPr>
+                </pic:pic>
+              </a:graphicData>
+            </a:graphic>
+          </wp:inline>
+        </w:drawing>
+      </w:r>
+    </w:p>
+    <w:p>
+      <w:pPr>
+        <w:jc w:val="both"/>
+        <w:rPr>
+          <w:b/>
+          <w:bCs/>
+        </w:rPr>
+      </w:pPr>
+      <w:r>
+        <w:rPr>
+          <w:b/>
+          <w:bCs/>
+        </w:rPr>
+        <w:lastRenderedPageBreak/>
+        <w:drawing>
+          <wp:inline distT="0" distB="0" distL="0" distR="0" wp14:anchorId="17B8190A" wp14:editId="5A0A2A39">
+            <wp:extent cx="5400040" cy="3237865"/>
+            <wp:effectExtent l="0" t="0" r="0" b="635"/>
+            <wp:docPr id="1480902938" name="Imagen 1" descr="Texto&#10;&#10;El contenido generado por IA puede ser incorrecto."/>
+            <wp:cNvGraphicFramePr>
+              <a:graphicFrameLocks xmlns:a="http://schemas.openxmlformats.org/drawingml/2006/main" noChangeAspect="1"/>
+            </wp:cNvGraphicFramePr>
+            <a:graphic xmlns:a="http://schemas.openxmlformats.org/drawingml/2006/main">
+              <a:graphicData uri="http://schemas.openxmlformats.org/drawingml/2006/picture">
+                <pic:pic xmlns:pic="http://schemas.openxmlformats.org/drawingml/2006/picture">
+                  <pic:nvPicPr>
+                    <pic:cNvPr id="1480902938" name="Imagen 1" descr="Texto&#10;&#10;El contenido generado por IA puede ser incorrecto."/>
+                    <pic:cNvPicPr/>
+                  </pic:nvPicPr>
+                  <pic:blipFill>
+                    <a:blip r:embed="rId77"/>
+                    <a:stretch>
+                      <a:fillRect/>
+                    </a:stretch>
+                  </pic:blipFill>
+                  <pic:spPr>
+                    <a:xfrm>
+                      <a:off x="0" y="0"/>
+                      <a:ext cx="5400040" cy="3237865"/>
+                    </a:xfrm>
+                    <a:prstGeom prst="rect">
+                      <a:avLst/>
+                    </a:prstGeom>
+                  </pic:spPr>
+                </pic:pic>
+              </a:graphicData>
+            </a:graphic>
+          </wp:inline>
+        </w:drawing>
+      </w:r>
+    </w:p>
+    <w:p>
+      <w:pPr>
+        <w:jc w:val="both"/>
+      </w:pPr>
+      <w:r>
+        <w:t>Gzip ha sido más rápido, pero también ha dado un archivo de mayor tamaño.</w:t>
+      </w:r>
+    </w:p>
+    <w:p>
+      <w:pPr>
+        <w:jc w:val="both"/>
+        <w:rPr>
+          <w:b/>
+          <w:bCs/>
+        </w:rPr>
+      </w:pPr>
+      <w:r>
+        <w:rPr>
+          <w:b/>
+          <w:bCs/>
+        </w:rPr>
+        <w:t xml:space="preserve">7. </w:t>
+      </w:r>
+      <w:r>
+        <w:rPr>
+          <w:b/>
+          <w:bCs/>
+        </w:rPr>
+        <w:t>Crea un archivo tar de tu directorio home, pero esta vez, usa la opción para seguir enlaces simbólicos. Antes, crea un enlace simbólico en tu home para que puedas ver la diferencia.</w:t>
+      </w:r>
+    </w:p>
+    <w:p>
+      <w:pPr>
+        <w:jc w:val="both"/>
+        <w:rPr>
+          <w:b/>
+          <w:bCs/>
+        </w:rPr>
+      </w:pPr>
+      <w:r>
+        <w:rPr>
+          <w:b/>
+          <w:bCs/>
+        </w:rPr>
+        <w:drawing>
+          <wp:inline distT="0" distB="0" distL="0" distR="0" wp14:anchorId="6AF4D4ED" wp14:editId="4D9980BB">
+            <wp:extent cx="3867690" cy="181000"/>
+            <wp:effectExtent l="0" t="0" r="0" b="9525"/>
+            <wp:docPr id="100741599" name="Imagen 1"/>
+            <wp:cNvGraphicFramePr>
+              <a:graphicFrameLocks xmlns:a="http://schemas.openxmlformats.org/drawingml/2006/main" noChangeAspect="1"/>
+            </wp:cNvGraphicFramePr>
+            <a:graphic xmlns:a="http://schemas.openxmlformats.org/drawingml/2006/main">
+              <a:graphicData uri="http://schemas.openxmlformats.org/drawingml/2006/picture">
+                <pic:pic xmlns:pic="http://schemas.openxmlformats.org/drawingml/2006/picture">
+                  <pic:nvPicPr>
+                    <pic:cNvPr id="100741599" name=""/>
+                    <pic:cNvPicPr/>
+                  </pic:nvPicPr>
+                  <pic:blipFill>
+                    <a:blip r:embed="rId78"/>
+                    <a:stretch>
+                      <a:fillRect/>
+                    </a:stretch>
+                  </pic:blipFill>
+                  <pic:spPr>
+                    <a:xfrm>
+                      <a:off x="0" y="0"/>
+                      <a:ext cx="3867690" cy="181000"/>
+                    </a:xfrm>
+                    <a:prstGeom prst="rect">
+                      <a:avLst/>
+                    </a:prstGeom>
+                  </pic:spPr>
+                </pic:pic>
+              </a:graphicData>
+            </a:graphic>
+          </wp:inline>
+        </w:drawing>
+      </w:r>
+    </w:p>
+    <w:p>
+      <w:pPr>
+        <w:jc w:val="both"/>
+        <w:rPr>
+          <w:b/>
+          <w:bCs/>
+        </w:rPr>
+      </w:pPr>
+      <w:r>
+        <w:rPr>
+          <w:b/>
+          <w:bCs/>
+        </w:rPr>
+        <w:drawing>
+          <wp:inline distT="0" distB="0" distL="0" distR="0" wp14:anchorId="42926766" wp14:editId="05958E46">
+            <wp:extent cx="4486901" cy="209579"/>
+            <wp:effectExtent l="0" t="0" r="9525" b="0"/>
+            <wp:docPr id="1474158979" name="Imagen 1"/>
+            <wp:cNvGraphicFramePr>
+              <a:graphicFrameLocks xmlns:a="http://schemas.openxmlformats.org/drawingml/2006/main" noChangeAspect="1"/>
+            </wp:cNvGraphicFramePr>
+            <a:graphic xmlns:a="http://schemas.openxmlformats.org/drawingml/2006/main">
+              <a:graphicData uri="http://schemas.openxmlformats.org/drawingml/2006/picture">
+                <pic:pic xmlns:pic="http://schemas.openxmlformats.org/drawingml/2006/picture">
+                  <pic:nvPicPr>
+                    <pic:cNvPr id="1474158979" name=""/>
+                    <pic:cNvPicPr/>
+                  </pic:nvPicPr>
+                  <pic:blipFill>
+                    <a:blip r:embed="rId79"/>
+                    <a:stretch>
+                      <a:fillRect/>
+                    </a:stretch>
+                  </pic:blipFill>
+                  <pic:spPr>
+                    <a:xfrm>
+                      <a:off x="0" y="0"/>
+                      <a:ext cx="4486901" cy="209579"/>
+                    </a:xfrm>
+                    <a:prstGeom prst="rect">
+                      <a:avLst/>
+                    </a:prstGeom>
+                  </pic:spPr>
+                </pic:pic>
+              </a:graphicData>
+            </a:graphic>
+          </wp:inline>
+        </w:drawing>
+      </w:r>
+    </w:p>
+    <w:p>
+      <w:pPr>
+        <w:jc w:val="both"/>
+        <w:rPr>
+          <w:b/>
+          <w:bCs/>
+        </w:rPr>
+      </w:pPr>
+      <w:r>
+        <w:rPr>
+          <w:b/>
+          <w:bCs/>
+        </w:rPr>
+        <w:t xml:space="preserve">8. </w:t>
+      </w:r>
+      <w:r>
+        <w:rPr>
+          <w:b/>
+          <w:bCs/>
+        </w:rPr>
+        <w:t>Escribe un script que reciba una ruta a un archivo. Debe verificar si es un archivo regular, un directorio o si no existe, mostrando un mensaje diferente en cada caso. Pista: if [ -f ... ] , if [ -d ... ] ).</w:t>
+      </w:r>
+    </w:p>
+    <w:p>
+      <w:pPr>
+        <w:jc w:val="both"/>
+        <w:rPr>
+          <w:b/>
+          <w:bCs/>
+        </w:rPr>
+      </w:pPr>
+      <w:r>
+        <w:rPr>
+          <w:b/>
+          <w:bCs/>
+        </w:rPr>
+        <w:tab/>
+      </w:r>
+      <w:r>
+        <w:rPr>
+          <w:b/>
+          <w:bCs/>
+        </w:rPr>
+        <w:drawing>
+          <wp:inline distT="0" distB="0" distL="0" distR="0" wp14:anchorId="3DEEAE4D" wp14:editId="371B7A54">
+            <wp:extent cx="5077534" cy="1133633"/>
+            <wp:effectExtent l="0" t="0" r="8890" b="9525"/>
+            <wp:docPr id="1741047406" name="Imagen 1" descr="Texto&#10;&#10;El contenido generado por IA puede ser incorrecto."/>
+            <wp:cNvGraphicFramePr>
+              <a:graphicFrameLocks xmlns:a="http://schemas.openxmlformats.org/drawingml/2006/main" noChangeAspect="1"/>
+            </wp:cNvGraphicFramePr>
+            <a:graphic xmlns:a="http://schemas.openxmlformats.org/drawingml/2006/main">
+              <a:graphicData uri="http://schemas.openxmlformats.org/drawingml/2006/picture">
+                <pic:pic xmlns:pic="http://schemas.openxmlformats.org/drawingml/2006/picture">
+                  <pic:nvPicPr>
+                    <pic:cNvPr id="1741047406" name="Imagen 1" descr="Texto&#10;&#10;El contenido generado por IA puede ser incorrecto."/>
+                    <pic:cNvPicPr/>
+                  </pic:nvPicPr>
+                  <pic:blipFill>
+                    <a:blip r:embed="rId80"/>
+                    <a:stretch>
+                      <a:fillRect/>
+                    </a:stretch>
+                  </pic:blipFill>
+                  <pic:spPr>
+                    <a:xfrm>
+                      <a:off x="0" y="0"/>
+                      <a:ext cx="5077534" cy="1133633"/>
+                    </a:xfrm>
+                    <a:prstGeom prst="rect">
+                      <a:avLst/>
+                    </a:prstGeom>
+                  </pic:spPr>
+                </pic:pic>
+              </a:graphicData>
+            </a:graphic>
+          </wp:inline>
+        </w:drawing>
+      </w:r>
+    </w:p>
+    <w:p>
+      <w:pPr>
+        <w:jc w:val="both"/>
+        <w:rPr>
+          <w:b/>
+          <w:bCs/>
+        </w:rPr>
+      </w:pPr>
+      <w:r>
+        <w:rPr>
+          <w:b/>
+          <w:bCs/>
+        </w:rPr>
+        <w:lastRenderedPageBreak/>
+        <w:drawing>
+          <wp:inline distT="0" distB="0" distL="0" distR="0" wp14:anchorId="506683AA" wp14:editId="33457063">
+            <wp:extent cx="2572109" cy="1991003"/>
+            <wp:effectExtent l="0" t="0" r="0" b="9525"/>
+            <wp:docPr id="621057743" name="Imagen 1" descr="Texto&#10;&#10;El contenido generado por IA puede ser incorrecto."/>
+            <wp:cNvGraphicFramePr>
+              <a:graphicFrameLocks xmlns:a="http://schemas.openxmlformats.org/drawingml/2006/main" noChangeAspect="1"/>
+            </wp:cNvGraphicFramePr>
+            <a:graphic xmlns:a="http://schemas.openxmlformats.org/drawingml/2006/main">
+              <a:graphicData uri="http://schemas.openxmlformats.org/drawingml/2006/picture">
+                <pic:pic xmlns:pic="http://schemas.openxmlformats.org/drawingml/2006/picture">
+                  <pic:nvPicPr>
+                    <pic:cNvPr id="621057743" name="Imagen 1" descr="Texto&#10;&#10;El contenido generado por IA puede ser incorrecto."/>
+                    <pic:cNvPicPr/>
+                  </pic:nvPicPr>
+                  <pic:blipFill>
+                    <a:blip r:embed="rId81"/>
+                    <a:stretch>
+                      <a:fillRect/>
+                    </a:stretch>
+                  </pic:blipFill>
+                  <pic:spPr>
+                    <a:xfrm>
+                      <a:off x="0" y="0"/>
+                      <a:ext cx="2572109" cy="1991003"/>
+                    </a:xfrm>
+                    <a:prstGeom prst="rect">
+                      <a:avLst/>
+                    </a:prstGeom>
+                  </pic:spPr>
+                </pic:pic>
+              </a:graphicData>
+            </a:graphic>
+          </wp:inline>
+        </w:drawing>
+      </w:r>
+    </w:p>
+    <w:p>
+      <w:pPr>
+        <w:jc w:val="both"/>
+        <w:rPr>
+          <w:b/>
+          <w:bCs/>
+        </w:rPr>
+      </w:pPr>
+      <w:r>
+        <w:rPr>
+          <w:b/>
+          <w:bCs/>
+        </w:rPr>
+        <w:t>9.</w:t>
+      </w:r>
+      <w:r>
+        <w:rPr>
+          <w:b/>
+          <w:bCs/>
+        </w:rPr>
+        <w:t xml:space="preserve"> </w:t>
+      </w:r>
+      <w:r>
+        <w:rPr>
+          <w:b/>
+          <w:bCs/>
+        </w:rPr>
+        <w:t>Crea un script que intente crear un directorio llamado test_dir en / Usando</w:t>
+      </w:r>
+      <w:r>
+        <w:rPr>
+          <w:b/>
+          <w:bCs/>
+        </w:rPr>
+        <w:t xml:space="preserve"> </w:t>
+      </w:r>
+      <w:r>
+        <w:rPr>
+          <w:b/>
+          <w:bCs/>
+        </w:rPr>
+        <w:t>el código de salida (.$? ), el script debe informar si tuvo éxito o si falló por un problema de permisos.</w:t>
+      </w:r>
+    </w:p>
+    <w:p>
+      <w:pPr>
+        <w:jc w:val="both"/>
+        <w:rPr>
+          <w:b/>
+          <w:bCs/>
+        </w:rPr>
+      </w:pPr>
+      <w:r>
+        <w:rPr>
+          <w:b/>
+          <w:bCs/>
+        </w:rPr>
+        <w:drawing>
+          <wp:inline distT="0" distB="0" distL="0" distR="0" wp14:anchorId="5D4A3F5C" wp14:editId="790C66C6">
+            <wp:extent cx="3629532" cy="657317"/>
+            <wp:effectExtent l="0" t="0" r="0" b="9525"/>
+            <wp:docPr id="904698301" name="Imagen 1" descr="Texto&#10;&#10;El contenido generado por IA puede ser incorrecto."/>
+            <wp:cNvGraphicFramePr>
+              <a:graphicFrameLocks xmlns:a="http://schemas.openxmlformats.org/drawingml/2006/main" noChangeAspect="1"/>
+            </wp:cNvGraphicFramePr>
+            <a:graphic xmlns:a="http://schemas.openxmlformats.org/drawingml/2006/main">
+              <a:graphicData uri="http://schemas.openxmlformats.org/drawingml/2006/picture">
+                <pic:pic xmlns:pic="http://schemas.openxmlformats.org/drawingml/2006/picture">
+                  <pic:nvPicPr>
+                    <pic:cNvPr id="904698301" name="Imagen 1" descr="Texto&#10;&#10;El contenido generado por IA puede ser incorrecto."/>
+                    <pic:cNvPicPr/>
+                  </pic:nvPicPr>
+                  <pic:blipFill>
+                    <a:blip r:embed="rId82"/>
+                    <a:stretch>
+                      <a:fillRect/>
+                    </a:stretch>
+                  </pic:blipFill>
+                  <pic:spPr>
+                    <a:xfrm>
+                      <a:off x="0" y="0"/>
+                      <a:ext cx="3629532" cy="657317"/>
+                    </a:xfrm>
+                    <a:prstGeom prst="rect">
+                      <a:avLst/>
+                    </a:prstGeom>
+                  </pic:spPr>
+                </pic:pic>
+              </a:graphicData>
+            </a:graphic>
+          </wp:inline>
+        </w:drawing>
+      </w:r>
+    </w:p>
+    <w:p>
+      <w:pPr>
+        <w:jc w:val="both"/>
+        <w:rPr>
+          <w:b/>
+          <w:bCs/>
+        </w:rPr>
+      </w:pPr>
+      <w:r>
+        <w:rPr>
+          <w:b/>
+          <w:bCs/>
+        </w:rPr>
+        <w:drawing>
+          <wp:inline distT="0" distB="0" distL="0" distR="0" wp14:anchorId="49E82C79" wp14:editId="516F8A8D">
+            <wp:extent cx="2876951" cy="1743318"/>
+            <wp:effectExtent l="0" t="0" r="0" b="9525"/>
+            <wp:docPr id="1895930084" name="Imagen 1" descr="Texto&#10;&#10;El contenido generado por IA puede ser incorrecto."/>
+            <wp:cNvGraphicFramePr>
+              <a:graphicFrameLocks xmlns:a="http://schemas.openxmlformats.org/drawingml/2006/main" noChangeAspect="1"/>
+            </wp:cNvGraphicFramePr>
+            <a:graphic xmlns:a="http://schemas.openxmlformats.org/drawingml/2006/main">
+              <a:graphicData uri="http://schemas.openxmlformats.org/drawingml/2006/picture">
+                <pic:pic xmlns:pic="http://schemas.openxmlformats.org/drawingml/2006/picture">
+                  <pic:nvPicPr>
+                    <pic:cNvPr id="1895930084" name="Imagen 1" descr="Texto&#10;&#10;El contenido generado por IA puede ser incorrecto."/>
+                    <pic:cNvPicPr/>
+                  </pic:nvPicPr>
+                  <pic:blipFill>
+                    <a:blip r:embed="rId83"/>
+                    <a:stretch>
+                      <a:fillRect/>
+                    </a:stretch>
+                  </pic:blipFill>
+                  <pic:spPr>
+                    <a:xfrm>
+                      <a:off x="0" y="0"/>
+                      <a:ext cx="2876951" cy="1743318"/>
+                    </a:xfrm>
+                    <a:prstGeom prst="rect">
+                      <a:avLst/>
+                    </a:prstGeom>
+                  </pic:spPr>
+                </pic:pic>
+              </a:graphicData>
+            </a:graphic>
+          </wp:inline>
+        </w:drawing>
+      </w:r>
+    </w:p>
+    <w:p>
+      <w:pPr>
+        <w:jc w:val="both"/>
+        <w:rPr>
+          <w:b/>
+          <w:bCs/>
+        </w:rPr>
+      </w:pPr>
+      <w:r>
+        <w:rPr>
+          <w:b/>
+          <w:bCs/>
+        </w:rPr>
+        <w:t xml:space="preserve">10. </w:t>
+      </w:r>
+      <w:r>
+        <w:rPr>
+          <w:b/>
+          <w:bCs/>
+        </w:rPr>
+        <w:t>Escribe un script que reciba cualquier número de argumentos. El script debe iterar sobre ellos y solo imprimir aquellos que sean números mayores que 10.</w:t>
+      </w:r>
+    </w:p>
+    <w:p>
+      <w:pPr>
+        <w:jc w:val="both"/>
+        <w:rPr>
+          <w:b/>
+          <w:bCs/>
+        </w:rPr>
+      </w:pPr>
+      <w:r>
+        <w:rPr>
+          <w:b/>
+          <w:bCs/>
+        </w:rPr>
+        <w:drawing>
+          <wp:inline distT="0" distB="0" distL="0" distR="0" wp14:anchorId="026BC643" wp14:editId="01B42059">
+            <wp:extent cx="4429743" cy="1228896"/>
+            <wp:effectExtent l="0" t="0" r="9525" b="9525"/>
+            <wp:docPr id="398628027" name="Imagen 1" descr="Texto&#10;&#10;El contenido generado por IA puede ser incorrecto."/>
+            <wp:cNvGraphicFramePr>
+              <a:graphicFrameLocks xmlns:a="http://schemas.openxmlformats.org/drawingml/2006/main" noChangeAspect="1"/>
+            </wp:cNvGraphicFramePr>
+            <a:graphic xmlns:a="http://schemas.openxmlformats.org/drawingml/2006/main">
+              <a:graphicData uri="http://schemas.openxmlformats.org/drawingml/2006/picture">
+                <pic:pic xmlns:pic="http://schemas.openxmlformats.org/drawingml/2006/picture">
+                  <pic:nvPicPr>
+                    <pic:cNvPr id="398628027" name="Imagen 1" descr="Texto&#10;&#10;El contenido generado por IA puede ser incorrecto."/>
+                    <pic:cNvPicPr/>
+                  </pic:nvPicPr>
+                  <pic:blipFill>
+                    <a:blip r:embed="rId84"/>
+                    <a:stretch>
+                      <a:fillRect/>
+                    </a:stretch>
+                  </pic:blipFill>
+                  <pic:spPr>
+                    <a:xfrm>
+                      <a:off x="0" y="0"/>
+                      <a:ext cx="4429743" cy="1228896"/>
+                    </a:xfrm>
+                    <a:prstGeom prst="rect">
+                      <a:avLst/>
+                    </a:prstGeom>
+                  </pic:spPr>
+                </pic:pic>
+              </a:graphicData>
+            </a:graphic>
+          </wp:inline>
+        </w:drawing>
+      </w:r>
+    </w:p>
+    <w:p>
+      <w:pPr>
+        <w:jc w:val="both"/>
+        <w:rPr>
+          <w:b/>
+          <w:bCs/>
+        </w:rPr>
+      </w:pPr>
+      <w:r>
+        <w:rPr>
+          <w:b/>
+          <w:bCs/>
+        </w:rPr>
+        <w:lastRenderedPageBreak/>
+        <w:drawing>
+          <wp:inline distT="0" distB="0" distL="0" distR="0" wp14:anchorId="0B043BBD" wp14:editId="59D89BBB">
+            <wp:extent cx="2362530" cy="1543265"/>
+            <wp:effectExtent l="0" t="0" r="0" b="0"/>
+            <wp:docPr id="1482423543" name="Imagen 1" descr="Texto&#10;&#10;El contenido generado por IA puede ser incorrecto."/>
+            <wp:cNvGraphicFramePr>
+              <a:graphicFrameLocks xmlns:a="http://schemas.openxmlformats.org/drawingml/2006/main" noChangeAspect="1"/>
+            </wp:cNvGraphicFramePr>
+            <a:graphic xmlns:a="http://schemas.openxmlformats.org/drawingml/2006/main">
+              <a:graphicData uri="http://schemas.openxmlformats.org/drawingml/2006/picture">
+                <pic:pic xmlns:pic="http://schemas.openxmlformats.org/drawingml/2006/picture">
+                  <pic:nvPicPr>
+                    <pic:cNvPr id="1482423543" name="Imagen 1" descr="Texto&#10;&#10;El contenido generado por IA puede ser incorrecto."/>
+                    <pic:cNvPicPr/>
+                  </pic:nvPicPr>
+                  <pic:blipFill>
+                    <a:blip r:embed="rId85"/>
+                    <a:stretch>
+                      <a:fillRect/>
+                    </a:stretch>
+                  </pic:blipFill>
+                  <pic:spPr>
+                    <a:xfrm>
+                      <a:off x="0" y="0"/>
+                      <a:ext cx="2362530" cy="1543265"/>
+                    </a:xfrm>
+                    <a:prstGeom prst="rect">
+                      <a:avLst/>
+                    </a:prstGeom>
+                  </pic:spPr>
+                </pic:pic>
+              </a:graphicData>
+            </a:graphic>
+          </wp:inline>
+        </w:drawing>
+      </w:r>
+    </w:p>
+    <w:p>
+      <w:pPr>
+        <w:jc w:val="both"/>
+        <w:rPr>
+          <w:b/>
+          <w:bCs/>
+        </w:rPr>
+      </w:pPr>
+    </w:p>
+    <w:p>
+      <w:pPr>
+        <w:jc w:val="both"/>
+        <w:rPr>
+          <w:b/>
+          <w:bCs/>
+        </w:rPr>
+      </w:pPr>
+    </w:p>
+    <w:p>
+      <w:pPr>
+        <w:jc w:val="both"/>
+      </w:pPr>
+    </w:p>
+    <w:p>
+      <w:pPr>
+        <w:ind w:left="708"/>
+        <w:jc w:val="both"/>
+        <w:rPr>
+          <w:b/>
+          <w:bCs/>
+        </w:rPr>
+      </w:pPr>
+    </w:p>
+    <w:p>
+      <w:pPr>
+        <w:ind w:left="1410"/>
+        <w:jc w:val="both"/>
+      </w:pPr>
+    </w:p>
+    <w:p>
+      <w:pPr>
+        <w:ind w:left="750"/>
+        <w:jc w:val="both"/>
+        <w:rPr>
+          <w:b/>
+          <w:bCs/>
+        </w:rPr>
+      </w:pPr>
+    </w:p>
+    <w:p>
+      <w:pPr>
+        <w:ind w:left="708" w:firstLine="3"/>
+        <w:jc w:val="both"/>
+        <w:rPr>
+          <w:b/>
+          <w:bCs/>
+        </w:rPr>
+      </w:pPr>
+    </w:p>
+    <w:p>
+      <w:pPr>
+        <w:ind w:left="708" w:firstLine="3"/>
+        <w:jc w:val="both"/>
+        <w:rPr>
+          <w:b/>
+          <w:bCs/>
+        </w:rPr>
+      </w:pPr>
+      <w:r>
+        <w:rPr>
+          <w:b/>
+          <w:bCs/>
+        </w:rPr>
+        <w:tab/>
+      </w:r>
+    </w:p>
+    <w:p>
+      <w:pPr>
+        <w:ind w:left="705"/>
+        <w:jc w:val="both"/>
+      </w:pPr>
+    </w:p>
+    <w:p>
+      <w:pPr>
+        <w:ind w:left="705"/>
+        <w:jc w:val="both"/>
+        <w:rPr>
+          <w:b/>
+          <w:bCs/>
+        </w:rPr>
+      </w:pPr>
+    </w:p>
+    <w:p>
+      <w:pPr>
+        <w:ind w:left="705"/>
+        <w:jc w:val="both"/>
+        <w:rPr>
+          <w:b/>
+          <w:bCs/>
+        </w:rPr>
+      </w:pPr>
+    </w:p>
+    <w:p>
+      <w:pPr>
+        <w:ind w:left="705"/>
+      </w:pPr>
+    </w:p>
+    <w:p>
+      <w:pPr>
+        <w:ind w:left="705"/>
+      </w:pPr>
+    </w:p>
+    <w:p>
+      <w:pPr>
+        <w:ind w:left="705"/>
+      </w:pPr>
+    </w:p>
     <w:sectPr>
       <w:pgSz w:w="11906" w:h="16838"/>
       <w:pgMar w:top="1417" w:right="1701" w:bottom="1417" w:left="1701" w:header="708" w:footer="708" w:gutter="0"/>
